--- a/CET46/手改版.docx
+++ b/CET46/手改版.docx
@@ -4,7 +4,7 @@
   <w:body>
     <w:p>
       <w:pPr>
-        <w:pStyle w:val="affffff7"/>
+        <w:pStyle w:val="affffff8"/>
         <w:ind w:firstLine="640"/>
         <w:jc w:val="right"/>
         <w:rPr>
@@ -1588,12 +1588,7 @@
     </w:p>
     <w:p>
       <w:pPr>
-        <w:widowControl/>
-        <w:jc w:val="left"/>
-        <w:rPr>
-          <w:sz w:val="28"/>
-          <w:szCs w:val="28"/>
-        </w:rPr>
+        <w:pStyle w:val="afffffffb"/>
       </w:pPr>
     </w:p>
     <w:p>
@@ -4622,157 +4617,3470 @@
     </w:p>
     <w:p>
       <w:pPr>
-        <w:spacing w:line="360" w:lineRule="auto"/>
-        <w:rPr>
-          <w:b/>
-          <w:sz w:val="28"/>
-          <w:szCs w:val="28"/>
-        </w:rPr>
+        <w:pStyle w:val="1"/>
       </w:pPr>
       <w:r>
-        <w:rPr>
-          <w:b/>
-          <w:sz w:val="28"/>
-          <w:szCs w:val="28"/>
-        </w:rPr>
         <w:t xml:space="preserve">1  </w:t>
       </w:r>
       <w:r>
-        <w:rPr>
-          <w:b/>
-          <w:sz w:val="28"/>
-          <w:szCs w:val="28"/>
-        </w:rPr>
         <w:t>引言</w:t>
       </w:r>
     </w:p>
     <w:p>
       <w:pPr>
-        <w:spacing w:line="360" w:lineRule="auto"/>
-        <w:rPr>
-          <w:b/>
-          <w:sz w:val="24"/>
-        </w:rPr>
+        <w:pStyle w:val="2"/>
       </w:pPr>
       <w:r>
-        <w:rPr>
-          <w:b/>
-          <w:sz w:val="24"/>
-        </w:rPr>
         <w:t>1.</w:t>
       </w:r>
       <w:r>
         <w:rPr>
           <w:rFonts w:hint="eastAsia"/>
-          <w:b/>
-          <w:sz w:val="24"/>
         </w:rPr>
         <w:t>1</w:t>
       </w:r>
       <w:r>
-        <w:rPr>
-          <w:b/>
-          <w:sz w:val="24"/>
-        </w:rPr>
         <w:t xml:space="preserve">  </w:t>
       </w:r>
       <w:r>
         <w:rPr>
           <w:rFonts w:hint="eastAsia"/>
-          <w:b/>
-          <w:sz w:val="24"/>
         </w:rPr>
         <w:t>项目</w:t>
       </w:r>
       <w:r>
-        <w:rPr>
-          <w:b/>
-          <w:sz w:val="24"/>
-        </w:rPr>
         <w:t>背景</w:t>
       </w:r>
     </w:p>
     <w:p>
       <w:pPr>
-        <w:ind w:firstLineChars="200" w:firstLine="420"/>
-        <w:rPr>
-          <w:color w:val="FF0000"/>
-          <w:kern w:val="0"/>
-          <w:szCs w:val="20"/>
+        <w:pStyle w:val="afffffff9"/>
+        <w:ind w:firstLine="420"/>
+        <w:rPr>
+          <w:rFonts w:hint="eastAsia"/>
         </w:rPr>
       </w:pPr>
-      <w:r>
-        <w:rPr>
-          <w:rFonts w:hint="eastAsia"/>
-          <w:kern w:val="0"/>
-          <w:szCs w:val="20"/>
-        </w:rPr>
-        <w:t>简述项目的来源和背景情况，说明已进行的前期工作及决策过程以及该软件系统同其它系统的关系。说明本项目的定位和作用。</w:t>
-      </w:r>
-      <w:r>
-        <w:rPr>
-          <w:rFonts w:hint="eastAsia"/>
-          <w:color w:val="FF0000"/>
-          <w:kern w:val="0"/>
-          <w:szCs w:val="20"/>
-        </w:rPr>
-        <w:t>详细说明</w:t>
-      </w:r>
-      <w:r>
-        <w:rPr>
-          <w:rFonts w:hint="eastAsia"/>
-          <w:color w:val="FF0000"/>
-          <w:kern w:val="0"/>
-          <w:szCs w:val="20"/>
-        </w:rPr>
-        <w:t>系统</w:t>
-      </w:r>
-      <w:r>
-        <w:rPr>
-          <w:rFonts w:hint="eastAsia"/>
-          <w:color w:val="FF0000"/>
-          <w:kern w:val="0"/>
-          <w:szCs w:val="20"/>
-        </w:rPr>
-        <w:t>如何切合主题，符合项目要求。</w:t>
+      <w:proofErr w:type="spellStart"/>
+      <w:r>
+        <w:t>EpistemeHub</w:t>
+      </w:r>
+      <w:proofErr w:type="spellEnd"/>
+      <w:r>
+        <w:t>智慧学习平台是面向高校课程学习、在线练习、实验</w:t>
+      </w:r>
+      <w:proofErr w:type="gramStart"/>
+      <w:r>
+        <w:t>实训与学习过程</w:t>
+      </w:r>
+      <w:proofErr w:type="gramEnd"/>
+      <w:r>
+        <w:t>管理的一体化</w:t>
+      </w:r>
+      <w:r>
+        <w:t>Web</w:t>
+      </w:r>
+      <w:r>
+        <w:t>应用</w:t>
+      </w:r>
+      <w:r>
+        <w:rPr>
+          <w:rFonts w:hint="eastAsia"/>
+        </w:rPr>
+        <w:t>项目</w:t>
+      </w:r>
+      <w:r>
+        <w:t>。</w:t>
+      </w:r>
+      <w:r>
+        <w:rPr>
+          <w:rFonts w:hint="eastAsia"/>
+        </w:rPr>
+        <w:t>项目主题围绕“趣味化学习网站</w:t>
+      </w:r>
+      <w:r>
+        <w:rPr>
+          <w:rFonts w:hint="eastAsia"/>
+        </w:rPr>
+        <w:t>/</w:t>
+      </w:r>
+      <w:r>
+        <w:rPr>
+          <w:rFonts w:hint="eastAsia"/>
+        </w:rPr>
+        <w:t>智慧学习平台”展开。随着高校课程资源、在线题库、编程训练和虚拟仿真实验逐渐向线上迁移，传统学习平台虽然能够提供课程浏览、资料下载和视频学习等基础功能，但在学习过程反馈、知识具象化展示、持续学习激励和综合实践训练方面仍存在不足。基于这一背景，本项目设计并实现</w:t>
+      </w:r>
+      <w:proofErr w:type="spellStart"/>
+      <w:r>
+        <w:rPr>
+          <w:rFonts w:hint="eastAsia"/>
+        </w:rPr>
+        <w:t>EpistemeHub</w:t>
+      </w:r>
+      <w:proofErr w:type="spellEnd"/>
+      <w:r>
+        <w:rPr>
+          <w:rFonts w:hint="eastAsia"/>
+        </w:rPr>
+        <w:t>智慧学习平台，尝试将在线学堂、题库练习、</w:t>
+      </w:r>
+      <w:r>
+        <w:rPr>
+          <w:rFonts w:hint="eastAsia"/>
+        </w:rPr>
+        <w:t>OJ</w:t>
+      </w:r>
+      <w:r>
+        <w:rPr>
+          <w:rFonts w:hint="eastAsia"/>
+        </w:rPr>
+        <w:t>编程、虚拟仿真、算法可视化、学习游戏、</w:t>
+      </w:r>
+      <w:r>
+        <w:rPr>
+          <w:rFonts w:hint="eastAsia"/>
+        </w:rPr>
+        <w:t>AI</w:t>
+      </w:r>
+      <w:r>
+        <w:rPr>
+          <w:rFonts w:hint="eastAsia"/>
+        </w:rPr>
+        <w:t>宠物和金币兑换等功能整合到统一系统中。</w:t>
       </w:r>
     </w:p>
     <w:p>
       <w:pPr>
-        <w:spacing w:line="360" w:lineRule="auto"/>
-        <w:rPr>
-          <w:b/>
-          <w:sz w:val="24"/>
+        <w:pStyle w:val="afffffff9"/>
+        <w:ind w:firstLine="420"/>
+        <w:rPr>
+          <w:rFonts w:hint="eastAsia"/>
         </w:rPr>
       </w:pPr>
       <w:r>
         <w:rPr>
-          <w:b/>
-          <w:sz w:val="24"/>
-        </w:rPr>
+          <w:rFonts w:hint="eastAsia"/>
+        </w:rPr>
+        <w:t>在项目正式开发前，已对中国大学</w:t>
+      </w:r>
+      <w:r>
+        <w:rPr>
+          <w:rFonts w:hint="eastAsia"/>
+        </w:rPr>
+        <w:t>MOOC</w:t>
+      </w:r>
+      <w:r>
+        <w:rPr>
+          <w:rFonts w:hint="eastAsia"/>
+        </w:rPr>
+        <w:t>、</w:t>
+      </w:r>
+      <w:proofErr w:type="spellStart"/>
+      <w:r>
+        <w:rPr>
+          <w:rFonts w:hint="eastAsia"/>
+        </w:rPr>
+        <w:t>examcoo</w:t>
+      </w:r>
+      <w:proofErr w:type="spellEnd"/>
+      <w:r>
+        <w:rPr>
+          <w:rFonts w:hint="eastAsia"/>
+        </w:rPr>
+        <w:t>考试题库系统、</w:t>
+      </w:r>
+      <w:proofErr w:type="spellStart"/>
+      <w:r>
+        <w:rPr>
+          <w:rFonts w:hint="eastAsia"/>
+        </w:rPr>
+        <w:t>LeetCode</w:t>
+      </w:r>
+      <w:proofErr w:type="spellEnd"/>
+      <w:r>
+        <w:rPr>
+          <w:rFonts w:hint="eastAsia"/>
+        </w:rPr>
+        <w:t>在线评测平台以及部分虚拟仿真实验平台进行了功能调研。调研发现，在线课程平台在课程资源展示方面较为成熟，题库系统在练习与错题管理方面具有优势，</w:t>
+      </w:r>
+      <w:r>
+        <w:rPr>
+          <w:rFonts w:hint="eastAsia"/>
+        </w:rPr>
+        <w:t>OJ</w:t>
+      </w:r>
+      <w:r>
+        <w:rPr>
+          <w:rFonts w:hint="eastAsia"/>
+        </w:rPr>
+        <w:t>平台适合编程能力训练，虚拟仿真平台能够增强抽象知识的直观性，但这些系统通常服务于单一学习场景，缺少统一的学习画像、过程记录和趣味激励机制。因此，本项目在决策过程中没有选择开发单一课程网站，而是确定建设一个综合型、趣味化、可持续激励的学习平台。</w:t>
+      </w:r>
+    </w:p>
+    <w:p>
+      <w:pPr>
+        <w:pStyle w:val="afffffff9"/>
+        <w:ind w:firstLine="420"/>
+        <w:rPr>
+          <w:rFonts w:hint="eastAsia"/>
+        </w:rPr>
+      </w:pPr>
+      <w:r>
+        <w:rPr>
+          <w:rFonts w:hint="eastAsia"/>
+        </w:rPr>
+        <w:t>从与其它系统的关系看，本项目并不是对某一类已有系统的简单复制或替代，而是在吸收在线课程平台、题库系统、</w:t>
+      </w:r>
+      <w:r>
+        <w:rPr>
+          <w:rFonts w:hint="eastAsia"/>
+        </w:rPr>
+        <w:t>OJ</w:t>
+      </w:r>
+      <w:r>
+        <w:rPr>
+          <w:rFonts w:hint="eastAsia"/>
+        </w:rPr>
+        <w:t>系统和虚拟仿真实验平台优点的基础上进行融合设计。系统通过统一用户体系、学习记录体系和金币激励体系，将课程学习、题库训练、编程评测、实验仿真和游戏化练习连接起来，使学习者在不同模块中的学习行为能够被持续记录、反馈和激励。</w:t>
+      </w:r>
+    </w:p>
+    <w:p>
+      <w:pPr>
+        <w:pStyle w:val="afffffff9"/>
+        <w:ind w:firstLine="420"/>
+        <w:rPr>
+          <w:rFonts w:hint="eastAsia"/>
+        </w:rPr>
+      </w:pPr>
+      <w:r>
+        <w:rPr>
+          <w:rFonts w:hint="eastAsia"/>
+        </w:rPr>
+        <w:t>从系统定位看，</w:t>
+      </w:r>
+      <w:proofErr w:type="spellStart"/>
+      <w:r>
+        <w:rPr>
+          <w:rFonts w:hint="eastAsia"/>
+        </w:rPr>
+        <w:t>EpistemeHub</w:t>
+      </w:r>
+      <w:proofErr w:type="spellEnd"/>
+      <w:r>
+        <w:rPr>
+          <w:rFonts w:hint="eastAsia"/>
+        </w:rPr>
+        <w:t>智慧学习平台定位为面向高校学习场景的综合型学习服务平台。系统前端采用</w:t>
+      </w:r>
+      <w:r>
+        <w:rPr>
+          <w:rFonts w:hint="eastAsia"/>
+        </w:rPr>
+        <w:t>Vue 3</w:t>
+      </w:r>
+      <w:r>
+        <w:rPr>
+          <w:rFonts w:hint="eastAsia"/>
+        </w:rPr>
+        <w:t>与</w:t>
+      </w:r>
+      <w:r>
+        <w:rPr>
+          <w:rFonts w:hint="eastAsia"/>
+        </w:rPr>
+        <w:t>Vite</w:t>
+      </w:r>
+      <w:r>
+        <w:rPr>
+          <w:rFonts w:hint="eastAsia"/>
+        </w:rPr>
+        <w:t>构建交互界面，后端采用</w:t>
+      </w:r>
+      <w:r>
+        <w:rPr>
+          <w:rFonts w:hint="eastAsia"/>
+        </w:rPr>
+        <w:t>Spring Boot</w:t>
+      </w:r>
+      <w:r>
+        <w:rPr>
+          <w:rFonts w:hint="eastAsia"/>
+        </w:rPr>
+        <w:t>提供</w:t>
+      </w:r>
+      <w:r>
+        <w:rPr>
+          <w:rFonts w:hint="eastAsia"/>
+        </w:rPr>
+        <w:t>REST API</w:t>
+      </w:r>
+      <w:r>
+        <w:rPr>
+          <w:rFonts w:hint="eastAsia"/>
+        </w:rPr>
+        <w:t>，数据库使用</w:t>
+      </w:r>
+      <w:r>
+        <w:rPr>
+          <w:rFonts w:hint="eastAsia"/>
+        </w:rPr>
+        <w:t>MySQL</w:t>
+      </w:r>
+      <w:r>
+        <w:rPr>
+          <w:rFonts w:hint="eastAsia"/>
+        </w:rPr>
+        <w:t>和</w:t>
+      </w:r>
+      <w:r>
+        <w:rPr>
+          <w:rFonts w:hint="eastAsia"/>
+        </w:rPr>
+        <w:t>Flyway</w:t>
+      </w:r>
+      <w:r>
+        <w:rPr>
+          <w:rFonts w:hint="eastAsia"/>
+        </w:rPr>
+        <w:t>管理用户、课程、题库、作业考试、</w:t>
+      </w:r>
+      <w:r>
+        <w:rPr>
+          <w:rFonts w:hint="eastAsia"/>
+        </w:rPr>
+        <w:t>OJ</w:t>
+      </w:r>
+      <w:r>
+        <w:rPr>
+          <w:rFonts w:hint="eastAsia"/>
+        </w:rPr>
+        <w:t>提交、实验记录、金币奖励和兑换记录等数据。平台的作用不仅是提供学习资源入口，更重要的是通过</w:t>
+      </w:r>
+      <w:r>
+        <w:rPr>
+          <w:rFonts w:hint="eastAsia"/>
+        </w:rPr>
+        <w:t>AI</w:t>
+      </w:r>
+      <w:r>
+        <w:rPr>
+          <w:rFonts w:hint="eastAsia"/>
+        </w:rPr>
+        <w:t>宠物陪伴、虚拟仿真、算法可视化、学习游戏和金币兑换中心提升学习过程的趣味性、实践性和持续性。</w:t>
+      </w:r>
+    </w:p>
+    <w:p>
+      <w:pPr>
+        <w:pStyle w:val="afffffff9"/>
+        <w:ind w:firstLine="420"/>
+        <w:rPr>
+          <w:rFonts w:hint="eastAsia"/>
+        </w:rPr>
+      </w:pPr>
+      <w:r>
+        <w:rPr>
+          <w:rFonts w:hint="eastAsia"/>
+        </w:rPr>
+        <w:t>本项目与课程设计主题具有较强的一致性。系统围绕“让学生愿意学、乐于学、持续学”的目标，将知识学习、实践训练、学习反馈和激励机制结合起来，形成“资源聚合—学习训练—过程记录—反馈奖励—持续激励”的学习闭环。该设计既满足网站项目开发对前后端交互、数据库设计、模块化功能和系统展示的基本要求，也体现了趣味化学习平台在用户体验和学习动力方面的建设意义。</w:t>
+      </w:r>
+    </w:p>
+    <w:p>
+      <w:pPr>
+        <w:pStyle w:val="2"/>
+      </w:pPr>
+      <w:r>
         <w:t>1.</w:t>
       </w:r>
       <w:r>
         <w:rPr>
           <w:rFonts w:hint="eastAsia"/>
-          <w:b/>
-          <w:sz w:val="24"/>
         </w:rPr>
         <w:t>2</w:t>
       </w:r>
       <w:r>
-        <w:rPr>
-          <w:b/>
-          <w:sz w:val="24"/>
-        </w:rPr>
         <w:t xml:space="preserve">  </w:t>
       </w:r>
       <w:r>
-        <w:rPr>
-          <w:b/>
-          <w:sz w:val="24"/>
-        </w:rPr>
         <w:t>术语和缩写词</w:t>
+      </w:r>
+    </w:p>
+    <w:p>
+      <w:pPr>
+        <w:ind w:firstLine="420"/>
+        <w:jc w:val="left"/>
+      </w:pPr>
+      <w:r>
+        <w:t>本节列出报告和系统实现中出现频率较高的专有词汇、缩略语及其含义，便于后续章节统一表述。</w:t>
+      </w:r>
+    </w:p>
+    <w:p>
+      <w:pPr>
+        <w:pStyle w:val="28"/>
+      </w:pPr>
+      <w:proofErr w:type="spellStart"/>
+      <w:r>
+        <w:t>StudyPlatform</w:t>
+      </w:r>
+      <w:proofErr w:type="spellEnd"/>
+      <w:r>
+        <w:t>：本项目名称，指集课程学习、练习训练、实验实训和后台管理于一体的智慧学习平台。</w:t>
+      </w:r>
+    </w:p>
+    <w:p>
+      <w:pPr>
+        <w:pStyle w:val="28"/>
+      </w:pPr>
+      <w:proofErr w:type="spellStart"/>
+      <w:r>
+        <w:t>EpistemeHub</w:t>
+      </w:r>
+      <w:proofErr w:type="spellEnd"/>
+      <w:r>
+        <w:t>：前端页面中使用的平台品牌名称，意为</w:t>
+      </w:r>
+      <w:r>
+        <w:t xml:space="preserve"> “</w:t>
+      </w:r>
+      <w:r>
+        <w:t>真知汇聚中心</w:t>
+      </w:r>
+      <w:r>
+        <w:t>”</w:t>
+      </w:r>
+      <w:r>
+        <w:t>，代表面向多类学</w:t>
+      </w:r>
+      <w:r>
+        <w:lastRenderedPageBreak/>
+        <w:t>习场景的统一学习入口。</w:t>
+      </w:r>
+    </w:p>
+    <w:p>
+      <w:pPr>
+        <w:pStyle w:val="28"/>
+      </w:pPr>
+      <w:r>
+        <w:t>在线学堂：系统中的核心学习模块，包含课程浏览、课程详情、我的课程、作业、考试、题库和精品教材等功能。</w:t>
+      </w:r>
+    </w:p>
+    <w:p>
+      <w:pPr>
+        <w:pStyle w:val="28"/>
+      </w:pPr>
+      <w:r>
+        <w:t>OJ</w:t>
+      </w:r>
+      <w:r>
+        <w:t>（</w:t>
+      </w:r>
+      <w:r>
+        <w:t>Online Judge</w:t>
+      </w:r>
+      <w:r>
+        <w:t>）：在线编程评测模块的缩写，用于编程题目练习、代码提交、自动编译判题与评测结果查看。</w:t>
+      </w:r>
+    </w:p>
+    <w:p>
+      <w:pPr>
+        <w:pStyle w:val="28"/>
+      </w:pPr>
+      <w:r>
+        <w:t>学习画像：系统根据学习时长、答题记录、近期活动等多维</w:t>
+      </w:r>
+      <w:proofErr w:type="gramStart"/>
+      <w:r>
+        <w:t>度数据</w:t>
+      </w:r>
+      <w:proofErr w:type="gramEnd"/>
+      <w:r>
+        <w:t>聚合形成的个人学习概览，直观展示学习成果与行为特征。</w:t>
+      </w:r>
+    </w:p>
+    <w:p>
+      <w:pPr>
+        <w:pStyle w:val="28"/>
+      </w:pPr>
+      <w:r>
+        <w:t xml:space="preserve">AI </w:t>
+      </w:r>
+      <w:r>
+        <w:t>学习助手：平台提供的智能问答辅助功能，通过后端代理调用大模型服务，避免在前端暴露服务</w:t>
+      </w:r>
+      <w:r>
+        <w:t xml:space="preserve"> API </w:t>
+      </w:r>
+      <w:r>
+        <w:t>密钥。</w:t>
+      </w:r>
+    </w:p>
+    <w:p>
+      <w:pPr>
+        <w:pStyle w:val="28"/>
+      </w:pPr>
+      <w:r>
+        <w:t>番茄钟：基于番茄工作法的专注计时工具，内置在</w:t>
+      </w:r>
+      <w:r>
+        <w:t xml:space="preserve"> AI </w:t>
+      </w:r>
+      <w:r>
+        <w:t>宠物模块中，通过</w:t>
+      </w:r>
+      <w:r>
+        <w:t xml:space="preserve"> “</w:t>
+      </w:r>
+      <w:r>
+        <w:t>专注时段</w:t>
+      </w:r>
+      <w:r>
+        <w:t xml:space="preserve"> + </w:t>
+      </w:r>
+      <w:r>
+        <w:t>休息时段</w:t>
+      </w:r>
+      <w:r>
+        <w:t xml:space="preserve">” </w:t>
+      </w:r>
+      <w:r>
+        <w:t>交替模式辅助提升学习效率。</w:t>
+      </w:r>
+    </w:p>
+    <w:p>
+      <w:pPr>
+        <w:pStyle w:val="28"/>
+      </w:pPr>
+      <w:r>
+        <w:t>待办清单（</w:t>
+      </w:r>
+      <w:r>
+        <w:t>To-Do List</w:t>
+      </w:r>
+      <w:r>
+        <w:t>）：</w:t>
+      </w:r>
+      <w:r>
+        <w:t xml:space="preserve">AI </w:t>
+      </w:r>
+      <w:r>
+        <w:t>宠物内置的任务管理功能，支持创建、勾选学习任务，记录当日待完成事项。</w:t>
+      </w:r>
+    </w:p>
+    <w:p>
+      <w:pPr>
+        <w:pStyle w:val="28"/>
+      </w:pPr>
+      <w:r>
+        <w:t>Type Warrior</w:t>
+      </w:r>
+      <w:r>
+        <w:t>：英文单词打字训练类学习游戏，通过输入单词完成目标击杀，训练词汇反应速度与拼写准确度。</w:t>
+      </w:r>
+    </w:p>
+    <w:p>
+      <w:pPr>
+        <w:pStyle w:val="28"/>
+      </w:pPr>
+      <w:r>
+        <w:t>虚拟仿真实验：将抽象专业知识转化为可交互可视化场景的实验模块，本项目覆盖石油气生产仿真与测井仿真两类专业场景。</w:t>
+      </w:r>
+    </w:p>
+    <w:p>
+      <w:pPr>
+        <w:pStyle w:val="28"/>
+      </w:pPr>
+      <w:r>
+        <w:t>石油气仿真：面向石油工程领域的虚拟实验模块，涵盖</w:t>
+      </w:r>
+      <w:proofErr w:type="gramStart"/>
+      <w:r>
+        <w:t>抽油机功图展示</w:t>
+      </w:r>
+      <w:proofErr w:type="gramEnd"/>
+      <w:r>
+        <w:t>、油藏动态分析、注水开发模拟等实验场景。</w:t>
+      </w:r>
+    </w:p>
+    <w:p>
+      <w:pPr>
+        <w:pStyle w:val="28"/>
+      </w:pPr>
+      <w:r>
+        <w:t>测井仿真：模拟油气井测井数据生成与曲线展示的实验功能，支持调整测井参数并保存实验记录。</w:t>
+      </w:r>
+    </w:p>
+    <w:p>
+      <w:pPr>
+        <w:pStyle w:val="28"/>
+      </w:pPr>
+      <w:r>
+        <w:t>算法可视化：将数据结构与算法执行过程以动态图形方式呈现的学习模块，降低抽象算法与数据结构的理解门槛。</w:t>
+      </w:r>
+    </w:p>
+    <w:p>
+      <w:pPr>
+        <w:pStyle w:val="28"/>
+      </w:pPr>
+      <w:r>
+        <w:t>虚拟资产：用户通过金币兑换获得的非实体权益物品，包括宠物形象、装扮、称号、页面皮肤等。</w:t>
+      </w:r>
+    </w:p>
+    <w:p>
+      <w:pPr>
+        <w:pStyle w:val="28"/>
+      </w:pPr>
+      <w:r>
+        <w:t>学习闭环：本项目设计的</w:t>
+      </w:r>
+      <w:r>
+        <w:t xml:space="preserve"> “</w:t>
+      </w:r>
+      <w:r>
+        <w:t>知识输入</w:t>
+      </w:r>
+      <w:r>
+        <w:t xml:space="preserve"> — </w:t>
+      </w:r>
+      <w:r>
+        <w:t>练习实践</w:t>
+      </w:r>
+      <w:r>
+        <w:t xml:space="preserve"> — </w:t>
+      </w:r>
+      <w:r>
+        <w:t>反馈奖励</w:t>
+      </w:r>
+      <w:r>
+        <w:t xml:space="preserve"> — </w:t>
+      </w:r>
+      <w:r>
+        <w:t>持续激励</w:t>
+      </w:r>
+      <w:r>
+        <w:t xml:space="preserve">” </w:t>
+      </w:r>
+      <w:proofErr w:type="gramStart"/>
+      <w:r>
+        <w:t>完整学习</w:t>
+      </w:r>
+      <w:proofErr w:type="gramEnd"/>
+      <w:r>
+        <w:t>流程，实现学习动力的正向循环。</w:t>
+      </w:r>
+    </w:p>
+    <w:p>
+      <w:pPr>
+        <w:pStyle w:val="28"/>
+      </w:pPr>
+      <w:r>
+        <w:t>REST API</w:t>
+      </w:r>
+      <w:r>
+        <w:t>（</w:t>
+      </w:r>
+      <w:r>
+        <w:t>Representational State Transfer Application Programming Interface</w:t>
+      </w:r>
+      <w:r>
+        <w:t>）：表述性状态转移应用程序接口，本项目中指前后端通过</w:t>
+      </w:r>
+      <w:r>
+        <w:t xml:space="preserve"> HTTP </w:t>
+      </w:r>
+      <w:r>
+        <w:t>协议与</w:t>
+      </w:r>
+      <w:r>
+        <w:t xml:space="preserve"> JSON </w:t>
+      </w:r>
+      <w:r>
+        <w:t>格式交换数据的标准化接口方式。</w:t>
+      </w:r>
+    </w:p>
+    <w:p>
+      <w:pPr>
+        <w:pStyle w:val="28"/>
+      </w:pPr>
+      <w:r>
+        <w:t>CRUD</w:t>
+      </w:r>
+      <w:r>
+        <w:t>（</w:t>
+      </w:r>
+      <w:r>
+        <w:t>Create</w:t>
+      </w:r>
+      <w:r>
+        <w:t>、</w:t>
+      </w:r>
+      <w:r>
+        <w:t>Read</w:t>
+      </w:r>
+      <w:r>
+        <w:t>、</w:t>
+      </w:r>
+      <w:r>
+        <w:t>Update</w:t>
+      </w:r>
+      <w:r>
+        <w:t>、</w:t>
+      </w:r>
+      <w:r>
+        <w:t>Delete</w:t>
+      </w:r>
+      <w:r>
+        <w:t>）：新增、查询、修改、删除四种基础数据操作的缩写，是后台管理模块的核心基础能力。</w:t>
+      </w:r>
+    </w:p>
+    <w:p>
+      <w:pPr>
+        <w:pStyle w:val="28"/>
+      </w:pPr>
+      <w:r>
+        <w:t>DTO</w:t>
+      </w:r>
+      <w:r>
+        <w:t>（</w:t>
+      </w:r>
+      <w:r>
+        <w:t>Data Transfer Object</w:t>
+      </w:r>
+      <w:r>
+        <w:t>）：数据传输对象的缩写，用于后端接口层封装输入输出数据，隔离内部实体与对外暴露字段。</w:t>
+      </w:r>
+    </w:p>
+    <w:p>
+      <w:pPr>
+        <w:pStyle w:val="28"/>
+      </w:pPr>
+      <w:r>
+        <w:t>前后端分离：一种软件架构模式，前端页面与后端服务独立开发、部署与运维，双方通过标准化接口完成数据交互。</w:t>
+      </w:r>
+    </w:p>
+    <w:p>
+      <w:pPr>
+        <w:pStyle w:val="28"/>
+      </w:pPr>
+      <w:r>
+        <w:t>Vue 3</w:t>
+      </w:r>
+      <w:r>
+        <w:t>：渐进式前端</w:t>
+      </w:r>
+      <w:r>
+        <w:t xml:space="preserve"> JavaScript </w:t>
+      </w:r>
+      <w:r>
+        <w:t>框架，为本项目提供组件化页面开发、响应式数据管理等核心能力。</w:t>
+      </w:r>
+    </w:p>
+    <w:p>
+      <w:pPr>
+        <w:pStyle w:val="28"/>
+      </w:pPr>
+      <w:r>
+        <w:t>Vite</w:t>
+      </w:r>
+      <w:r>
+        <w:t>：新一代前端构建工具，为本项目提供</w:t>
+      </w:r>
+      <w:proofErr w:type="gramStart"/>
+      <w:r>
+        <w:t>极</w:t>
+      </w:r>
+      <w:proofErr w:type="gramEnd"/>
+      <w:r>
+        <w:t>速的开发环境启动、模块热更新与生产环境打包能力。</w:t>
+      </w:r>
+    </w:p>
+    <w:p>
+      <w:pPr>
+        <w:pStyle w:val="28"/>
+      </w:pPr>
+      <w:r>
+        <w:t>Vue Router</w:t>
+      </w:r>
+      <w:r>
+        <w:t>：</w:t>
+      </w:r>
+      <w:r>
+        <w:t xml:space="preserve">Vue.js </w:t>
+      </w:r>
+      <w:r>
+        <w:t>官方路由管理器，用于实现单页应用的页面跳转、路由嵌套与路由</w:t>
+      </w:r>
+      <w:proofErr w:type="gramStart"/>
+      <w:r>
+        <w:t>元信息</w:t>
+      </w:r>
+      <w:proofErr w:type="gramEnd"/>
+      <w:r>
+        <w:t>控制。</w:t>
+      </w:r>
+    </w:p>
+    <w:p>
+      <w:pPr>
+        <w:pStyle w:val="28"/>
+      </w:pPr>
+      <w:r>
+        <w:t>Element Plus</w:t>
+      </w:r>
+      <w:r>
+        <w:t>：基于</w:t>
+      </w:r>
+      <w:r>
+        <w:t xml:space="preserve"> Vue 3 </w:t>
+      </w:r>
+      <w:r>
+        <w:t>的企业级桌面端组件库，为本项目提供统一风格的表单、表格、导航、</w:t>
+      </w:r>
+      <w:proofErr w:type="gramStart"/>
+      <w:r>
+        <w:t>弹窗等</w:t>
+      </w:r>
+      <w:proofErr w:type="gramEnd"/>
+      <w:r>
+        <w:t xml:space="preserve"> UI </w:t>
+      </w:r>
+      <w:r>
+        <w:t>组件。</w:t>
+      </w:r>
+    </w:p>
+    <w:p>
+      <w:pPr>
+        <w:pStyle w:val="28"/>
+      </w:pPr>
+      <w:r>
+        <w:lastRenderedPageBreak/>
+        <w:t>Spring Boot</w:t>
+      </w:r>
+      <w:r>
+        <w:t>：基于</w:t>
+      </w:r>
+      <w:r>
+        <w:t xml:space="preserve"> Spring </w:t>
+      </w:r>
+      <w:r>
+        <w:t>生态的</w:t>
+      </w:r>
+      <w:r>
+        <w:t xml:space="preserve"> Java </w:t>
+      </w:r>
+      <w:r>
+        <w:t>后端开发框架，用于快速构建</w:t>
+      </w:r>
+      <w:r>
+        <w:t xml:space="preserve"> RESTful </w:t>
+      </w:r>
+      <w:r>
+        <w:t>风格的业务服务与接口。</w:t>
+      </w:r>
+    </w:p>
+    <w:p>
+      <w:pPr>
+        <w:pStyle w:val="28"/>
+      </w:pPr>
+      <w:r>
+        <w:t>MySQL</w:t>
+      </w:r>
+      <w:r>
+        <w:t>：主流关系型数据库管理系统，用于持久化存储平台全部用户、课程、题库、学习记录与金币资产数据。</w:t>
+      </w:r>
+    </w:p>
+    <w:p>
+      <w:pPr>
+        <w:pStyle w:val="28"/>
+      </w:pPr>
+      <w:proofErr w:type="spellStart"/>
+      <w:r>
+        <w:t>MyBatis</w:t>
+      </w:r>
+      <w:proofErr w:type="spellEnd"/>
+      <w:r>
+        <w:t>-Plus</w:t>
+      </w:r>
+      <w:r>
+        <w:t>：基于</w:t>
+      </w:r>
+      <w:r>
+        <w:t xml:space="preserve"> </w:t>
+      </w:r>
+      <w:proofErr w:type="spellStart"/>
+      <w:r>
+        <w:t>MyBatis</w:t>
+      </w:r>
+      <w:proofErr w:type="spellEnd"/>
+      <w:r>
+        <w:t xml:space="preserve"> </w:t>
+      </w:r>
+      <w:r>
+        <w:t>的增强持久层框架，简化数据库</w:t>
+      </w:r>
+      <w:r>
+        <w:t xml:space="preserve"> CRUD </w:t>
+      </w:r>
+      <w:r>
+        <w:t>操作，提供分页查询、条件构造等常用能力。</w:t>
+      </w:r>
+    </w:p>
+    <w:p>
+      <w:pPr>
+        <w:pStyle w:val="28"/>
+      </w:pPr>
+      <w:r>
+        <w:t>Flyway</w:t>
+      </w:r>
+      <w:r>
+        <w:t>：数据库版本迁移工具，通过版本化的</w:t>
+      </w:r>
+      <w:r>
+        <w:t xml:space="preserve"> SQL </w:t>
+      </w:r>
+      <w:r>
+        <w:t>脚本管理表结构变更与初始数据，支持多人协作下的数据库一致性。</w:t>
+      </w:r>
+    </w:p>
+    <w:p>
+      <w:pPr>
+        <w:pStyle w:val="28"/>
+      </w:pPr>
+      <w:r>
+        <w:t>Judge Sandbox</w:t>
+      </w:r>
+      <w:r>
+        <w:t>：</w:t>
+      </w:r>
+      <w:proofErr w:type="gramStart"/>
+      <w:r>
+        <w:t>独立部署</w:t>
+      </w:r>
+      <w:proofErr w:type="gramEnd"/>
+      <w:r>
+        <w:t>的代码判题沙箱服务，负责接收</w:t>
+      </w:r>
+      <w:r>
+        <w:t xml:space="preserve"> OJ </w:t>
+      </w:r>
+      <w:r>
+        <w:t>模块提交的代码，完成编译、运行与用例评测并返回结果。</w:t>
+      </w:r>
+    </w:p>
+    <w:p>
+      <w:pPr>
+        <w:pStyle w:val="28"/>
+      </w:pPr>
+      <w:proofErr w:type="spellStart"/>
+      <w:r>
+        <w:t>ECharts</w:t>
+      </w:r>
+      <w:proofErr w:type="spellEnd"/>
+      <w:r>
+        <w:t>：开源数据可视化图表库，本项目中用于绘制函数图像、学习统计图表与仿真实验曲线。</w:t>
+      </w:r>
+    </w:p>
+    <w:p>
+      <w:pPr>
+        <w:pStyle w:val="28"/>
+      </w:pPr>
+      <w:r>
+        <w:t>Three.js</w:t>
+      </w:r>
+      <w:r>
+        <w:t>：基于</w:t>
+      </w:r>
+      <w:r>
+        <w:t xml:space="preserve"> WebGL </w:t>
+      </w:r>
+      <w:r>
+        <w:t>的三维图形渲染库，用于实现空间模型实验室的三维几何体交互展示与视角控制。</w:t>
+      </w:r>
+    </w:p>
+    <w:p>
+      <w:pPr>
+        <w:pStyle w:val="28"/>
+      </w:pPr>
+      <w:proofErr w:type="spellStart"/>
+      <w:r>
+        <w:t>localStorage</w:t>
+      </w:r>
+      <w:proofErr w:type="spellEnd"/>
+      <w:r>
+        <w:t>：浏览器端本地存储机制，用于在前端保存</w:t>
+      </w:r>
+      <w:r>
+        <w:t xml:space="preserve"> AI </w:t>
+      </w:r>
+      <w:r>
+        <w:t>宠物待办清单、番茄钟配置等非敏感用户数据。</w:t>
+      </w:r>
+    </w:p>
+    <w:p>
+      <w:pPr>
+        <w:pStyle w:val="28"/>
+      </w:pPr>
+      <w:proofErr w:type="gramStart"/>
+      <w:r>
+        <w:t>幂</w:t>
+      </w:r>
+      <w:proofErr w:type="gramEnd"/>
+      <w:r>
+        <w:t>等性：金币结算模块的核心设计原则，通过唯一业务标识约束，确保同一学习行为仅触发一次金币奖励，避免重复发放。</w:t>
+      </w:r>
+    </w:p>
+    <w:p>
+      <w:pPr>
+        <w:pStyle w:val="28"/>
+        <w:rPr>
+          <w:rFonts w:hint="eastAsia"/>
+        </w:rPr>
+      </w:pPr>
+      <w:r>
+        <w:t>资源聚合：将不同来源、不同类型的学习资源（在线开放课程、通识课程、</w:t>
+      </w:r>
+      <w:proofErr w:type="gramStart"/>
+      <w:r>
+        <w:t>微专业</w:t>
+      </w:r>
+      <w:proofErr w:type="gramEnd"/>
+      <w:r>
+        <w:t>课程等）纳入统一展示框架与交互逻辑的设计方式。</w:t>
+      </w:r>
+    </w:p>
+    <w:p>
+      <w:pPr>
+        <w:pStyle w:val="1"/>
+      </w:pPr>
+      <w:r>
+        <w:t xml:space="preserve">2  </w:t>
+      </w:r>
+      <w:r>
+        <w:t>项目</w:t>
+      </w:r>
+      <w:r>
+        <w:rPr>
+          <w:rFonts w:hint="eastAsia"/>
+        </w:rPr>
+        <w:t>概述</w:t>
+      </w:r>
+    </w:p>
+    <w:p>
+      <w:pPr>
+        <w:pStyle w:val="2"/>
+        <w:rPr>
+          <w:rFonts w:hint="eastAsia"/>
+        </w:rPr>
+      </w:pPr>
+      <w:r>
+        <w:rPr>
+          <w:rFonts w:hint="eastAsia"/>
+        </w:rPr>
+        <w:t xml:space="preserve">2.1 </w:t>
+      </w:r>
+      <w:r>
+        <w:t xml:space="preserve"> </w:t>
+      </w:r>
+      <w:r>
+        <w:rPr>
+          <w:rFonts w:hint="eastAsia"/>
+        </w:rPr>
+        <w:t>项目目标</w:t>
+      </w:r>
+    </w:p>
+    <w:p>
+      <w:pPr>
+        <w:pStyle w:val="afffffff9"/>
+        <w:ind w:firstLine="420"/>
+        <w:rPr>
+          <w:rFonts w:hint="eastAsia"/>
+        </w:rPr>
+      </w:pPr>
+      <w:r>
+        <w:rPr>
+          <w:rFonts w:hint="eastAsia"/>
+        </w:rPr>
+        <w:t>本项目的总体目标是建设一个面向高校学习场景的综合型智慧学习平台，围绕“课程学习、题库训练、实践实验、智能陪伴、游戏化激励和后台管理”形成完整的在线学习闭环。系统既要满足课程资源浏览、作业考试、题库练习等基础学习需求，也要通过</w:t>
+      </w:r>
+      <w:r>
+        <w:rPr>
+          <w:rFonts w:hint="eastAsia"/>
+        </w:rPr>
+        <w:t>AI</w:t>
+      </w:r>
+      <w:r>
+        <w:rPr>
+          <w:rFonts w:hint="eastAsia"/>
+        </w:rPr>
+        <w:t>宠物、虚拟仿真、算法可视化、学习游戏和金币兑换机制增强学习过程的趣味性、互动性和持续性。</w:t>
+      </w:r>
+    </w:p>
+    <w:p>
+      <w:pPr>
+        <w:pStyle w:val="afffffff9"/>
+        <w:ind w:firstLine="420"/>
+        <w:rPr>
+          <w:rFonts w:hint="eastAsia"/>
+        </w:rPr>
+      </w:pPr>
+      <w:r>
+        <w:rPr>
+          <w:rFonts w:hint="eastAsia"/>
+        </w:rPr>
+        <w:t>为便于系统建设和后续验收，项目目标细化为以下几个方面：</w:t>
+      </w:r>
+    </w:p>
+    <w:p>
+      <w:pPr>
+        <w:pStyle w:val="afffffff9"/>
+        <w:ind w:firstLine="420"/>
+        <w:rPr>
+          <w:rFonts w:hint="eastAsia"/>
+        </w:rPr>
+      </w:pPr>
+      <w:r>
+        <w:rPr>
+          <w:rFonts w:hint="eastAsia"/>
+        </w:rPr>
+        <w:t>（</w:t>
+      </w:r>
+      <w:r>
+        <w:rPr>
+          <w:rFonts w:hint="eastAsia"/>
+        </w:rPr>
+        <w:t>1</w:t>
+      </w:r>
+      <w:r>
+        <w:rPr>
+          <w:rFonts w:hint="eastAsia"/>
+        </w:rPr>
+        <w:t>）业务目标。系统应覆盖访客、学生、教师和管理员等主要角色，支持用户从注册登录、课程浏览、加入课程、完成作业考试、题库练习、实验训练、学习游戏到金币兑换的</w:t>
+      </w:r>
+      <w:proofErr w:type="gramStart"/>
+      <w:r>
+        <w:rPr>
+          <w:rFonts w:hint="eastAsia"/>
+        </w:rPr>
+        <w:t>完整学习</w:t>
+      </w:r>
+      <w:proofErr w:type="gramEnd"/>
+      <w:r>
+        <w:rPr>
+          <w:rFonts w:hint="eastAsia"/>
+        </w:rPr>
+        <w:t>流程。平台应能够把分散的课程资源、练习资源、实验资源和激励资源统一到同一用户体系下，形成连续的学习记录和成长反馈。</w:t>
+      </w:r>
+    </w:p>
+    <w:p>
+      <w:pPr>
+        <w:pStyle w:val="afffffff9"/>
+        <w:ind w:firstLine="420"/>
+        <w:rPr>
+          <w:rFonts w:hint="eastAsia"/>
+        </w:rPr>
+      </w:pPr>
+      <w:r>
+        <w:rPr>
+          <w:rFonts w:hint="eastAsia"/>
+        </w:rPr>
+        <w:t>（</w:t>
+      </w:r>
+      <w:r>
+        <w:rPr>
+          <w:rFonts w:hint="eastAsia"/>
+        </w:rPr>
+        <w:t>2</w:t>
+      </w:r>
+      <w:r>
+        <w:rPr>
+          <w:rFonts w:hint="eastAsia"/>
+        </w:rPr>
+        <w:t>）功能目标。系统应完成用户认证、在线学堂、课程详情、我的课程、作业考试、题库练习、错题收藏、</w:t>
+      </w:r>
+      <w:r>
+        <w:rPr>
+          <w:rFonts w:hint="eastAsia"/>
+        </w:rPr>
+        <w:t>OJ</w:t>
+      </w:r>
+      <w:r>
+        <w:rPr>
+          <w:rFonts w:hint="eastAsia"/>
+        </w:rPr>
+        <w:t>在线评测、虚拟仿真实验、算法可视化、学习游戏、</w:t>
+      </w:r>
+      <w:r>
+        <w:rPr>
+          <w:rFonts w:hint="eastAsia"/>
+        </w:rPr>
+        <w:t>AI</w:t>
+      </w:r>
+      <w:r>
+        <w:rPr>
+          <w:rFonts w:hint="eastAsia"/>
+        </w:rPr>
+        <w:t>宠物、金币兑换、个人主页、教师工作台和后台管理等核心功能模块。各模块应能够通过前后端接口完成数据读取、提交、修改和展示，保证主要功能可在浏览器中完整演示。</w:t>
+      </w:r>
+    </w:p>
+    <w:p>
+      <w:pPr>
+        <w:pStyle w:val="afffffff9"/>
+        <w:ind w:firstLine="420"/>
+        <w:rPr>
+          <w:rFonts w:hint="eastAsia"/>
+        </w:rPr>
+      </w:pPr>
+      <w:r>
+        <w:rPr>
+          <w:rFonts w:hint="eastAsia"/>
+        </w:rPr>
+        <w:t>（</w:t>
+      </w:r>
+      <w:r>
+        <w:rPr>
+          <w:rFonts w:hint="eastAsia"/>
+        </w:rPr>
+        <w:t>3</w:t>
+      </w:r>
+      <w:r>
+        <w:rPr>
+          <w:rFonts w:hint="eastAsia"/>
+        </w:rPr>
+        <w:t>）数据目标。系统应建立用户、课程、选课、评论、作业、考试、题库、错题、收藏、</w:t>
+      </w:r>
+      <w:r>
+        <w:rPr>
+          <w:rFonts w:hint="eastAsia"/>
+        </w:rPr>
+        <w:t>OJ</w:t>
+      </w:r>
+      <w:r>
+        <w:rPr>
+          <w:rFonts w:hint="eastAsia"/>
+        </w:rPr>
+        <w:t>题目、</w:t>
+      </w:r>
+      <w:r>
+        <w:rPr>
+          <w:rFonts w:hint="eastAsia"/>
+        </w:rPr>
+        <w:t>OJ</w:t>
+      </w:r>
+      <w:r>
+        <w:rPr>
+          <w:rFonts w:hint="eastAsia"/>
+        </w:rPr>
+        <w:t>提交、教材、订单、学习记录、金币流水、兑换商品、用户卡券、实验记录和游戏记录等核心业务数据表。数据库设计应能够支撑学习过程记录、教师课程管理、后台维护和金币激励等业务需求。</w:t>
+      </w:r>
+    </w:p>
+    <w:p>
+      <w:pPr>
+        <w:pStyle w:val="afffffff9"/>
+        <w:ind w:firstLine="420"/>
+        <w:rPr>
+          <w:rFonts w:hint="eastAsia"/>
+        </w:rPr>
+      </w:pPr>
+      <w:r>
+        <w:rPr>
+          <w:rFonts w:hint="eastAsia"/>
+        </w:rPr>
+        <w:lastRenderedPageBreak/>
+        <w:t>（</w:t>
+      </w:r>
+      <w:r>
+        <w:rPr>
+          <w:rFonts w:hint="eastAsia"/>
+        </w:rPr>
+        <w:t>4</w:t>
+      </w:r>
+      <w:r>
+        <w:rPr>
+          <w:rFonts w:hint="eastAsia"/>
+        </w:rPr>
+        <w:t>）</w:t>
+      </w:r>
+      <w:proofErr w:type="gramStart"/>
+      <w:r>
+        <w:rPr>
+          <w:rFonts w:hint="eastAsia"/>
+        </w:rPr>
+        <w:t>交互与</w:t>
+      </w:r>
+      <w:proofErr w:type="gramEnd"/>
+      <w:r>
+        <w:rPr>
+          <w:rFonts w:hint="eastAsia"/>
+        </w:rPr>
+        <w:t>体验目标。系统应提供清晰统一的前端页面和导航结构，使学生能够快速进入课程学习、题库练习、实验训练和兑换中心；教师能够完成课程管理、作业布置和信箱处理；管理员能够维护用户、课程、题库、</w:t>
+      </w:r>
+      <w:r>
+        <w:rPr>
+          <w:rFonts w:hint="eastAsia"/>
+        </w:rPr>
+        <w:t>OJ</w:t>
+      </w:r>
+      <w:r>
+        <w:rPr>
+          <w:rFonts w:hint="eastAsia"/>
+        </w:rPr>
+        <w:t>题目、评论和兑换商品等基础数据。</w:t>
+      </w:r>
+      <w:r>
+        <w:rPr>
+          <w:rFonts w:hint="eastAsia"/>
+        </w:rPr>
+        <w:t>AI</w:t>
+      </w:r>
+      <w:r>
+        <w:rPr>
+          <w:rFonts w:hint="eastAsia"/>
+        </w:rPr>
+        <w:t>宠物、学习游戏和金币兑换机制应增强平台的趣味性和持续使用意愿。</w:t>
+      </w:r>
+    </w:p>
+    <w:p>
+      <w:pPr>
+        <w:pStyle w:val="afffffff9"/>
+        <w:ind w:firstLine="420"/>
+        <w:rPr>
+          <w:rFonts w:hint="eastAsia"/>
+        </w:rPr>
+      </w:pPr>
+      <w:r>
+        <w:rPr>
+          <w:rFonts w:hint="eastAsia"/>
+        </w:rPr>
+        <w:t>（</w:t>
+      </w:r>
+      <w:r>
+        <w:rPr>
+          <w:rFonts w:hint="eastAsia"/>
+        </w:rPr>
+        <w:t>5</w:t>
+      </w:r>
+      <w:r>
+        <w:rPr>
+          <w:rFonts w:hint="eastAsia"/>
+        </w:rPr>
+        <w:t>）技术目标。系统采用</w:t>
+      </w:r>
+      <w:r>
+        <w:rPr>
+          <w:rFonts w:hint="eastAsia"/>
+        </w:rPr>
+        <w:t>Vue 3</w:t>
+      </w:r>
+      <w:r>
+        <w:rPr>
+          <w:rFonts w:hint="eastAsia"/>
+        </w:rPr>
+        <w:t>、</w:t>
+      </w:r>
+      <w:r>
+        <w:rPr>
+          <w:rFonts w:hint="eastAsia"/>
+        </w:rPr>
+        <w:t>Vite</w:t>
+      </w:r>
+      <w:r>
+        <w:rPr>
+          <w:rFonts w:hint="eastAsia"/>
+        </w:rPr>
+        <w:t>、</w:t>
+      </w:r>
+      <w:r>
+        <w:rPr>
+          <w:rFonts w:hint="eastAsia"/>
+        </w:rPr>
+        <w:t>Vue Router</w:t>
+      </w:r>
+      <w:r>
+        <w:rPr>
+          <w:rFonts w:hint="eastAsia"/>
+        </w:rPr>
+        <w:t>和</w:t>
+      </w:r>
+      <w:r>
+        <w:rPr>
+          <w:rFonts w:hint="eastAsia"/>
+        </w:rPr>
+        <w:t>Element Plus</w:t>
+      </w:r>
+      <w:r>
+        <w:rPr>
+          <w:rFonts w:hint="eastAsia"/>
+        </w:rPr>
+        <w:t>实现前端页面，采用</w:t>
+      </w:r>
+      <w:r>
+        <w:rPr>
+          <w:rFonts w:hint="eastAsia"/>
+        </w:rPr>
+        <w:t>Spring Boot</w:t>
+      </w:r>
+      <w:r>
+        <w:rPr>
+          <w:rFonts w:hint="eastAsia"/>
+        </w:rPr>
+        <w:t>构建后端</w:t>
+      </w:r>
+      <w:r>
+        <w:rPr>
+          <w:rFonts w:hint="eastAsia"/>
+        </w:rPr>
+        <w:t>REST API</w:t>
+      </w:r>
+      <w:r>
+        <w:rPr>
+          <w:rFonts w:hint="eastAsia"/>
+        </w:rPr>
+        <w:t>，使用</w:t>
+      </w:r>
+      <w:r>
+        <w:rPr>
+          <w:rFonts w:hint="eastAsia"/>
+        </w:rPr>
+        <w:t>MySQL</w:t>
+      </w:r>
+      <w:r>
+        <w:rPr>
+          <w:rFonts w:hint="eastAsia"/>
+        </w:rPr>
+        <w:t>和</w:t>
+      </w:r>
+      <w:r>
+        <w:rPr>
+          <w:rFonts w:hint="eastAsia"/>
+        </w:rPr>
+        <w:t>Flyway</w:t>
+      </w:r>
+      <w:r>
+        <w:rPr>
+          <w:rFonts w:hint="eastAsia"/>
+        </w:rPr>
+        <w:t>管理数据库结构与演示数据，并接入代码评测沙箱和</w:t>
+      </w:r>
+      <w:r>
+        <w:rPr>
+          <w:rFonts w:hint="eastAsia"/>
+        </w:rPr>
+        <w:t>AI</w:t>
+      </w:r>
+      <w:r>
+        <w:rPr>
+          <w:rFonts w:hint="eastAsia"/>
+        </w:rPr>
+        <w:t>问答服务。系统应实现前后端分离、接口调用、数据库持久化、日志输出和本地演示运行，满足课程项目对完整</w:t>
+      </w:r>
+      <w:r>
+        <w:rPr>
+          <w:rFonts w:hint="eastAsia"/>
+        </w:rPr>
+        <w:t>Web</w:t>
+      </w:r>
+      <w:r>
+        <w:rPr>
+          <w:rFonts w:hint="eastAsia"/>
+        </w:rPr>
+        <w:t>系统开发的要求。</w:t>
+      </w:r>
+    </w:p>
+    <w:p>
+      <w:pPr>
+        <w:pStyle w:val="afffffff9"/>
+        <w:ind w:firstLine="420"/>
+      </w:pPr>
+      <w:r>
+        <w:rPr>
+          <w:rFonts w:hint="eastAsia"/>
+        </w:rPr>
+        <w:t>（</w:t>
+      </w:r>
+      <w:r>
+        <w:rPr>
+          <w:rFonts w:hint="eastAsia"/>
+        </w:rPr>
+        <w:t>6</w:t>
+      </w:r>
+      <w:r>
+        <w:rPr>
+          <w:rFonts w:hint="eastAsia"/>
+        </w:rPr>
+        <w:t>）验收目标。项目最终应能够在本地环境中正常启动前端、后端、数据库和相关服务，完成学生端、教师端和管理员</w:t>
+      </w:r>
+      <w:proofErr w:type="gramStart"/>
+      <w:r>
+        <w:rPr>
+          <w:rFonts w:hint="eastAsia"/>
+        </w:rPr>
+        <w:t>端主要</w:t>
+      </w:r>
+      <w:proofErr w:type="gramEnd"/>
+      <w:r>
+        <w:rPr>
+          <w:rFonts w:hint="eastAsia"/>
+        </w:rPr>
+        <w:t>流程演示；能够提供系统页面截图、数据库表结构、接口明细、后台日志和项目源码结构等材料，用于证明系统功能完成情况和技术实现情况。</w:t>
+      </w:r>
+    </w:p>
+    <w:p>
+      <w:pPr>
+        <w:pStyle w:val="2"/>
+        <w:rPr>
+          <w:rFonts w:hint="eastAsia"/>
+          <w:szCs w:val="24"/>
+        </w:rPr>
+      </w:pPr>
+      <w:r>
+        <w:rPr>
+          <w:rFonts w:hint="eastAsia"/>
+        </w:rPr>
+        <w:t xml:space="preserve">2.2 </w:t>
+      </w:r>
+      <w:r>
+        <w:t xml:space="preserve"> </w:t>
+      </w:r>
+      <w:r>
+        <w:rPr>
+          <w:rFonts w:hint="eastAsia"/>
+        </w:rPr>
+        <w:t>业务需求</w:t>
+      </w:r>
+    </w:p>
+    <w:p>
+      <w:pPr>
+        <w:pStyle w:val="afffffff9"/>
+        <w:ind w:firstLine="420"/>
+        <w:rPr>
+          <w:rFonts w:hint="eastAsia"/>
+        </w:rPr>
+      </w:pPr>
+      <w:r>
+        <w:rPr>
+          <w:rFonts w:hint="eastAsia"/>
+        </w:rPr>
+        <w:t>根据</w:t>
+      </w:r>
+      <w:proofErr w:type="spellStart"/>
+      <w:r>
+        <w:rPr>
+          <w:rFonts w:hint="eastAsia"/>
+        </w:rPr>
+        <w:t>EpistemeHub</w:t>
+      </w:r>
+      <w:proofErr w:type="spellEnd"/>
+      <w:r>
+        <w:rPr>
+          <w:rFonts w:hint="eastAsia"/>
+        </w:rPr>
+        <w:t>智慧学习平台的项目范围，本软件最终用户主要包括访客、学生、教师和系统管理员。结合高校课程学习、题库练习、实验实训、学习激励和平台管理等实际场景，系统</w:t>
+      </w:r>
+      <w:proofErr w:type="gramStart"/>
+      <w:r>
+        <w:rPr>
+          <w:rFonts w:hint="eastAsia"/>
+        </w:rPr>
+        <w:t>原始业务</w:t>
+      </w:r>
+      <w:proofErr w:type="gramEnd"/>
+      <w:r>
+        <w:rPr>
+          <w:rFonts w:hint="eastAsia"/>
+        </w:rPr>
+        <w:t>需求可归纳为以下几类。</w:t>
+      </w:r>
+    </w:p>
+    <w:p>
+      <w:pPr>
+        <w:pStyle w:val="afffffff9"/>
+        <w:ind w:firstLine="420"/>
+        <w:rPr>
+          <w:rFonts w:hint="eastAsia"/>
+        </w:rPr>
+      </w:pPr>
+      <w:r>
+        <w:rPr>
+          <w:rFonts w:hint="eastAsia"/>
+        </w:rPr>
+        <w:t>（</w:t>
+      </w:r>
+      <w:r>
+        <w:rPr>
+          <w:rFonts w:hint="eastAsia"/>
+        </w:rPr>
+        <w:t>1</w:t>
+      </w:r>
+      <w:r>
+        <w:rPr>
+          <w:rFonts w:hint="eastAsia"/>
+        </w:rPr>
+        <w:t>）总体功能需求。系统应提供统一的在线学习入口，支持课程浏览、课程详情查看、加入课程、视频学习、作业考试、教材选购、题库练习、错题复盘、</w:t>
+      </w:r>
+      <w:r>
+        <w:rPr>
+          <w:rFonts w:hint="eastAsia"/>
+        </w:rPr>
+        <w:t>OJ</w:t>
+      </w:r>
+      <w:r>
+        <w:rPr>
+          <w:rFonts w:hint="eastAsia"/>
+        </w:rPr>
+        <w:t>在线编程、虚拟仿真实验、算法可视化、学习游戏、</w:t>
+      </w:r>
+      <w:r>
+        <w:rPr>
+          <w:rFonts w:hint="eastAsia"/>
+        </w:rPr>
+        <w:t>AI</w:t>
+      </w:r>
+      <w:r>
+        <w:rPr>
+          <w:rFonts w:hint="eastAsia"/>
+        </w:rPr>
+        <w:t>宠物陪伴、金币兑换和后台管理等功能，形成覆盖“学习资源获取—练习训练—过程记录—反馈激励—后台维护”的完整业务闭环。</w:t>
+      </w:r>
+    </w:p>
+    <w:p>
+      <w:pPr>
+        <w:pStyle w:val="afffffff9"/>
+        <w:ind w:firstLine="420"/>
+        <w:rPr>
+          <w:rFonts w:hint="eastAsia"/>
+        </w:rPr>
+      </w:pPr>
+      <w:r>
+        <w:rPr>
+          <w:rFonts w:hint="eastAsia"/>
+        </w:rPr>
+        <w:t>（</w:t>
+      </w:r>
+      <w:r>
+        <w:rPr>
+          <w:rFonts w:hint="eastAsia"/>
+        </w:rPr>
+        <w:t>2</w:t>
+      </w:r>
+      <w:r>
+        <w:rPr>
+          <w:rFonts w:hint="eastAsia"/>
+        </w:rPr>
+        <w:t>）目标用户功能需求。访客需要能够浏览系统首页并进入登录、注册入口；学生需要完成课程学习、题库练习、作业考试、实验训练、游戏学习、金币获取和兑换操作；教师需要维护本人课程、处理课程评价、查看教师信箱并布置课程作业；管理员需要维护用户、课程、题库、</w:t>
+      </w:r>
+      <w:r>
+        <w:rPr>
+          <w:rFonts w:hint="eastAsia"/>
+        </w:rPr>
+        <w:t>OJ</w:t>
+      </w:r>
+      <w:r>
+        <w:rPr>
+          <w:rFonts w:hint="eastAsia"/>
+        </w:rPr>
+        <w:t>题目、评论、金币规则和兑换商品等基础数据。</w:t>
+      </w:r>
+    </w:p>
+    <w:p>
+      <w:pPr>
+        <w:pStyle w:val="afffffff9"/>
+        <w:ind w:firstLine="420"/>
+        <w:rPr>
+          <w:rFonts w:hint="eastAsia"/>
+        </w:rPr>
+      </w:pPr>
+      <w:r>
+        <w:rPr>
+          <w:rFonts w:hint="eastAsia"/>
+        </w:rPr>
+        <w:t>（</w:t>
+      </w:r>
+      <w:r>
+        <w:rPr>
+          <w:rFonts w:hint="eastAsia"/>
+        </w:rPr>
+        <w:t>3</w:t>
+      </w:r>
+      <w:r>
+        <w:rPr>
+          <w:rFonts w:hint="eastAsia"/>
+        </w:rPr>
+        <w:t>）业务指标需求。系统应从在线课程学习、题库练习、实验实训、金币激励、兑换运营和后台维护等业务领域出发，明确各类业务流程中的操作对象、参与角色、数据记录和管理要求，保证学习行为能够被记录、反馈和追踪。</w:t>
+      </w:r>
+    </w:p>
+    <w:p>
+      <w:pPr>
+        <w:pStyle w:val="afffffff9"/>
+        <w:ind w:firstLine="420"/>
+      </w:pPr>
+      <w:r>
+        <w:rPr>
+          <w:rFonts w:hint="eastAsia"/>
+        </w:rPr>
+        <w:t>（</w:t>
+      </w:r>
+      <w:r>
+        <w:rPr>
+          <w:rFonts w:hint="eastAsia"/>
+        </w:rPr>
+        <w:t>4</w:t>
+      </w:r>
+      <w:r>
+        <w:rPr>
+          <w:rFonts w:hint="eastAsia"/>
+        </w:rPr>
+        <w:t>）技术指标需求。系统应满足课程设计演示和小规模试运行需要，在页面响应、接口响应、并发访问、数据保存、金币结算准确性、安全性和</w:t>
+      </w:r>
+      <w:proofErr w:type="gramStart"/>
+      <w:r>
+        <w:rPr>
+          <w:rFonts w:hint="eastAsia"/>
+        </w:rPr>
+        <w:t>可</w:t>
+      </w:r>
+      <w:proofErr w:type="gramEnd"/>
+      <w:r>
+        <w:rPr>
+          <w:rFonts w:hint="eastAsia"/>
+        </w:rPr>
+        <w:t>扩展性等方面提出明确指标，为后续系统测试和验收提供依据。</w:t>
+      </w:r>
+    </w:p>
+    <w:p>
+      <w:pPr>
+        <w:pStyle w:val="31"/>
+      </w:pPr>
+      <w:r>
+        <w:rPr>
+          <w:rFonts w:hint="eastAsia"/>
+        </w:rPr>
+        <w:t xml:space="preserve">2.2.1 </w:t>
+      </w:r>
+      <w:r>
+        <w:t xml:space="preserve"> </w:t>
+      </w:r>
+      <w:r>
+        <w:rPr>
+          <w:rFonts w:hint="eastAsia"/>
+        </w:rPr>
+        <w:t>业务指标</w:t>
+      </w:r>
+    </w:p>
+    <w:p>
+      <w:pPr>
+        <w:pStyle w:val="afffffff9"/>
+        <w:ind w:firstLine="420"/>
+      </w:pPr>
+      <w:r>
+        <w:t>根据上述业务领域，系统业务指标不仅关注功能是否存在，还关注业务流程是否闭合、数据是否可记录、结果是否可追踪、管理是否可维护。具体业务指标如下表所示。</w:t>
+      </w:r>
+    </w:p>
+    <w:tbl>
+      <w:tblPr>
+        <w:tblStyle w:val="afff3"/>
+        <w:tblW w:w="5000" w:type="pct"/>
+        <w:jc w:val="center"/>
+        <w:tblBorders>
+          <w:top w:val="single" w:sz="14" w:space="0" w:color="606F7B"/>
+          <w:left w:val="nil"/>
+          <w:bottom w:val="single" w:sz="14" w:space="0" w:color="606F7B"/>
+          <w:right w:val="nil"/>
+          <w:insideH w:val="single" w:sz="4" w:space="0" w:color="606F7B"/>
+          <w:insideV w:val="nil"/>
+        </w:tblBorders>
+        <w:tblCellMar>
+          <w:left w:w="0" w:type="dxa"/>
+          <w:right w:w="0" w:type="dxa"/>
+        </w:tblCellMar>
+        <w:tblLook w:val="04A0" w:firstRow="1" w:lastRow="0" w:firstColumn="1" w:lastColumn="0" w:noHBand="0" w:noVBand="1"/>
+      </w:tblPr>
+      <w:tblGrid>
+        <w:gridCol w:w="1418"/>
+        <w:gridCol w:w="1701"/>
+        <w:gridCol w:w="2409"/>
+        <w:gridCol w:w="2778"/>
+      </w:tblGrid>
+      <w:tr>
+        <w:trPr>
+          <w:tblHeader/>
+          <w:jc w:val="center"/>
+        </w:trPr>
+        <w:tc>
+          <w:tcPr>
+            <w:tcW w:w="854" w:type="pct"/>
+            <w:tcBorders>
+              <w:top w:val="single" w:sz="12" w:space="0" w:color="000000"/>
+              <w:left w:val="nil"/>
+              <w:bottom w:val="single" w:sz="8" w:space="0" w:color="000000"/>
+              <w:right w:val="nil"/>
+            </w:tcBorders>
+            <w:shd w:val="clear" w:color="auto" w:fill="F2F2F2"/>
+            <w:tcMar>
+              <w:top w:w="90" w:type="dxa"/>
+              <w:left w:w="120" w:type="dxa"/>
+              <w:bottom w:w="90" w:type="dxa"/>
+              <w:right w:w="120" w:type="dxa"/>
+            </w:tcMar>
+            <w:vAlign w:val="center"/>
+          </w:tcPr>
+          <w:p>
+            <w:pPr>
+              <w:pStyle w:val="afffffffd"/>
+            </w:pPr>
+            <w:r>
+              <w:t>业务领域</w:t>
+            </w:r>
+          </w:p>
+        </w:tc>
+        <w:tc>
+          <w:tcPr>
+            <w:tcW w:w="1024" w:type="pct"/>
+            <w:tcBorders>
+              <w:top w:val="single" w:sz="12" w:space="0" w:color="000000"/>
+              <w:left w:val="nil"/>
+              <w:bottom w:val="single" w:sz="8" w:space="0" w:color="000000"/>
+              <w:right w:val="nil"/>
+            </w:tcBorders>
+            <w:shd w:val="clear" w:color="auto" w:fill="F2F2F2"/>
+            <w:tcMar>
+              <w:top w:w="90" w:type="dxa"/>
+              <w:left w:w="120" w:type="dxa"/>
+              <w:bottom w:w="90" w:type="dxa"/>
+              <w:right w:w="120" w:type="dxa"/>
+            </w:tcMar>
+            <w:vAlign w:val="center"/>
+          </w:tcPr>
+          <w:p>
+            <w:pPr>
+              <w:pStyle w:val="afffffffd"/>
+            </w:pPr>
+            <w:r>
+              <w:t>相关角色/部门</w:t>
+            </w:r>
+          </w:p>
+        </w:tc>
+        <w:tc>
+          <w:tcPr>
+            <w:tcW w:w="1450" w:type="pct"/>
+            <w:tcBorders>
+              <w:top w:val="single" w:sz="12" w:space="0" w:color="000000"/>
+              <w:left w:val="nil"/>
+              <w:bottom w:val="single" w:sz="8" w:space="0" w:color="000000"/>
+              <w:right w:val="nil"/>
+            </w:tcBorders>
+            <w:shd w:val="clear" w:color="auto" w:fill="F2F2F2"/>
+            <w:tcMar>
+              <w:top w:w="90" w:type="dxa"/>
+              <w:left w:w="120" w:type="dxa"/>
+              <w:bottom w:w="90" w:type="dxa"/>
+              <w:right w:w="120" w:type="dxa"/>
+            </w:tcMar>
+            <w:vAlign w:val="center"/>
+          </w:tcPr>
+          <w:p>
+            <w:pPr>
+              <w:pStyle w:val="afffffffd"/>
+            </w:pPr>
+            <w:r>
+              <w:t>业务需求分析</w:t>
+            </w:r>
+          </w:p>
+        </w:tc>
+        <w:tc>
+          <w:tcPr>
+            <w:tcW w:w="1672" w:type="pct"/>
+            <w:tcBorders>
+              <w:top w:val="single" w:sz="12" w:space="0" w:color="000000"/>
+              <w:left w:val="nil"/>
+              <w:bottom w:val="single" w:sz="8" w:space="0" w:color="000000"/>
+              <w:right w:val="nil"/>
+            </w:tcBorders>
+            <w:shd w:val="clear" w:color="auto" w:fill="F2F2F2"/>
+            <w:tcMar>
+              <w:top w:w="90" w:type="dxa"/>
+              <w:left w:w="120" w:type="dxa"/>
+              <w:bottom w:w="90" w:type="dxa"/>
+              <w:right w:w="120" w:type="dxa"/>
+            </w:tcMar>
+            <w:vAlign w:val="center"/>
+          </w:tcPr>
+          <w:p>
+            <w:pPr>
+              <w:pStyle w:val="afffffffd"/>
+            </w:pPr>
+            <w:r>
+              <w:t>业务指标</w:t>
+            </w:r>
+          </w:p>
+        </w:tc>
+      </w:tr>
+      <w:tr>
+        <w:trPr>
+          <w:jc w:val="center"/>
+        </w:trPr>
+        <w:tc>
+          <w:tcPr>
+            <w:tcW w:w="854" w:type="pct"/>
+            <w:tcBorders>
+              <w:top w:val="nil"/>
+              <w:left w:val="nil"/>
+              <w:bottom w:val="single" w:sz="3" w:space="0" w:color="E5E7EB"/>
+              <w:right w:val="nil"/>
+            </w:tcBorders>
+            <w:shd w:val="clear" w:color="auto" w:fill="FFFFFF"/>
+            <w:tcMar>
+              <w:top w:w="90" w:type="dxa"/>
+              <w:left w:w="120" w:type="dxa"/>
+              <w:bottom w:w="90" w:type="dxa"/>
+              <w:right w:w="120" w:type="dxa"/>
+            </w:tcMar>
+            <w:vAlign w:val="center"/>
+          </w:tcPr>
+          <w:p>
+            <w:pPr>
+              <w:pStyle w:val="28"/>
+            </w:pPr>
+            <w:r>
+              <w:t>在线课程学习</w:t>
+            </w:r>
+          </w:p>
+        </w:tc>
+        <w:tc>
+          <w:tcPr>
+            <w:tcW w:w="1024" w:type="pct"/>
+            <w:tcBorders>
+              <w:top w:val="nil"/>
+              <w:left w:val="nil"/>
+              <w:bottom w:val="single" w:sz="3" w:space="0" w:color="E5E7EB"/>
+              <w:right w:val="nil"/>
+            </w:tcBorders>
+            <w:shd w:val="clear" w:color="auto" w:fill="FFFFFF"/>
+            <w:tcMar>
+              <w:top w:w="90" w:type="dxa"/>
+              <w:left w:w="120" w:type="dxa"/>
+              <w:bottom w:w="90" w:type="dxa"/>
+              <w:right w:w="120" w:type="dxa"/>
+            </w:tcMar>
+            <w:vAlign w:val="center"/>
+          </w:tcPr>
+          <w:p>
+            <w:pPr>
+              <w:pStyle w:val="28"/>
+            </w:pPr>
+            <w:r>
+              <w:t>学生、课程教师、课程建设人员</w:t>
+            </w:r>
+          </w:p>
+        </w:tc>
+        <w:tc>
+          <w:tcPr>
+            <w:tcW w:w="1450" w:type="pct"/>
+            <w:tcBorders>
+              <w:top w:val="nil"/>
+              <w:left w:val="nil"/>
+              <w:bottom w:val="single" w:sz="3" w:space="0" w:color="E5E7EB"/>
+              <w:right w:val="nil"/>
+            </w:tcBorders>
+            <w:shd w:val="clear" w:color="auto" w:fill="FFFFFF"/>
+            <w:tcMar>
+              <w:top w:w="90" w:type="dxa"/>
+              <w:left w:w="120" w:type="dxa"/>
+              <w:bottom w:w="90" w:type="dxa"/>
+              <w:right w:w="120" w:type="dxa"/>
+            </w:tcMar>
+            <w:vAlign w:val="center"/>
+          </w:tcPr>
+          <w:p>
+            <w:pPr>
+              <w:pStyle w:val="afffffffd"/>
+            </w:pPr>
+            <w:r>
+              <w:t>需要统一入口完成课程浏览、加入课程、视频学习、作业考试和课程评价，减少学习资源分散带来的使用成本。</w:t>
+            </w:r>
+          </w:p>
+        </w:tc>
+        <w:tc>
+          <w:tcPr>
+            <w:tcW w:w="1672" w:type="pct"/>
+            <w:tcBorders>
+              <w:top w:val="nil"/>
+              <w:left w:val="nil"/>
+              <w:bottom w:val="single" w:sz="3" w:space="0" w:color="E5E7EB"/>
+              <w:right w:val="nil"/>
+            </w:tcBorders>
+            <w:shd w:val="clear" w:color="auto" w:fill="FFFFFF"/>
+            <w:tcMar>
+              <w:top w:w="90" w:type="dxa"/>
+              <w:left w:w="120" w:type="dxa"/>
+              <w:bottom w:w="90" w:type="dxa"/>
+              <w:right w:w="120" w:type="dxa"/>
+            </w:tcMar>
+            <w:vAlign w:val="center"/>
+          </w:tcPr>
+          <w:p>
+            <w:pPr>
+              <w:pStyle w:val="28"/>
+            </w:pPr>
+            <w:r>
+              <w:t>应至少覆盖在线开放课程、通识课程、</w:t>
+            </w:r>
+            <w:proofErr w:type="gramStart"/>
+            <w:r>
+              <w:t>微专业</w:t>
+            </w:r>
+            <w:proofErr w:type="gramEnd"/>
+            <w:r>
+              <w:t>课程三类课程资源；支持课程列表、课程详情、加入课程、学习记录和课程评价等流程，形成</w:t>
+            </w:r>
+            <w:r>
+              <w:t>“</w:t>
+            </w:r>
+            <w:r>
+              <w:t>浏览</w:t>
+            </w:r>
+            <w:r>
+              <w:t>—</w:t>
+            </w:r>
+            <w:r>
+              <w:t>加入</w:t>
+            </w:r>
+            <w:r>
+              <w:t>—</w:t>
+            </w:r>
+            <w:r>
+              <w:t>学习</w:t>
+            </w:r>
+            <w:r>
+              <w:t>—</w:t>
+            </w:r>
+            <w:r>
+              <w:t>反</w:t>
+            </w:r>
+            <w:r>
+              <w:lastRenderedPageBreak/>
+              <w:t>馈</w:t>
+            </w:r>
+            <w:r>
+              <w:t>”</w:t>
+            </w:r>
+            <w:r>
+              <w:t>闭环。</w:t>
+            </w:r>
+          </w:p>
+        </w:tc>
+      </w:tr>
+      <w:tr>
+        <w:trPr>
+          <w:jc w:val="center"/>
+        </w:trPr>
+        <w:tc>
+          <w:tcPr>
+            <w:tcW w:w="854" w:type="pct"/>
+            <w:tcBorders>
+              <w:top w:val="nil"/>
+              <w:left w:val="nil"/>
+              <w:bottom w:val="single" w:sz="3" w:space="0" w:color="E5E7EB"/>
+              <w:right w:val="nil"/>
+            </w:tcBorders>
+            <w:shd w:val="clear" w:color="auto" w:fill="FFFFFF"/>
+            <w:tcMar>
+              <w:top w:w="90" w:type="dxa"/>
+              <w:left w:w="120" w:type="dxa"/>
+              <w:bottom w:w="90" w:type="dxa"/>
+              <w:right w:w="120" w:type="dxa"/>
+            </w:tcMar>
+            <w:vAlign w:val="center"/>
+          </w:tcPr>
+          <w:p>
+            <w:pPr>
+              <w:pStyle w:val="28"/>
+            </w:pPr>
+            <w:r>
+              <w:lastRenderedPageBreak/>
+              <w:t>题库练习与学习反馈</w:t>
+            </w:r>
+          </w:p>
+        </w:tc>
+        <w:tc>
+          <w:tcPr>
+            <w:tcW w:w="1024" w:type="pct"/>
+            <w:tcBorders>
+              <w:top w:val="nil"/>
+              <w:left w:val="nil"/>
+              <w:bottom w:val="single" w:sz="3" w:space="0" w:color="E5E7EB"/>
+              <w:right w:val="nil"/>
+            </w:tcBorders>
+            <w:shd w:val="clear" w:color="auto" w:fill="FFFFFF"/>
+            <w:tcMar>
+              <w:top w:w="90" w:type="dxa"/>
+              <w:left w:w="120" w:type="dxa"/>
+              <w:bottom w:w="90" w:type="dxa"/>
+              <w:right w:w="120" w:type="dxa"/>
+            </w:tcMar>
+            <w:vAlign w:val="center"/>
+          </w:tcPr>
+          <w:p>
+            <w:pPr>
+              <w:pStyle w:val="28"/>
+            </w:pPr>
+            <w:r>
+              <w:t>学生、课程教师、教学管理人员</w:t>
+            </w:r>
+          </w:p>
+        </w:tc>
+        <w:tc>
+          <w:tcPr>
+            <w:tcW w:w="1450" w:type="pct"/>
+            <w:tcBorders>
+              <w:top w:val="nil"/>
+              <w:left w:val="nil"/>
+              <w:bottom w:val="single" w:sz="3" w:space="0" w:color="E5E7EB"/>
+              <w:right w:val="nil"/>
+            </w:tcBorders>
+            <w:shd w:val="clear" w:color="auto" w:fill="FFFFFF"/>
+            <w:tcMar>
+              <w:top w:w="90" w:type="dxa"/>
+              <w:left w:w="120" w:type="dxa"/>
+              <w:bottom w:w="90" w:type="dxa"/>
+              <w:right w:w="120" w:type="dxa"/>
+            </w:tcMar>
+            <w:vAlign w:val="center"/>
+          </w:tcPr>
+          <w:p>
+            <w:pPr>
+              <w:pStyle w:val="28"/>
+            </w:pPr>
+            <w:r>
+              <w:t>需要即时答题反馈、错题复盘、收藏复习和词汇训练，帮助学生发现薄弱点，帮助教学</w:t>
+            </w:r>
+            <w:proofErr w:type="gramStart"/>
+            <w:r>
+              <w:t>侧了解</w:t>
+            </w:r>
+            <w:proofErr w:type="gramEnd"/>
+            <w:r>
+              <w:t>练习效果。</w:t>
+            </w:r>
+          </w:p>
+        </w:tc>
+        <w:tc>
+          <w:tcPr>
+            <w:tcW w:w="1672" w:type="pct"/>
+            <w:tcBorders>
+              <w:top w:val="nil"/>
+              <w:left w:val="nil"/>
+              <w:bottom w:val="single" w:sz="3" w:space="0" w:color="E5E7EB"/>
+              <w:right w:val="nil"/>
+            </w:tcBorders>
+            <w:shd w:val="clear" w:color="auto" w:fill="FFFFFF"/>
+            <w:tcMar>
+              <w:top w:w="90" w:type="dxa"/>
+              <w:left w:w="120" w:type="dxa"/>
+              <w:bottom w:w="90" w:type="dxa"/>
+              <w:right w:w="120" w:type="dxa"/>
+            </w:tcMar>
+            <w:vAlign w:val="center"/>
+          </w:tcPr>
+          <w:p>
+            <w:pPr>
+              <w:pStyle w:val="28"/>
+            </w:pPr>
+            <w:r>
+              <w:t>应支持题库目录、题目练习、答案解析、错题记录、收藏管理和关键词检索；错题与收藏数据应能按题库、状态或关键词进行筛选。</w:t>
+            </w:r>
+          </w:p>
+        </w:tc>
+      </w:tr>
+      <w:tr>
+        <w:trPr>
+          <w:jc w:val="center"/>
+        </w:trPr>
+        <w:tc>
+          <w:tcPr>
+            <w:tcW w:w="854" w:type="pct"/>
+            <w:tcBorders>
+              <w:top w:val="nil"/>
+              <w:left w:val="nil"/>
+              <w:bottom w:val="single" w:sz="3" w:space="0" w:color="E5E7EB"/>
+              <w:right w:val="nil"/>
+            </w:tcBorders>
+            <w:shd w:val="clear" w:color="auto" w:fill="FFFFFF"/>
+            <w:tcMar>
+              <w:top w:w="90" w:type="dxa"/>
+              <w:left w:w="120" w:type="dxa"/>
+              <w:bottom w:w="90" w:type="dxa"/>
+              <w:right w:w="120" w:type="dxa"/>
+            </w:tcMar>
+            <w:vAlign w:val="center"/>
+          </w:tcPr>
+          <w:p>
+            <w:pPr>
+              <w:pStyle w:val="28"/>
+            </w:pPr>
+            <w:r>
+              <w:t>实验</w:t>
+            </w:r>
+            <w:proofErr w:type="gramStart"/>
+            <w:r>
+              <w:t>实训与知识</w:t>
+            </w:r>
+            <w:proofErr w:type="gramEnd"/>
+            <w:r>
+              <w:t>具象化</w:t>
+            </w:r>
+          </w:p>
+        </w:tc>
+        <w:tc>
+          <w:tcPr>
+            <w:tcW w:w="1024" w:type="pct"/>
+            <w:tcBorders>
+              <w:top w:val="nil"/>
+              <w:left w:val="nil"/>
+              <w:bottom w:val="single" w:sz="3" w:space="0" w:color="E5E7EB"/>
+              <w:right w:val="nil"/>
+            </w:tcBorders>
+            <w:shd w:val="clear" w:color="auto" w:fill="FFFFFF"/>
+            <w:tcMar>
+              <w:top w:w="90" w:type="dxa"/>
+              <w:left w:w="120" w:type="dxa"/>
+              <w:bottom w:w="90" w:type="dxa"/>
+              <w:right w:w="120" w:type="dxa"/>
+            </w:tcMar>
+            <w:vAlign w:val="center"/>
+          </w:tcPr>
+          <w:p>
+            <w:pPr>
+              <w:pStyle w:val="28"/>
+            </w:pPr>
+            <w:r>
+              <w:t>学生、实验教学人员</w:t>
+            </w:r>
+          </w:p>
+        </w:tc>
+        <w:tc>
+          <w:tcPr>
+            <w:tcW w:w="1450" w:type="pct"/>
+            <w:tcBorders>
+              <w:top w:val="nil"/>
+              <w:left w:val="nil"/>
+              <w:bottom w:val="single" w:sz="3" w:space="0" w:color="E5E7EB"/>
+              <w:right w:val="nil"/>
+            </w:tcBorders>
+            <w:shd w:val="clear" w:color="auto" w:fill="FFFFFF"/>
+            <w:tcMar>
+              <w:top w:w="90" w:type="dxa"/>
+              <w:left w:w="120" w:type="dxa"/>
+              <w:bottom w:w="90" w:type="dxa"/>
+              <w:right w:w="120" w:type="dxa"/>
+            </w:tcMar>
+            <w:vAlign w:val="center"/>
+          </w:tcPr>
+          <w:p>
+            <w:pPr>
+              <w:pStyle w:val="28"/>
+            </w:pPr>
+            <w:r>
+              <w:t>需要通过OJ、算法可视化、函数图像、空间模型和石油类仿真实验，将抽象知识转化为可观察、可操作的训练过程。</w:t>
+            </w:r>
+          </w:p>
+        </w:tc>
+        <w:tc>
+          <w:tcPr>
+            <w:tcW w:w="1672" w:type="pct"/>
+            <w:tcBorders>
+              <w:top w:val="nil"/>
+              <w:left w:val="nil"/>
+              <w:bottom w:val="single" w:sz="3" w:space="0" w:color="E5E7EB"/>
+              <w:right w:val="nil"/>
+            </w:tcBorders>
+            <w:shd w:val="clear" w:color="auto" w:fill="FFFFFF"/>
+            <w:tcMar>
+              <w:top w:w="90" w:type="dxa"/>
+              <w:left w:w="120" w:type="dxa"/>
+              <w:bottom w:w="90" w:type="dxa"/>
+              <w:right w:w="120" w:type="dxa"/>
+            </w:tcMar>
+            <w:vAlign w:val="center"/>
+          </w:tcPr>
+          <w:p>
+            <w:pPr>
+              <w:pStyle w:val="28"/>
+            </w:pPr>
+            <w:r>
+              <w:t>应至少覆盖 OJ 在线编程、算法可视化、函数图像、空间模型、石油生产仿真和测井仿真等实践入口；支持代码提交、实验记录保存和学习行为沉淀。</w:t>
+            </w:r>
+          </w:p>
+        </w:tc>
+      </w:tr>
+      <w:tr>
+        <w:trPr>
+          <w:jc w:val="center"/>
+        </w:trPr>
+        <w:tc>
+          <w:tcPr>
+            <w:tcW w:w="854" w:type="pct"/>
+            <w:tcBorders>
+              <w:top w:val="nil"/>
+              <w:left w:val="nil"/>
+              <w:bottom w:val="single" w:sz="3" w:space="0" w:color="E5E7EB"/>
+              <w:right w:val="nil"/>
+            </w:tcBorders>
+            <w:shd w:val="clear" w:color="auto" w:fill="FFFFFF"/>
+            <w:tcMar>
+              <w:top w:w="90" w:type="dxa"/>
+              <w:left w:w="120" w:type="dxa"/>
+              <w:bottom w:w="90" w:type="dxa"/>
+              <w:right w:w="120" w:type="dxa"/>
+            </w:tcMar>
+            <w:vAlign w:val="center"/>
+          </w:tcPr>
+          <w:p>
+            <w:pPr>
+              <w:pStyle w:val="28"/>
+            </w:pPr>
+            <w:r>
+              <w:t>金币激励与兑换运营</w:t>
+            </w:r>
+          </w:p>
+        </w:tc>
+        <w:tc>
+          <w:tcPr>
+            <w:tcW w:w="1024" w:type="pct"/>
+            <w:tcBorders>
+              <w:top w:val="nil"/>
+              <w:left w:val="nil"/>
+              <w:bottom w:val="single" w:sz="3" w:space="0" w:color="E5E7EB"/>
+              <w:right w:val="nil"/>
+            </w:tcBorders>
+            <w:shd w:val="clear" w:color="auto" w:fill="FFFFFF"/>
+            <w:tcMar>
+              <w:top w:w="90" w:type="dxa"/>
+              <w:left w:w="120" w:type="dxa"/>
+              <w:bottom w:w="90" w:type="dxa"/>
+              <w:right w:w="120" w:type="dxa"/>
+            </w:tcMar>
+            <w:vAlign w:val="center"/>
+          </w:tcPr>
+          <w:p>
+            <w:pPr>
+              <w:pStyle w:val="28"/>
+            </w:pPr>
+            <w:r>
+              <w:t>学生、平台运营/管理员</w:t>
+            </w:r>
+          </w:p>
+        </w:tc>
+        <w:tc>
+          <w:tcPr>
+            <w:tcW w:w="1450" w:type="pct"/>
+            <w:tcBorders>
+              <w:top w:val="nil"/>
+              <w:left w:val="nil"/>
+              <w:bottom w:val="single" w:sz="3" w:space="0" w:color="E5E7EB"/>
+              <w:right w:val="nil"/>
+            </w:tcBorders>
+            <w:shd w:val="clear" w:color="auto" w:fill="FFFFFF"/>
+            <w:tcMar>
+              <w:top w:w="90" w:type="dxa"/>
+              <w:left w:w="120" w:type="dxa"/>
+              <w:bottom w:w="90" w:type="dxa"/>
+              <w:right w:w="120" w:type="dxa"/>
+            </w:tcMar>
+            <w:vAlign w:val="center"/>
+          </w:tcPr>
+          <w:p>
+            <w:pPr>
+              <w:pStyle w:val="28"/>
+            </w:pPr>
+            <w:r>
+              <w:t>需要将学习时长、题目得分、实验训练和游戏行为转化为可积累的金币反馈，并通过兑换中心形成持续激励。</w:t>
+            </w:r>
+          </w:p>
+        </w:tc>
+        <w:tc>
+          <w:tcPr>
+            <w:tcW w:w="1672" w:type="pct"/>
+            <w:tcBorders>
+              <w:top w:val="nil"/>
+              <w:left w:val="nil"/>
+              <w:bottom w:val="single" w:sz="3" w:space="0" w:color="E5E7EB"/>
+              <w:right w:val="nil"/>
+            </w:tcBorders>
+            <w:shd w:val="clear" w:color="auto" w:fill="FFFFFF"/>
+            <w:tcMar>
+              <w:top w:w="90" w:type="dxa"/>
+              <w:left w:w="120" w:type="dxa"/>
+              <w:bottom w:w="90" w:type="dxa"/>
+              <w:right w:w="120" w:type="dxa"/>
+            </w:tcMar>
+            <w:vAlign w:val="center"/>
+          </w:tcPr>
+          <w:p>
+            <w:pPr>
+              <w:pStyle w:val="28"/>
+            </w:pPr>
+            <w:r>
+              <w:t>应支持学习时长、题目得分、实验训练和游戏行为等金币来源记录；兑换中心应完成余额校验、商品展示、兑换记录和卡券使用，避免重复结算和无效兑换。</w:t>
+            </w:r>
+          </w:p>
+        </w:tc>
+      </w:tr>
+      <w:tr>
+        <w:trPr>
+          <w:jc w:val="center"/>
+        </w:trPr>
+        <w:tc>
+          <w:tcPr>
+            <w:tcW w:w="854" w:type="pct"/>
+            <w:tcBorders>
+              <w:top w:val="nil"/>
+              <w:left w:val="nil"/>
+              <w:bottom w:val="single" w:sz="12" w:space="0" w:color="000000"/>
+              <w:right w:val="nil"/>
+            </w:tcBorders>
+            <w:shd w:val="clear" w:color="auto" w:fill="FFFFFF"/>
+            <w:tcMar>
+              <w:top w:w="90" w:type="dxa"/>
+              <w:left w:w="120" w:type="dxa"/>
+              <w:bottom w:w="90" w:type="dxa"/>
+              <w:right w:w="120" w:type="dxa"/>
+            </w:tcMar>
+            <w:vAlign w:val="center"/>
+          </w:tcPr>
+          <w:p>
+            <w:pPr>
+              <w:pStyle w:val="28"/>
+            </w:pPr>
+            <w:r>
+              <w:t>内容维护与平台管理</w:t>
+            </w:r>
+          </w:p>
+        </w:tc>
+        <w:tc>
+          <w:tcPr>
+            <w:tcW w:w="1024" w:type="pct"/>
+            <w:tcBorders>
+              <w:top w:val="nil"/>
+              <w:left w:val="nil"/>
+              <w:bottom w:val="single" w:sz="12" w:space="0" w:color="000000"/>
+              <w:right w:val="nil"/>
+            </w:tcBorders>
+            <w:shd w:val="clear" w:color="auto" w:fill="FFFFFF"/>
+            <w:tcMar>
+              <w:top w:w="90" w:type="dxa"/>
+              <w:left w:w="120" w:type="dxa"/>
+              <w:bottom w:w="90" w:type="dxa"/>
+              <w:right w:w="120" w:type="dxa"/>
+            </w:tcMar>
+            <w:vAlign w:val="center"/>
+          </w:tcPr>
+          <w:p>
+            <w:pPr>
+              <w:pStyle w:val="28"/>
+            </w:pPr>
+            <w:r>
+              <w:t>系统管理员、教师</w:t>
+            </w:r>
+          </w:p>
+        </w:tc>
+        <w:tc>
+          <w:tcPr>
+            <w:tcW w:w="1450" w:type="pct"/>
+            <w:tcBorders>
+              <w:top w:val="nil"/>
+              <w:left w:val="nil"/>
+              <w:bottom w:val="single" w:sz="12" w:space="0" w:color="000000"/>
+              <w:right w:val="nil"/>
+            </w:tcBorders>
+            <w:shd w:val="clear" w:color="auto" w:fill="FFFFFF"/>
+            <w:tcMar>
+              <w:top w:w="90" w:type="dxa"/>
+              <w:left w:w="120" w:type="dxa"/>
+              <w:bottom w:w="90" w:type="dxa"/>
+              <w:right w:w="120" w:type="dxa"/>
+            </w:tcMar>
+            <w:vAlign w:val="center"/>
+          </w:tcPr>
+          <w:p>
+            <w:pPr>
+              <w:pStyle w:val="28"/>
+            </w:pPr>
+            <w:r>
+              <w:t>需要对用户、课程、题库、题目、评论、金币规则和兑换商品进行更新和维护，保证平台内容长期可运营。</w:t>
+            </w:r>
+          </w:p>
+        </w:tc>
+        <w:tc>
+          <w:tcPr>
+            <w:tcW w:w="1672" w:type="pct"/>
+            <w:tcBorders>
+              <w:top w:val="nil"/>
+              <w:left w:val="nil"/>
+              <w:bottom w:val="single" w:sz="12" w:space="0" w:color="000000"/>
+              <w:right w:val="nil"/>
+            </w:tcBorders>
+            <w:shd w:val="clear" w:color="auto" w:fill="FFFFFF"/>
+            <w:tcMar>
+              <w:top w:w="90" w:type="dxa"/>
+              <w:left w:w="120" w:type="dxa"/>
+              <w:bottom w:w="90" w:type="dxa"/>
+              <w:right w:w="120" w:type="dxa"/>
+            </w:tcMar>
+            <w:vAlign w:val="center"/>
+          </w:tcPr>
+          <w:p>
+            <w:pPr>
+              <w:pStyle w:val="28"/>
+            </w:pPr>
+            <w:r>
+              <w:t>后台应支持用户、课程、分类、题库、题目、评论、OJ题目和兑换商品等核心数据的增删改查；管理操作应具备角色区分和数据一致性约束。</w:t>
+            </w:r>
+          </w:p>
+        </w:tc>
+      </w:tr>
+    </w:tbl>
+    <w:p>
+      <w:pPr>
+        <w:pStyle w:val="afffffff9"/>
+        <w:ind w:firstLine="420"/>
+        <w:rPr>
+          <w:rFonts w:hint="eastAsia"/>
+        </w:rPr>
+      </w:pPr>
+    </w:p>
+    <w:p>
+      <w:pPr>
+        <w:pStyle w:val="31"/>
+      </w:pPr>
+      <w:r>
+        <w:rPr>
+          <w:rFonts w:hint="eastAsia"/>
+        </w:rPr>
+        <w:t>2.2.2</w:t>
+      </w:r>
+      <w:r>
+        <w:t xml:space="preserve"> </w:t>
+      </w:r>
+      <w:r>
+        <w:rPr>
+          <w:rFonts w:hint="eastAsia"/>
+        </w:rPr>
+        <w:t xml:space="preserve"> </w:t>
+      </w:r>
+      <w:r>
+        <w:rPr>
+          <w:rFonts w:hint="eastAsia"/>
+        </w:rPr>
+        <w:t>技术指标</w:t>
+      </w:r>
+    </w:p>
+    <w:p>
+      <w:pPr>
+        <w:pStyle w:val="afffffff9"/>
+        <w:ind w:firstLine="420"/>
+      </w:pPr>
+      <w:proofErr w:type="spellStart"/>
+      <w:r>
+        <w:t>EpistemeHub</w:t>
+      </w:r>
+      <w:proofErr w:type="spellEnd"/>
+      <w:r>
+        <w:t>的系统技术指标需要贴合实际应用需求，既要满足日常学习操作的响应速度，也要保证金币结算、兑换记录和学习数据的准确性。结合本</w:t>
+      </w:r>
+      <w:proofErr w:type="gramStart"/>
+      <w:r>
+        <w:t>项目本地</w:t>
+      </w:r>
+      <w:proofErr w:type="gramEnd"/>
+      <w:r>
+        <w:t>演示环境和后续部署预期，技术指标如下表所示。</w:t>
+      </w:r>
+    </w:p>
+    <w:tbl>
+      <w:tblPr>
+        <w:tblStyle w:val="afff3"/>
+        <w:tblW w:w="0" w:type="auto"/>
+        <w:jc w:val="center"/>
+        <w:tblBorders>
+          <w:top w:val="single" w:sz="14" w:space="0" w:color="606F7B"/>
+          <w:left w:val="nil"/>
+          <w:bottom w:val="single" w:sz="14" w:space="0" w:color="606F7B"/>
+          <w:right w:val="nil"/>
+          <w:insideH w:val="single" w:sz="4" w:space="0" w:color="606F7B"/>
+          <w:insideV w:val="nil"/>
+        </w:tblBorders>
+        <w:tblCellMar>
+          <w:left w:w="0" w:type="dxa"/>
+          <w:right w:w="0" w:type="dxa"/>
+        </w:tblCellMar>
+        <w:tblLook w:val="04A0" w:firstRow="1" w:lastRow="0" w:firstColumn="1" w:lastColumn="0" w:noHBand="0" w:noVBand="1"/>
+      </w:tblPr>
+      <w:tblGrid>
+        <w:gridCol w:w="1843"/>
+        <w:gridCol w:w="4746"/>
+        <w:gridCol w:w="1717"/>
+      </w:tblGrid>
+      <w:tr>
+        <w:trPr>
+          <w:trHeight w:val="183"/>
+          <w:tblHeader/>
+          <w:jc w:val="center"/>
+        </w:trPr>
+        <w:tc>
+          <w:tcPr>
+            <w:tcW w:w="1843" w:type="dxa"/>
+            <w:tcBorders>
+              <w:top w:val="single" w:sz="12" w:space="0" w:color="000000"/>
+              <w:left w:val="nil"/>
+              <w:bottom w:val="single" w:sz="8" w:space="0" w:color="000000"/>
+              <w:right w:val="nil"/>
+            </w:tcBorders>
+            <w:shd w:val="clear" w:color="auto" w:fill="F2F2F2"/>
+            <w:tcMar>
+              <w:top w:w="90" w:type="dxa"/>
+              <w:left w:w="120" w:type="dxa"/>
+              <w:bottom w:w="90" w:type="dxa"/>
+              <w:right w:w="120" w:type="dxa"/>
+            </w:tcMar>
+            <w:vAlign w:val="center"/>
+          </w:tcPr>
+          <w:p>
+            <w:pPr>
+              <w:pStyle w:val="afffffffd"/>
+            </w:pPr>
+            <w:r>
+              <w:t>指标项</w:t>
+            </w:r>
+          </w:p>
+        </w:tc>
+        <w:tc>
+          <w:tcPr>
+            <w:tcW w:w="4746" w:type="dxa"/>
+            <w:tcBorders>
+              <w:top w:val="single" w:sz="12" w:space="0" w:color="000000"/>
+              <w:left w:val="nil"/>
+              <w:bottom w:val="single" w:sz="8" w:space="0" w:color="000000"/>
+              <w:right w:val="nil"/>
+            </w:tcBorders>
+            <w:shd w:val="clear" w:color="auto" w:fill="F2F2F2"/>
+            <w:tcMar>
+              <w:top w:w="90" w:type="dxa"/>
+              <w:left w:w="120" w:type="dxa"/>
+              <w:bottom w:w="90" w:type="dxa"/>
+              <w:right w:w="120" w:type="dxa"/>
+            </w:tcMar>
+            <w:vAlign w:val="center"/>
+          </w:tcPr>
+          <w:p>
+            <w:pPr>
+              <w:pStyle w:val="afffffffd"/>
+            </w:pPr>
+            <w:r>
+              <w:t>建议指标</w:t>
+            </w:r>
+          </w:p>
+        </w:tc>
+        <w:tc>
+          <w:tcPr>
+            <w:tcW w:w="0" w:type="auto"/>
+            <w:tcBorders>
+              <w:top w:val="single" w:sz="12" w:space="0" w:color="000000"/>
+              <w:left w:val="nil"/>
+              <w:bottom w:val="single" w:sz="8" w:space="0" w:color="000000"/>
+              <w:right w:val="nil"/>
+            </w:tcBorders>
+            <w:shd w:val="clear" w:color="auto" w:fill="F2F2F2"/>
+            <w:tcMar>
+              <w:top w:w="90" w:type="dxa"/>
+              <w:left w:w="120" w:type="dxa"/>
+              <w:bottom w:w="90" w:type="dxa"/>
+              <w:right w:w="120" w:type="dxa"/>
+            </w:tcMar>
+            <w:vAlign w:val="center"/>
+          </w:tcPr>
+          <w:p>
+            <w:pPr>
+              <w:pStyle w:val="afffffffd"/>
+            </w:pPr>
+            <w:r>
+              <w:t>说明</w:t>
+            </w:r>
+          </w:p>
+        </w:tc>
+      </w:tr>
+      <w:tr>
+        <w:trPr>
+          <w:jc w:val="center"/>
+        </w:trPr>
+        <w:tc>
+          <w:tcPr>
+            <w:tcW w:w="1843" w:type="dxa"/>
+            <w:tcBorders>
+              <w:top w:val="nil"/>
+              <w:left w:val="nil"/>
+              <w:bottom w:val="single" w:sz="3" w:space="0" w:color="E5E7EB"/>
+              <w:right w:val="nil"/>
+            </w:tcBorders>
+            <w:shd w:val="clear" w:color="auto" w:fill="FFFFFF"/>
+            <w:tcMar>
+              <w:top w:w="90" w:type="dxa"/>
+              <w:left w:w="120" w:type="dxa"/>
+              <w:bottom w:w="90" w:type="dxa"/>
+              <w:right w:w="120" w:type="dxa"/>
+            </w:tcMar>
+            <w:vAlign w:val="center"/>
+          </w:tcPr>
+          <w:p>
+            <w:pPr>
+              <w:pStyle w:val="28"/>
+            </w:pPr>
+            <w:r>
+              <w:t>系统响应时间</w:t>
+            </w:r>
+          </w:p>
+        </w:tc>
+        <w:tc>
+          <w:tcPr>
+            <w:tcW w:w="4746" w:type="dxa"/>
+            <w:tcBorders>
+              <w:top w:val="nil"/>
+              <w:left w:val="nil"/>
+              <w:bottom w:val="single" w:sz="3" w:space="0" w:color="E5E7EB"/>
+              <w:right w:val="nil"/>
+            </w:tcBorders>
+            <w:shd w:val="clear" w:color="auto" w:fill="FFFFFF"/>
+            <w:tcMar>
+              <w:top w:w="90" w:type="dxa"/>
+              <w:left w:w="120" w:type="dxa"/>
+              <w:bottom w:w="90" w:type="dxa"/>
+              <w:right w:w="120" w:type="dxa"/>
+            </w:tcMar>
+            <w:vAlign w:val="center"/>
+          </w:tcPr>
+          <w:p>
+            <w:pPr>
+              <w:pStyle w:val="28"/>
+            </w:pPr>
+            <w:r>
+              <w:t>常规页面首屏加载时间不超过3秒；课程列表、题库列表、个人概览、金币余额等常用接口平均响应时间不超过1秒；作业提交、考试提交、金币结算和兑换操作响应时间不超过2秒；OJ普通代码提交从提交到返回判题结果目标不超过5-10秒，复杂用例或外部沙箱繁忙时允许采用异步查询方式返回结果。</w:t>
+            </w:r>
+          </w:p>
+        </w:tc>
+        <w:tc>
+          <w:tcPr>
+            <w:tcW w:w="0" w:type="auto"/>
+            <w:tcBorders>
+              <w:top w:val="nil"/>
+              <w:left w:val="nil"/>
+              <w:bottom w:val="single" w:sz="3" w:space="0" w:color="E5E7EB"/>
+              <w:right w:val="nil"/>
+            </w:tcBorders>
+            <w:shd w:val="clear" w:color="auto" w:fill="FFFFFF"/>
+            <w:tcMar>
+              <w:top w:w="90" w:type="dxa"/>
+              <w:left w:w="120" w:type="dxa"/>
+              <w:bottom w:w="90" w:type="dxa"/>
+              <w:right w:w="120" w:type="dxa"/>
+            </w:tcMar>
+            <w:vAlign w:val="center"/>
+          </w:tcPr>
+          <w:p>
+            <w:pPr>
+              <w:pStyle w:val="28"/>
+            </w:pPr>
+            <w:r>
+              <w:t>保障学习者在学习、练习、兑换和在线编程评测时获得及时反馈。</w:t>
+            </w:r>
+          </w:p>
+        </w:tc>
+      </w:tr>
+      <w:tr>
+        <w:trPr>
+          <w:jc w:val="center"/>
+        </w:trPr>
+        <w:tc>
+          <w:tcPr>
+            <w:tcW w:w="1843" w:type="dxa"/>
+            <w:tcBorders>
+              <w:top w:val="nil"/>
+              <w:left w:val="nil"/>
+              <w:bottom w:val="single" w:sz="3" w:space="0" w:color="E5E7EB"/>
+              <w:right w:val="nil"/>
+            </w:tcBorders>
+            <w:shd w:val="clear" w:color="auto" w:fill="FFFFFF"/>
+            <w:tcMar>
+              <w:top w:w="90" w:type="dxa"/>
+              <w:left w:w="120" w:type="dxa"/>
+              <w:bottom w:w="90" w:type="dxa"/>
+              <w:right w:w="120" w:type="dxa"/>
+            </w:tcMar>
+            <w:vAlign w:val="center"/>
+          </w:tcPr>
+          <w:p>
+            <w:pPr>
+              <w:pStyle w:val="28"/>
+            </w:pPr>
+            <w:r>
+              <w:lastRenderedPageBreak/>
+              <w:t>系统总体可用率</w:t>
+            </w:r>
+          </w:p>
+        </w:tc>
+        <w:tc>
+          <w:tcPr>
+            <w:tcW w:w="4746" w:type="dxa"/>
+            <w:tcBorders>
+              <w:top w:val="nil"/>
+              <w:left w:val="nil"/>
+              <w:bottom w:val="single" w:sz="3" w:space="0" w:color="E5E7EB"/>
+              <w:right w:val="nil"/>
+            </w:tcBorders>
+            <w:shd w:val="clear" w:color="auto" w:fill="FFFFFF"/>
+            <w:tcMar>
+              <w:top w:w="90" w:type="dxa"/>
+              <w:left w:w="120" w:type="dxa"/>
+              <w:bottom w:w="90" w:type="dxa"/>
+              <w:right w:w="120" w:type="dxa"/>
+            </w:tcMar>
+            <w:vAlign w:val="center"/>
+          </w:tcPr>
+          <w:p>
+            <w:pPr>
+              <w:pStyle w:val="28"/>
+            </w:pPr>
+            <w:r>
+              <w:t>本地演示环境核心流程可用率达到100%；后续部署环境系统总体可用率目标不低于99%；本地演示环境应保证前端、后端、数据库和关键接口可连续运行。</w:t>
+            </w:r>
+          </w:p>
+        </w:tc>
+        <w:tc>
+          <w:tcPr>
+            <w:tcW w:w="0" w:type="auto"/>
+            <w:tcBorders>
+              <w:top w:val="nil"/>
+              <w:left w:val="nil"/>
+              <w:bottom w:val="single" w:sz="3" w:space="0" w:color="E5E7EB"/>
+              <w:right w:val="nil"/>
+            </w:tcBorders>
+            <w:shd w:val="clear" w:color="auto" w:fill="FFFFFF"/>
+            <w:tcMar>
+              <w:top w:w="90" w:type="dxa"/>
+              <w:left w:w="120" w:type="dxa"/>
+              <w:bottom w:w="90" w:type="dxa"/>
+              <w:right w:w="120" w:type="dxa"/>
+            </w:tcMar>
+            <w:vAlign w:val="center"/>
+          </w:tcPr>
+          <w:p>
+            <w:pPr>
+              <w:pStyle w:val="28"/>
+            </w:pPr>
+            <w:r>
+              <w:t>100%适合作为课程设计演示和验收目标；</w:t>
+            </w:r>
+          </w:p>
+        </w:tc>
+      </w:tr>
+      <w:tr>
+        <w:trPr>
+          <w:jc w:val="center"/>
+        </w:trPr>
+        <w:tc>
+          <w:tcPr>
+            <w:tcW w:w="1843" w:type="dxa"/>
+            <w:tcBorders>
+              <w:top w:val="nil"/>
+              <w:left w:val="nil"/>
+              <w:bottom w:val="single" w:sz="3" w:space="0" w:color="E5E7EB"/>
+              <w:right w:val="nil"/>
+            </w:tcBorders>
+            <w:shd w:val="clear" w:color="auto" w:fill="FFFFFF"/>
+            <w:tcMar>
+              <w:top w:w="90" w:type="dxa"/>
+              <w:left w:w="120" w:type="dxa"/>
+              <w:bottom w:w="90" w:type="dxa"/>
+              <w:right w:w="120" w:type="dxa"/>
+            </w:tcMar>
+            <w:vAlign w:val="center"/>
+          </w:tcPr>
+          <w:p>
+            <w:pPr>
+              <w:pStyle w:val="28"/>
+            </w:pPr>
+            <w:r>
+              <w:t>系统最大用户数</w:t>
+            </w:r>
+          </w:p>
+        </w:tc>
+        <w:tc>
+          <w:tcPr>
+            <w:tcW w:w="4746" w:type="dxa"/>
+            <w:tcBorders>
+              <w:top w:val="nil"/>
+              <w:left w:val="nil"/>
+              <w:bottom w:val="single" w:sz="3" w:space="0" w:color="E5E7EB"/>
+              <w:right w:val="nil"/>
+            </w:tcBorders>
+            <w:shd w:val="clear" w:color="auto" w:fill="FFFFFF"/>
+            <w:tcMar>
+              <w:top w:w="90" w:type="dxa"/>
+              <w:left w:w="120" w:type="dxa"/>
+              <w:bottom w:w="90" w:type="dxa"/>
+              <w:right w:w="120" w:type="dxa"/>
+            </w:tcMar>
+            <w:vAlign w:val="center"/>
+          </w:tcPr>
+          <w:p>
+            <w:pPr>
+              <w:pStyle w:val="28"/>
+              <w:rPr>
+                <w:rFonts w:hint="eastAsia"/>
+              </w:rPr>
+            </w:pPr>
+            <w:r>
+              <w:t>课程设计阶段按不少于500个注册用户规模进行数据库和接口设计；本地演示环境至少支持学生、教师、管理员三类账号完整演示。</w:t>
+            </w:r>
+          </w:p>
+        </w:tc>
+        <w:tc>
+          <w:tcPr>
+            <w:tcW w:w="0" w:type="auto"/>
+            <w:tcBorders>
+              <w:top w:val="nil"/>
+              <w:left w:val="nil"/>
+              <w:bottom w:val="single" w:sz="3" w:space="0" w:color="E5E7EB"/>
+              <w:right w:val="nil"/>
+            </w:tcBorders>
+            <w:shd w:val="clear" w:color="auto" w:fill="FFFFFF"/>
+            <w:tcMar>
+              <w:top w:w="90" w:type="dxa"/>
+              <w:left w:w="120" w:type="dxa"/>
+              <w:bottom w:w="90" w:type="dxa"/>
+              <w:right w:w="120" w:type="dxa"/>
+            </w:tcMar>
+            <w:vAlign w:val="center"/>
+          </w:tcPr>
+          <w:p>
+            <w:pPr>
+              <w:pStyle w:val="28"/>
+            </w:pPr>
+            <w:r>
+              <w:t>满足班级、课程组或小型</w:t>
+            </w:r>
+            <w:proofErr w:type="gramStart"/>
+            <w:r>
+              <w:t>学院级试运行</w:t>
+            </w:r>
+            <w:proofErr w:type="gramEnd"/>
+            <w:r>
+              <w:t>需求。</w:t>
+            </w:r>
+          </w:p>
+        </w:tc>
+      </w:tr>
+      <w:tr>
+        <w:trPr>
+          <w:jc w:val="center"/>
+        </w:trPr>
+        <w:tc>
+          <w:tcPr>
+            <w:tcW w:w="1843" w:type="dxa"/>
+            <w:tcBorders>
+              <w:top w:val="nil"/>
+              <w:left w:val="nil"/>
+              <w:bottom w:val="single" w:sz="3" w:space="0" w:color="E5E7EB"/>
+              <w:right w:val="nil"/>
+            </w:tcBorders>
+            <w:shd w:val="clear" w:color="auto" w:fill="FFFFFF"/>
+            <w:tcMar>
+              <w:top w:w="90" w:type="dxa"/>
+              <w:left w:w="120" w:type="dxa"/>
+              <w:bottom w:w="90" w:type="dxa"/>
+              <w:right w:w="120" w:type="dxa"/>
+            </w:tcMar>
+            <w:vAlign w:val="center"/>
+          </w:tcPr>
+          <w:p>
+            <w:pPr>
+              <w:pStyle w:val="28"/>
+            </w:pPr>
+            <w:r>
+              <w:t>平均并发用户数</w:t>
+            </w:r>
+          </w:p>
+        </w:tc>
+        <w:tc>
+          <w:tcPr>
+            <w:tcW w:w="4746" w:type="dxa"/>
+            <w:tcBorders>
+              <w:top w:val="nil"/>
+              <w:left w:val="nil"/>
+              <w:bottom w:val="single" w:sz="3" w:space="0" w:color="E5E7EB"/>
+              <w:right w:val="nil"/>
+            </w:tcBorders>
+            <w:shd w:val="clear" w:color="auto" w:fill="FFFFFF"/>
+            <w:tcMar>
+              <w:top w:w="90" w:type="dxa"/>
+              <w:left w:w="120" w:type="dxa"/>
+              <w:bottom w:w="90" w:type="dxa"/>
+              <w:right w:w="120" w:type="dxa"/>
+            </w:tcMar>
+            <w:vAlign w:val="center"/>
+          </w:tcPr>
+          <w:p>
+            <w:pPr>
+              <w:pStyle w:val="28"/>
+              <w:rPr>
+                <w:rFonts w:hint="eastAsia"/>
+              </w:rPr>
+            </w:pPr>
+            <w:r>
+              <w:t>常规学习场景按30</w:t>
+            </w:r>
+            <w:r>
+              <w:t>—</w:t>
+            </w:r>
+            <w:r>
+              <w:t>50人同时在线设计；题库练习、作业提交、课程访问等高峰场景按约100个并发请求进行扩展预留。</w:t>
+            </w:r>
+          </w:p>
+        </w:tc>
+        <w:tc>
+          <w:tcPr>
+            <w:tcW w:w="0" w:type="auto"/>
+            <w:tcBorders>
+              <w:top w:val="nil"/>
+              <w:left w:val="nil"/>
+              <w:bottom w:val="single" w:sz="3" w:space="0" w:color="E5E7EB"/>
+              <w:right w:val="nil"/>
+            </w:tcBorders>
+            <w:shd w:val="clear" w:color="auto" w:fill="FFFFFF"/>
+            <w:tcMar>
+              <w:top w:w="90" w:type="dxa"/>
+              <w:left w:w="120" w:type="dxa"/>
+              <w:bottom w:w="90" w:type="dxa"/>
+              <w:right w:w="120" w:type="dxa"/>
+            </w:tcMar>
+            <w:vAlign w:val="center"/>
+          </w:tcPr>
+          <w:p>
+            <w:pPr>
+              <w:pStyle w:val="28"/>
+            </w:pPr>
+            <w:r>
+              <w:t>贴合课堂集中练习、阶段测验、游戏训练和课程作业提交等场景。</w:t>
+            </w:r>
+          </w:p>
+        </w:tc>
+      </w:tr>
+      <w:tr>
+        <w:trPr>
+          <w:jc w:val="center"/>
+        </w:trPr>
+        <w:tc>
+          <w:tcPr>
+            <w:tcW w:w="1843" w:type="dxa"/>
+            <w:tcBorders>
+              <w:top w:val="nil"/>
+              <w:left w:val="nil"/>
+              <w:bottom w:val="single" w:sz="3" w:space="0" w:color="E5E7EB"/>
+              <w:right w:val="nil"/>
+            </w:tcBorders>
+            <w:shd w:val="clear" w:color="auto" w:fill="FFFFFF"/>
+            <w:tcMar>
+              <w:top w:w="90" w:type="dxa"/>
+              <w:left w:w="120" w:type="dxa"/>
+              <w:bottom w:w="90" w:type="dxa"/>
+              <w:right w:w="120" w:type="dxa"/>
+            </w:tcMar>
+            <w:vAlign w:val="center"/>
+          </w:tcPr>
+          <w:p>
+            <w:pPr>
+              <w:pStyle w:val="28"/>
+            </w:pPr>
+            <w:r>
+              <w:t>数据在线保存时间</w:t>
+            </w:r>
+          </w:p>
+        </w:tc>
+        <w:tc>
+          <w:tcPr>
+            <w:tcW w:w="4746" w:type="dxa"/>
+            <w:tcBorders>
+              <w:top w:val="nil"/>
+              <w:left w:val="nil"/>
+              <w:bottom w:val="single" w:sz="3" w:space="0" w:color="E5E7EB"/>
+              <w:right w:val="nil"/>
+            </w:tcBorders>
+            <w:shd w:val="clear" w:color="auto" w:fill="FFFFFF"/>
+            <w:tcMar>
+              <w:top w:w="90" w:type="dxa"/>
+              <w:left w:w="120" w:type="dxa"/>
+              <w:bottom w:w="90" w:type="dxa"/>
+              <w:right w:w="120" w:type="dxa"/>
+            </w:tcMar>
+            <w:vAlign w:val="center"/>
+          </w:tcPr>
+          <w:p>
+            <w:pPr>
+              <w:pStyle w:val="28"/>
+            </w:pPr>
+            <w:r>
+              <w:t>账号、课程、题库、作业考试、错题收藏、学习时长、实验记录、游戏记录、金币流水和兑换记录至少保存4个完整学年；关键学习数据建议长期保留。</w:t>
+            </w:r>
+          </w:p>
+        </w:tc>
+        <w:tc>
+          <w:tcPr>
+            <w:tcW w:w="0" w:type="auto"/>
+            <w:tcBorders>
+              <w:top w:val="nil"/>
+              <w:left w:val="nil"/>
+              <w:bottom w:val="single" w:sz="3" w:space="0" w:color="E5E7EB"/>
+              <w:right w:val="nil"/>
+            </w:tcBorders>
+            <w:shd w:val="clear" w:color="auto" w:fill="FFFFFF"/>
+            <w:tcMar>
+              <w:top w:w="90" w:type="dxa"/>
+              <w:left w:w="120" w:type="dxa"/>
+              <w:bottom w:w="90" w:type="dxa"/>
+              <w:right w:w="120" w:type="dxa"/>
+            </w:tcMar>
+            <w:vAlign w:val="center"/>
+          </w:tcPr>
+          <w:p>
+            <w:pPr>
+              <w:pStyle w:val="28"/>
+            </w:pPr>
+            <w:r>
+              <w:t>便于学习复盘、金币追踪、课程统计、报告撰写和教学管理。</w:t>
+            </w:r>
+          </w:p>
+        </w:tc>
+      </w:tr>
+      <w:tr>
+        <w:trPr>
+          <w:jc w:val="center"/>
+        </w:trPr>
+        <w:tc>
+          <w:tcPr>
+            <w:tcW w:w="1843" w:type="dxa"/>
+            <w:tcBorders>
+              <w:top w:val="nil"/>
+              <w:left w:val="nil"/>
+              <w:bottom w:val="single" w:sz="3" w:space="0" w:color="E5E7EB"/>
+              <w:right w:val="nil"/>
+            </w:tcBorders>
+            <w:shd w:val="clear" w:color="auto" w:fill="FFFFFF"/>
+            <w:tcMar>
+              <w:top w:w="90" w:type="dxa"/>
+              <w:left w:w="120" w:type="dxa"/>
+              <w:bottom w:w="90" w:type="dxa"/>
+              <w:right w:w="120" w:type="dxa"/>
+            </w:tcMar>
+            <w:vAlign w:val="center"/>
+          </w:tcPr>
+          <w:p>
+            <w:pPr>
+              <w:pStyle w:val="28"/>
+            </w:pPr>
+            <w:r>
+              <w:t>金币结算准确性</w:t>
+            </w:r>
+          </w:p>
+        </w:tc>
+        <w:tc>
+          <w:tcPr>
+            <w:tcW w:w="4746" w:type="dxa"/>
+            <w:tcBorders>
+              <w:top w:val="nil"/>
+              <w:left w:val="nil"/>
+              <w:bottom w:val="single" w:sz="3" w:space="0" w:color="E5E7EB"/>
+              <w:right w:val="nil"/>
+            </w:tcBorders>
+            <w:shd w:val="clear" w:color="auto" w:fill="FFFFFF"/>
+            <w:tcMar>
+              <w:top w:w="90" w:type="dxa"/>
+              <w:left w:w="120" w:type="dxa"/>
+              <w:bottom w:w="90" w:type="dxa"/>
+              <w:right w:w="120" w:type="dxa"/>
+            </w:tcMar>
+            <w:vAlign w:val="center"/>
+          </w:tcPr>
+          <w:p>
+            <w:pPr>
+              <w:pStyle w:val="28"/>
+            </w:pPr>
+            <w:r>
+              <w:t>金币奖励应由后端统一计算，</w:t>
+            </w:r>
+            <w:proofErr w:type="gramStart"/>
+            <w:r>
+              <w:t>前端只</w:t>
+            </w:r>
+            <w:proofErr w:type="gramEnd"/>
+            <w:r>
+              <w:t>展示结果；同一学习行为不得重复结算；兑换操作需校验余额、商品状态和库存。</w:t>
+            </w:r>
+          </w:p>
+        </w:tc>
+        <w:tc>
+          <w:tcPr>
+            <w:tcW w:w="0" w:type="auto"/>
+            <w:tcBorders>
+              <w:top w:val="nil"/>
+              <w:left w:val="nil"/>
+              <w:bottom w:val="single" w:sz="3" w:space="0" w:color="E5E7EB"/>
+              <w:right w:val="nil"/>
+            </w:tcBorders>
+            <w:shd w:val="clear" w:color="auto" w:fill="FFFFFF"/>
+            <w:tcMar>
+              <w:top w:w="90" w:type="dxa"/>
+              <w:left w:w="120" w:type="dxa"/>
+              <w:bottom w:w="90" w:type="dxa"/>
+              <w:right w:w="120" w:type="dxa"/>
+            </w:tcMar>
+            <w:vAlign w:val="center"/>
+          </w:tcPr>
+          <w:p>
+            <w:pPr>
+              <w:pStyle w:val="28"/>
+            </w:pPr>
+            <w:r>
+              <w:t>避免刷金币、重复兑换和余额不一致问题。</w:t>
+            </w:r>
+          </w:p>
+        </w:tc>
+      </w:tr>
+      <w:tr>
+        <w:trPr>
+          <w:jc w:val="center"/>
+        </w:trPr>
+        <w:tc>
+          <w:tcPr>
+            <w:tcW w:w="1843" w:type="dxa"/>
+            <w:tcBorders>
+              <w:top w:val="nil"/>
+              <w:left w:val="nil"/>
+              <w:bottom w:val="single" w:sz="3" w:space="0" w:color="E5E7EB"/>
+              <w:right w:val="nil"/>
+            </w:tcBorders>
+            <w:shd w:val="clear" w:color="auto" w:fill="FFFFFF"/>
+            <w:tcMar>
+              <w:top w:w="90" w:type="dxa"/>
+              <w:left w:w="120" w:type="dxa"/>
+              <w:bottom w:w="90" w:type="dxa"/>
+              <w:right w:w="120" w:type="dxa"/>
+            </w:tcMar>
+            <w:vAlign w:val="center"/>
+          </w:tcPr>
+          <w:p>
+            <w:pPr>
+              <w:pStyle w:val="28"/>
+            </w:pPr>
+            <w:r>
+              <w:t>安全与隐私</w:t>
+            </w:r>
+          </w:p>
+        </w:tc>
+        <w:tc>
+          <w:tcPr>
+            <w:tcW w:w="4746" w:type="dxa"/>
+            <w:tcBorders>
+              <w:top w:val="nil"/>
+              <w:left w:val="nil"/>
+              <w:bottom w:val="single" w:sz="3" w:space="0" w:color="E5E7EB"/>
+              <w:right w:val="nil"/>
+            </w:tcBorders>
+            <w:shd w:val="clear" w:color="auto" w:fill="FFFFFF"/>
+            <w:tcMar>
+              <w:top w:w="90" w:type="dxa"/>
+              <w:left w:w="120" w:type="dxa"/>
+              <w:bottom w:w="90" w:type="dxa"/>
+              <w:right w:w="120" w:type="dxa"/>
+            </w:tcMar>
+            <w:vAlign w:val="center"/>
+          </w:tcPr>
+          <w:p>
+            <w:pPr>
+              <w:pStyle w:val="28"/>
+            </w:pPr>
+            <w:r>
+              <w:t>管理员接口仅管理员账号可访问；AI服务密钥不得出现在前端代码；用户密码以哈希形式保存；金币规则和兑换商品只能由管理员维护。</w:t>
+            </w:r>
+          </w:p>
+        </w:tc>
+        <w:tc>
+          <w:tcPr>
+            <w:tcW w:w="0" w:type="auto"/>
+            <w:tcBorders>
+              <w:top w:val="nil"/>
+              <w:left w:val="nil"/>
+              <w:bottom w:val="single" w:sz="3" w:space="0" w:color="E5E7EB"/>
+              <w:right w:val="nil"/>
+            </w:tcBorders>
+            <w:shd w:val="clear" w:color="auto" w:fill="FFFFFF"/>
+            <w:tcMar>
+              <w:top w:w="90" w:type="dxa"/>
+              <w:left w:w="120" w:type="dxa"/>
+              <w:bottom w:w="90" w:type="dxa"/>
+              <w:right w:w="120" w:type="dxa"/>
+            </w:tcMar>
+            <w:vAlign w:val="center"/>
+          </w:tcPr>
+          <w:p>
+            <w:pPr>
+              <w:pStyle w:val="28"/>
+            </w:pPr>
+            <w:r>
+              <w:t>保障后台数据、金币资产和外部服务调用安全。</w:t>
+            </w:r>
+          </w:p>
+        </w:tc>
+      </w:tr>
+      <w:tr>
+        <w:trPr>
+          <w:jc w:val="center"/>
+        </w:trPr>
+        <w:tc>
+          <w:tcPr>
+            <w:tcW w:w="1843" w:type="dxa"/>
+            <w:tcBorders>
+              <w:top w:val="nil"/>
+              <w:left w:val="nil"/>
+              <w:bottom w:val="single" w:sz="12" w:space="0" w:color="000000"/>
+              <w:right w:val="nil"/>
+            </w:tcBorders>
+            <w:shd w:val="clear" w:color="auto" w:fill="FFFFFF"/>
+            <w:tcMar>
+              <w:top w:w="90" w:type="dxa"/>
+              <w:left w:w="120" w:type="dxa"/>
+              <w:bottom w:w="90" w:type="dxa"/>
+              <w:right w:w="120" w:type="dxa"/>
+            </w:tcMar>
+            <w:vAlign w:val="center"/>
+          </w:tcPr>
+          <w:p>
+            <w:pPr>
+              <w:pStyle w:val="28"/>
+            </w:pPr>
+            <w:r>
+              <w:t>可扩展性</w:t>
+            </w:r>
+          </w:p>
+        </w:tc>
+        <w:tc>
+          <w:tcPr>
+            <w:tcW w:w="4746" w:type="dxa"/>
+            <w:tcBorders>
+              <w:top w:val="nil"/>
+              <w:left w:val="nil"/>
+              <w:bottom w:val="single" w:sz="12" w:space="0" w:color="000000"/>
+              <w:right w:val="nil"/>
+            </w:tcBorders>
+            <w:shd w:val="clear" w:color="auto" w:fill="FFFFFF"/>
+            <w:tcMar>
+              <w:top w:w="90" w:type="dxa"/>
+              <w:left w:w="120" w:type="dxa"/>
+              <w:bottom w:w="90" w:type="dxa"/>
+              <w:right w:w="120" w:type="dxa"/>
+            </w:tcMar>
+            <w:vAlign w:val="center"/>
+          </w:tcPr>
+          <w:p>
+            <w:pPr>
+              <w:pStyle w:val="28"/>
+            </w:pPr>
+            <w:r>
+              <w:t>课程、题库、AI宠物、实验平台、可视化、游戏、金币规则和兑换商品应保持相对独立，便于后续新增学习场景和奖励类型。</w:t>
+            </w:r>
+          </w:p>
+        </w:tc>
+        <w:tc>
+          <w:tcPr>
+            <w:tcW w:w="0" w:type="auto"/>
+            <w:tcBorders>
+              <w:top w:val="nil"/>
+              <w:left w:val="nil"/>
+              <w:bottom w:val="single" w:sz="12" w:space="0" w:color="000000"/>
+              <w:right w:val="nil"/>
+            </w:tcBorders>
+            <w:shd w:val="clear" w:color="auto" w:fill="FFFFFF"/>
+            <w:tcMar>
+              <w:top w:w="90" w:type="dxa"/>
+              <w:left w:w="120" w:type="dxa"/>
+              <w:bottom w:w="90" w:type="dxa"/>
+              <w:right w:w="120" w:type="dxa"/>
+            </w:tcMar>
+            <w:vAlign w:val="center"/>
+          </w:tcPr>
+          <w:p>
+            <w:pPr>
+              <w:pStyle w:val="28"/>
+            </w:pPr>
+            <w:r>
+              <w:t>保证平台能够从在线学堂扩展为更完整的趣味化学习系统。</w:t>
+            </w:r>
+          </w:p>
+        </w:tc>
+      </w:tr>
+    </w:tbl>
+    <w:p>
+      <w:pPr>
+        <w:widowControl/>
+        <w:tabs>
+          <w:tab w:val="center" w:pos="4201"/>
+          <w:tab w:val="right" w:leader="dot" w:pos="9298"/>
+        </w:tabs>
+        <w:autoSpaceDE w:val="0"/>
+        <w:autoSpaceDN w:val="0"/>
+        <w:rPr>
+          <w:rFonts w:hint="eastAsia"/>
+          <w:kern w:val="0"/>
+          <w:szCs w:val="20"/>
+        </w:rPr>
+      </w:pPr>
+    </w:p>
+    <w:p>
+      <w:pPr>
+        <w:pStyle w:val="1"/>
+      </w:pPr>
+      <w:r>
+        <w:rPr>
+          <w:rFonts w:hint="eastAsia"/>
+        </w:rPr>
+        <w:t xml:space="preserve">3 </w:t>
+      </w:r>
+      <w:r>
+        <w:t xml:space="preserve"> </w:t>
+      </w:r>
+      <w:r>
+        <w:rPr>
+          <w:rFonts w:hint="eastAsia"/>
+        </w:rPr>
+        <w:t>需求分析</w:t>
+      </w:r>
+    </w:p>
+    <w:p>
+      <w:pPr>
+        <w:pStyle w:val="2"/>
+      </w:pPr>
+      <w:r>
+        <w:rPr>
+          <w:rFonts w:hint="eastAsia"/>
+        </w:rPr>
+        <w:t>3.1</w:t>
+      </w:r>
+      <w:r>
+        <w:t xml:space="preserve"> </w:t>
+      </w:r>
+      <w:r>
+        <w:rPr>
+          <w:rFonts w:hint="eastAsia"/>
+        </w:rPr>
+        <w:t xml:space="preserve"> </w:t>
+      </w:r>
+      <w:r>
+        <w:rPr>
+          <w:rFonts w:hint="eastAsia"/>
+        </w:rPr>
+        <w:t>目标用户分析</w:t>
       </w:r>
     </w:p>
     <w:p>
@@ -4786,756 +8094,7 @@
         <w:autoSpaceDN w:val="0"/>
         <w:ind w:firstLineChars="200" w:firstLine="420"/>
         <w:rPr>
-          <w:kern w:val="0"/>
-          <w:szCs w:val="20"/>
-        </w:rPr>
-      </w:pPr>
-      <w:r>
-        <w:rPr>
-          <w:kern w:val="0"/>
-          <w:szCs w:val="20"/>
-        </w:rPr>
-        <w:t>列出本文件中用到的专门术语的定义和外文首字母组词的原词组。</w:t>
-      </w:r>
-    </w:p>
-    <w:p>
-      <w:pPr>
-        <w:widowControl/>
-        <w:tabs>
-          <w:tab w:val="center" w:pos="4201"/>
-          <w:tab w:val="right" w:leader="dot" w:pos="9298"/>
-        </w:tabs>
-        <w:autoSpaceDE w:val="0"/>
-        <w:autoSpaceDN w:val="0"/>
-        <w:ind w:firstLineChars="200" w:firstLine="420"/>
-        <w:rPr>
-          <w:kern w:val="0"/>
-          <w:szCs w:val="20"/>
-        </w:rPr>
-      </w:pPr>
-      <w:r>
-        <w:rPr>
-          <w:rFonts w:hint="eastAsia"/>
-          <w:kern w:val="0"/>
-          <w:szCs w:val="20"/>
-        </w:rPr>
-        <w:t>例：</w:t>
-      </w:r>
-    </w:p>
-    <w:p>
-      <w:pPr>
-        <w:pStyle w:val="afffa"/>
-        <w:widowControl/>
-        <w:numPr>
-          <w:ilvl w:val="0"/>
-          <w:numId w:val="13"/>
-        </w:numPr>
-        <w:tabs>
-          <w:tab w:val="center" w:pos="4201"/>
-          <w:tab w:val="right" w:leader="dot" w:pos="9298"/>
-        </w:tabs>
-        <w:autoSpaceDE w:val="0"/>
-        <w:autoSpaceDN w:val="0"/>
-        <w:ind w:firstLineChars="0"/>
-        <w:rPr>
-          <w:kern w:val="0"/>
-          <w:szCs w:val="20"/>
-        </w:rPr>
-      </w:pPr>
-      <w:r>
-        <w:rPr>
-          <w:rFonts w:hint="eastAsia"/>
-          <w:kern w:val="0"/>
-          <w:szCs w:val="20"/>
-        </w:rPr>
-        <w:t>R2DBC</w:t>
-      </w:r>
-      <w:r>
-        <w:rPr>
-          <w:rFonts w:hint="eastAsia"/>
-          <w:kern w:val="0"/>
-          <w:szCs w:val="20"/>
-        </w:rPr>
-        <w:t>：</w:t>
-      </w:r>
-      <w:r>
-        <w:rPr>
-          <w:rFonts w:hint="eastAsia"/>
-          <w:kern w:val="0"/>
-          <w:szCs w:val="20"/>
-        </w:rPr>
-        <w:t>Reactive Relational Database Connectivity (</w:t>
-      </w:r>
-      <w:r>
-        <w:rPr>
-          <w:rFonts w:hint="eastAsia"/>
-          <w:kern w:val="0"/>
-          <w:szCs w:val="20"/>
-        </w:rPr>
-        <w:t>响应式关系型数据库连接</w:t>
-      </w:r>
-      <w:r>
-        <w:rPr>
-          <w:rFonts w:hint="eastAsia"/>
-          <w:kern w:val="0"/>
-          <w:szCs w:val="20"/>
-        </w:rPr>
-        <w:t>)</w:t>
-      </w:r>
-      <w:r>
-        <w:rPr>
-          <w:rFonts w:hint="eastAsia"/>
-          <w:kern w:val="0"/>
-          <w:szCs w:val="20"/>
-        </w:rPr>
-        <w:t>、</w:t>
-      </w:r>
-    </w:p>
-    <w:p>
-      <w:pPr>
-        <w:pStyle w:val="afffa"/>
-        <w:widowControl/>
-        <w:numPr>
-          <w:ilvl w:val="0"/>
-          <w:numId w:val="13"/>
-        </w:numPr>
-        <w:tabs>
-          <w:tab w:val="center" w:pos="4201"/>
-          <w:tab w:val="right" w:leader="dot" w:pos="9298"/>
-        </w:tabs>
-        <w:autoSpaceDE w:val="0"/>
-        <w:autoSpaceDN w:val="0"/>
-        <w:ind w:firstLineChars="0"/>
-        <w:rPr>
-          <w:kern w:val="0"/>
-          <w:szCs w:val="20"/>
-        </w:rPr>
-      </w:pPr>
-      <w:r>
-        <w:rPr>
-          <w:rFonts w:hint="eastAsia"/>
-          <w:kern w:val="0"/>
-          <w:szCs w:val="20"/>
-        </w:rPr>
-        <w:t>CRUD</w:t>
-      </w:r>
-      <w:r>
-        <w:rPr>
-          <w:rFonts w:hint="eastAsia"/>
-          <w:kern w:val="0"/>
-          <w:szCs w:val="20"/>
-        </w:rPr>
-        <w:t>：</w:t>
-      </w:r>
-      <w:proofErr w:type="spellStart"/>
-      <w:r>
-        <w:rPr>
-          <w:rFonts w:hint="eastAsia"/>
-          <w:kern w:val="0"/>
-          <w:szCs w:val="20"/>
-        </w:rPr>
-        <w:t>Create,Read,Update,Delete</w:t>
-      </w:r>
-      <w:proofErr w:type="spellEnd"/>
-      <w:r>
-        <w:rPr>
-          <w:rFonts w:hint="eastAsia"/>
-          <w:kern w:val="0"/>
-          <w:szCs w:val="20"/>
-        </w:rPr>
-        <w:t>(</w:t>
-      </w:r>
-      <w:r>
-        <w:rPr>
-          <w:rFonts w:hint="eastAsia"/>
-          <w:kern w:val="0"/>
-          <w:szCs w:val="20"/>
-        </w:rPr>
-        <w:t>创建、读取、更新、删除</w:t>
-      </w:r>
-      <w:r>
-        <w:rPr>
-          <w:rFonts w:hint="eastAsia"/>
-          <w:kern w:val="0"/>
-          <w:szCs w:val="20"/>
-        </w:rPr>
-        <w:t>)</w:t>
-      </w:r>
-    </w:p>
-    <w:p>
-      <w:pPr>
-        <w:pStyle w:val="afffa"/>
-        <w:widowControl/>
-        <w:numPr>
-          <w:ilvl w:val="0"/>
-          <w:numId w:val="13"/>
-        </w:numPr>
-        <w:tabs>
-          <w:tab w:val="center" w:pos="4201"/>
-          <w:tab w:val="right" w:leader="dot" w:pos="9298"/>
-        </w:tabs>
-        <w:autoSpaceDE w:val="0"/>
-        <w:autoSpaceDN w:val="0"/>
-        <w:ind w:firstLineChars="0"/>
-        <w:rPr>
-          <w:kern w:val="0"/>
-          <w:szCs w:val="20"/>
-        </w:rPr>
-      </w:pPr>
-      <w:r>
-        <w:rPr>
-          <w:rFonts w:hint="eastAsia"/>
-          <w:kern w:val="0"/>
-          <w:szCs w:val="20"/>
-        </w:rPr>
-        <w:t>API</w:t>
-      </w:r>
-      <w:r>
-        <w:rPr>
-          <w:rFonts w:hint="eastAsia"/>
-          <w:kern w:val="0"/>
-          <w:szCs w:val="20"/>
-        </w:rPr>
-        <w:t>：</w:t>
-      </w:r>
-      <w:r>
-        <w:rPr>
-          <w:rFonts w:hint="eastAsia"/>
-          <w:kern w:val="0"/>
-          <w:szCs w:val="20"/>
-        </w:rPr>
-        <w:t>Application Programming Interface (</w:t>
-      </w:r>
-      <w:r>
-        <w:rPr>
-          <w:rFonts w:hint="eastAsia"/>
-          <w:kern w:val="0"/>
-          <w:szCs w:val="20"/>
-        </w:rPr>
-        <w:t>应用程序编程接口</w:t>
-      </w:r>
-      <w:r>
-        <w:rPr>
-          <w:rFonts w:hint="eastAsia"/>
-          <w:kern w:val="0"/>
-          <w:szCs w:val="20"/>
-        </w:rPr>
-        <w:t>)</w:t>
-      </w:r>
-    </w:p>
-    <w:p>
-      <w:pPr>
-        <w:pStyle w:val="afffa"/>
-        <w:widowControl/>
-        <w:numPr>
-          <w:ilvl w:val="0"/>
-          <w:numId w:val="13"/>
-        </w:numPr>
-        <w:tabs>
-          <w:tab w:val="center" w:pos="4201"/>
-          <w:tab w:val="right" w:leader="dot" w:pos="9298"/>
-        </w:tabs>
-        <w:autoSpaceDE w:val="0"/>
-        <w:autoSpaceDN w:val="0"/>
-        <w:ind w:firstLineChars="0"/>
-        <w:rPr>
-          <w:kern w:val="0"/>
-          <w:szCs w:val="20"/>
-        </w:rPr>
-      </w:pPr>
-      <w:proofErr w:type="spellStart"/>
-      <w:r>
-        <w:rPr>
-          <w:rFonts w:hint="eastAsia"/>
-          <w:kern w:val="0"/>
-          <w:szCs w:val="20"/>
-        </w:rPr>
-        <w:t>MTBF:Mean</w:t>
-      </w:r>
-      <w:proofErr w:type="spellEnd"/>
-      <w:r>
-        <w:rPr>
-          <w:rFonts w:hint="eastAsia"/>
-          <w:kern w:val="0"/>
-          <w:szCs w:val="20"/>
-        </w:rPr>
-        <w:t xml:space="preserve"> Time Between Failures(</w:t>
-      </w:r>
-      <w:r>
-        <w:rPr>
-          <w:rFonts w:hint="eastAsia"/>
-          <w:kern w:val="0"/>
-          <w:szCs w:val="20"/>
-        </w:rPr>
-        <w:t>平均故障间隔时间</w:t>
-      </w:r>
-      <w:r>
-        <w:rPr>
-          <w:rFonts w:hint="eastAsia"/>
-          <w:kern w:val="0"/>
-          <w:szCs w:val="20"/>
-        </w:rPr>
-        <w:t>)</w:t>
-      </w:r>
-    </w:p>
-    <w:p>
-      <w:pPr>
-        <w:pStyle w:val="afffa"/>
-        <w:widowControl/>
-        <w:numPr>
-          <w:ilvl w:val="0"/>
-          <w:numId w:val="13"/>
-        </w:numPr>
-        <w:tabs>
-          <w:tab w:val="center" w:pos="4201"/>
-          <w:tab w:val="right" w:leader="dot" w:pos="9298"/>
-        </w:tabs>
-        <w:autoSpaceDE w:val="0"/>
-        <w:autoSpaceDN w:val="0"/>
-        <w:ind w:firstLineChars="0"/>
-        <w:rPr>
-          <w:kern w:val="0"/>
-          <w:szCs w:val="20"/>
-        </w:rPr>
-      </w:pPr>
-      <w:proofErr w:type="spellStart"/>
-      <w:r>
-        <w:rPr>
-          <w:rFonts w:hint="eastAsia"/>
-          <w:kern w:val="0"/>
-          <w:szCs w:val="20"/>
-        </w:rPr>
-        <w:t>MTTR:Mean</w:t>
-      </w:r>
-      <w:proofErr w:type="spellEnd"/>
-      <w:r>
-        <w:rPr>
-          <w:rFonts w:hint="eastAsia"/>
-          <w:kern w:val="0"/>
-          <w:szCs w:val="20"/>
-        </w:rPr>
-        <w:t xml:space="preserve"> Time To Repair(</w:t>
-      </w:r>
-      <w:r>
-        <w:rPr>
-          <w:rFonts w:hint="eastAsia"/>
-          <w:kern w:val="0"/>
-          <w:szCs w:val="20"/>
-        </w:rPr>
-        <w:t>平均修复时间</w:t>
-      </w:r>
-      <w:r>
-        <w:rPr>
-          <w:rFonts w:hint="eastAsia"/>
-          <w:kern w:val="0"/>
-          <w:szCs w:val="20"/>
-        </w:rPr>
-        <w:t>)</w:t>
-      </w:r>
-    </w:p>
-    <w:p>
-      <w:pPr>
-        <w:widowControl/>
-        <w:tabs>
-          <w:tab w:val="center" w:pos="4201"/>
-          <w:tab w:val="right" w:leader="dot" w:pos="9298"/>
-        </w:tabs>
-        <w:autoSpaceDE w:val="0"/>
-        <w:autoSpaceDN w:val="0"/>
-        <w:ind w:left="420"/>
-        <w:rPr>
-          <w:kern w:val="0"/>
-          <w:szCs w:val="20"/>
-        </w:rPr>
-      </w:pPr>
-    </w:p>
-    <w:p>
-      <w:pPr>
-        <w:spacing w:line="360" w:lineRule="auto"/>
-        <w:rPr>
-          <w:b/>
-          <w:sz w:val="28"/>
-          <w:szCs w:val="28"/>
-        </w:rPr>
-      </w:pPr>
-      <w:r>
-        <w:rPr>
-          <w:b/>
-          <w:sz w:val="28"/>
-          <w:szCs w:val="28"/>
-        </w:rPr>
-        <w:t xml:space="preserve">2  </w:t>
-      </w:r>
-      <w:r>
-        <w:rPr>
-          <w:b/>
-          <w:sz w:val="28"/>
-          <w:szCs w:val="28"/>
-        </w:rPr>
-        <w:t>项目</w:t>
-      </w:r>
-      <w:r>
-        <w:rPr>
-          <w:rFonts w:hint="eastAsia"/>
-          <w:b/>
-          <w:sz w:val="28"/>
-          <w:szCs w:val="28"/>
-        </w:rPr>
-        <w:t>概述</w:t>
-      </w:r>
-    </w:p>
-    <w:p>
-      <w:pPr>
-        <w:spacing w:line="360" w:lineRule="auto"/>
-        <w:rPr>
-          <w:b/>
-          <w:sz w:val="24"/>
-        </w:rPr>
-      </w:pPr>
-      <w:r>
-        <w:rPr>
-          <w:rFonts w:hint="eastAsia"/>
-          <w:b/>
-          <w:sz w:val="24"/>
-        </w:rPr>
-        <w:t xml:space="preserve">2.1 </w:t>
-      </w:r>
-      <w:r>
-        <w:rPr>
-          <w:b/>
-          <w:sz w:val="24"/>
-        </w:rPr>
-        <w:t xml:space="preserve"> </w:t>
-      </w:r>
-      <w:r>
-        <w:rPr>
-          <w:rFonts w:hint="eastAsia"/>
-          <w:b/>
-          <w:sz w:val="24"/>
-        </w:rPr>
-        <w:t>项目目标</w:t>
-      </w:r>
-    </w:p>
-    <w:p>
-      <w:pPr>
-        <w:widowControl/>
-        <w:tabs>
-          <w:tab w:val="center" w:pos="4201"/>
-          <w:tab w:val="right" w:leader="dot" w:pos="9298"/>
-        </w:tabs>
-        <w:autoSpaceDE w:val="0"/>
-        <w:autoSpaceDN w:val="0"/>
-        <w:ind w:firstLineChars="200" w:firstLine="420"/>
-        <w:rPr>
-          <w:kern w:val="0"/>
-          <w:szCs w:val="20"/>
-        </w:rPr>
-      </w:pPr>
-      <w:r>
-        <w:rPr>
-          <w:rFonts w:hint="eastAsia"/>
-          <w:kern w:val="0"/>
-          <w:szCs w:val="20"/>
-        </w:rPr>
-        <w:t>说明项目建设的总体目标和具体目标。项目目标应尽量细化、量化，如可以分为业务目标、功能目标，便于对目标进行考核和验收。</w:t>
-      </w:r>
-    </w:p>
-    <w:p>
-      <w:pPr>
-        <w:spacing w:line="360" w:lineRule="auto"/>
-        <w:rPr>
-          <w:b/>
-          <w:sz w:val="24"/>
-        </w:rPr>
-      </w:pPr>
-      <w:r>
-        <w:rPr>
-          <w:rFonts w:hint="eastAsia"/>
-          <w:b/>
-          <w:sz w:val="24"/>
-        </w:rPr>
-        <w:t xml:space="preserve">2.2 </w:t>
-      </w:r>
-      <w:r>
-        <w:rPr>
-          <w:b/>
-          <w:sz w:val="24"/>
-        </w:rPr>
-        <w:t xml:space="preserve"> </w:t>
-      </w:r>
-      <w:r>
-        <w:rPr>
-          <w:rFonts w:hint="eastAsia"/>
-          <w:b/>
-          <w:sz w:val="24"/>
-        </w:rPr>
-        <w:t>业务需求</w:t>
-      </w:r>
-    </w:p>
-    <w:p>
-      <w:pPr>
-        <w:widowControl/>
-        <w:tabs>
-          <w:tab w:val="center" w:pos="4201"/>
-          <w:tab w:val="right" w:leader="dot" w:pos="9298"/>
-        </w:tabs>
-        <w:autoSpaceDE w:val="0"/>
-        <w:autoSpaceDN w:val="0"/>
-        <w:ind w:firstLineChars="200" w:firstLine="420"/>
-        <w:rPr>
-          <w:kern w:val="0"/>
-          <w:szCs w:val="20"/>
-        </w:rPr>
-      </w:pPr>
-      <w:r>
-        <w:rPr>
-          <w:rFonts w:hint="eastAsia"/>
-          <w:kern w:val="0"/>
-          <w:szCs w:val="20"/>
-        </w:rPr>
-        <w:t>条目化地叙述本软件最终用户的</w:t>
-      </w:r>
-      <w:proofErr w:type="gramStart"/>
-      <w:r>
-        <w:rPr>
-          <w:rFonts w:hint="eastAsia"/>
-          <w:kern w:val="0"/>
-          <w:szCs w:val="20"/>
-        </w:rPr>
-        <w:t>原始业务</w:t>
-      </w:r>
-      <w:proofErr w:type="gramEnd"/>
-      <w:r>
-        <w:rPr>
-          <w:rFonts w:hint="eastAsia"/>
-          <w:kern w:val="0"/>
-          <w:szCs w:val="20"/>
-        </w:rPr>
-        <w:t>需求，包括：业务指标、技术指标、总体功能需求、目标用户功能需求等，为需求分析提供支持。</w:t>
-      </w:r>
-    </w:p>
-    <w:p>
-      <w:pPr>
-        <w:spacing w:line="360" w:lineRule="auto"/>
-        <w:rPr>
-          <w:b/>
-          <w:szCs w:val="21"/>
-        </w:rPr>
-      </w:pPr>
-      <w:r>
-        <w:rPr>
-          <w:rFonts w:hint="eastAsia"/>
-          <w:b/>
-          <w:szCs w:val="21"/>
-        </w:rPr>
-        <w:t xml:space="preserve">2.2.1 </w:t>
-      </w:r>
-      <w:r>
-        <w:rPr>
-          <w:b/>
-          <w:szCs w:val="21"/>
-        </w:rPr>
-        <w:t xml:space="preserve"> </w:t>
-      </w:r>
-      <w:r>
-        <w:rPr>
-          <w:rFonts w:hint="eastAsia"/>
-          <w:b/>
-          <w:szCs w:val="21"/>
-        </w:rPr>
-        <w:t>业务指标</w:t>
-      </w:r>
-    </w:p>
-    <w:p>
-      <w:pPr>
-        <w:widowControl/>
-        <w:tabs>
-          <w:tab w:val="center" w:pos="4201"/>
-          <w:tab w:val="right" w:leader="dot" w:pos="9298"/>
-        </w:tabs>
-        <w:autoSpaceDE w:val="0"/>
-        <w:autoSpaceDN w:val="0"/>
-        <w:ind w:firstLineChars="200" w:firstLine="420"/>
-        <w:rPr>
-          <w:kern w:val="0"/>
-          <w:szCs w:val="20"/>
-        </w:rPr>
-      </w:pPr>
-      <w:r>
-        <w:rPr>
-          <w:rFonts w:hint="eastAsia"/>
-          <w:kern w:val="0"/>
-          <w:szCs w:val="20"/>
-        </w:rPr>
-        <w:t>从业务的角度进行需求分析，分析与本项目相关的业务领域、机构与部门在业务运作、流程、管理、操作等方面对本项目的需求。根据不同的业务类型和部门，逐个进行梳理和分析，提出业务指标。</w:t>
-      </w:r>
-    </w:p>
-    <w:p>
-      <w:pPr>
-        <w:spacing w:line="360" w:lineRule="auto"/>
-        <w:rPr>
-          <w:b/>
-          <w:szCs w:val="21"/>
-        </w:rPr>
-      </w:pPr>
-      <w:r>
-        <w:rPr>
-          <w:rFonts w:hint="eastAsia"/>
-          <w:b/>
-          <w:szCs w:val="21"/>
-        </w:rPr>
-        <w:t>2.2.2</w:t>
-      </w:r>
-      <w:r>
-        <w:rPr>
-          <w:b/>
-          <w:szCs w:val="21"/>
-        </w:rPr>
-        <w:t xml:space="preserve"> </w:t>
-      </w:r>
-      <w:r>
-        <w:rPr>
-          <w:rFonts w:hint="eastAsia"/>
-          <w:b/>
-          <w:szCs w:val="21"/>
-        </w:rPr>
-        <w:t xml:space="preserve"> </w:t>
-      </w:r>
-      <w:r>
-        <w:rPr>
-          <w:rFonts w:hint="eastAsia"/>
-          <w:b/>
-          <w:szCs w:val="21"/>
-        </w:rPr>
-        <w:t>技术指标</w:t>
-      </w:r>
-    </w:p>
-    <w:p>
-      <w:pPr>
-        <w:widowControl/>
-        <w:tabs>
-          <w:tab w:val="center" w:pos="4201"/>
-          <w:tab w:val="right" w:leader="dot" w:pos="9298"/>
-        </w:tabs>
-        <w:autoSpaceDE w:val="0"/>
-        <w:autoSpaceDN w:val="0"/>
-        <w:ind w:firstLineChars="200" w:firstLine="420"/>
-        <w:rPr>
-          <w:kern w:val="0"/>
-          <w:szCs w:val="20"/>
-        </w:rPr>
-      </w:pPr>
-      <w:r>
-        <w:rPr>
-          <w:rFonts w:hint="eastAsia"/>
-          <w:kern w:val="0"/>
-          <w:szCs w:val="20"/>
-        </w:rPr>
-        <w:t>列出本项目的主要技术指标。应用系统主要技术指标包括且不限于（系统响应时间、系统总体可用率、系统最大用户数、平均并发用户数、数据在线保存时间等）。</w:t>
-      </w:r>
-    </w:p>
-    <w:p>
-      <w:pPr>
-        <w:widowControl/>
-        <w:tabs>
-          <w:tab w:val="center" w:pos="4201"/>
-          <w:tab w:val="right" w:leader="dot" w:pos="9298"/>
-        </w:tabs>
-        <w:autoSpaceDE w:val="0"/>
-        <w:autoSpaceDN w:val="0"/>
-        <w:rPr>
-          <w:kern w:val="0"/>
-          <w:szCs w:val="20"/>
-        </w:rPr>
-      </w:pPr>
-    </w:p>
-    <w:p>
-      <w:pPr>
-        <w:spacing w:line="360" w:lineRule="auto"/>
-        <w:rPr>
-          <w:b/>
-          <w:sz w:val="28"/>
-          <w:szCs w:val="28"/>
-        </w:rPr>
-      </w:pPr>
-      <w:r>
-        <w:rPr>
-          <w:rFonts w:hint="eastAsia"/>
-          <w:b/>
-          <w:sz w:val="28"/>
-          <w:szCs w:val="28"/>
-        </w:rPr>
-        <w:t xml:space="preserve">3 </w:t>
-      </w:r>
-      <w:r>
-        <w:rPr>
-          <w:b/>
-          <w:sz w:val="28"/>
-          <w:szCs w:val="28"/>
-        </w:rPr>
-        <w:t xml:space="preserve"> </w:t>
-      </w:r>
-      <w:r>
-        <w:rPr>
-          <w:rFonts w:hint="eastAsia"/>
-          <w:b/>
-          <w:sz w:val="28"/>
-          <w:szCs w:val="28"/>
-        </w:rPr>
-        <w:t>需求分析</w:t>
-      </w:r>
-    </w:p>
-    <w:p>
-      <w:pPr>
-        <w:spacing w:line="360" w:lineRule="auto"/>
-        <w:rPr>
-          <w:b/>
-          <w:sz w:val="24"/>
-        </w:rPr>
-      </w:pPr>
-      <w:r>
-        <w:rPr>
-          <w:rFonts w:hint="eastAsia"/>
-          <w:b/>
-          <w:sz w:val="24"/>
-        </w:rPr>
-        <w:t>3.1</w:t>
-      </w:r>
-      <w:r>
-        <w:rPr>
-          <w:b/>
-          <w:sz w:val="24"/>
-        </w:rPr>
-        <w:t xml:space="preserve"> </w:t>
-      </w:r>
-      <w:r>
-        <w:rPr>
-          <w:rFonts w:hint="eastAsia"/>
-          <w:b/>
-          <w:sz w:val="24"/>
-        </w:rPr>
-        <w:t xml:space="preserve"> </w:t>
-      </w:r>
-      <w:r>
-        <w:rPr>
-          <w:rFonts w:hint="eastAsia"/>
-          <w:b/>
-          <w:sz w:val="24"/>
-        </w:rPr>
-        <w:t>目标用户分析</w:t>
-      </w:r>
-    </w:p>
-    <w:p>
-      <w:pPr>
-        <w:widowControl/>
-        <w:tabs>
-          <w:tab w:val="center" w:pos="4201"/>
-          <w:tab w:val="right" w:leader="dot" w:pos="9298"/>
-        </w:tabs>
-        <w:autoSpaceDE w:val="0"/>
-        <w:autoSpaceDN w:val="0"/>
-        <w:ind w:firstLineChars="200" w:firstLine="420"/>
-        <w:rPr>
+          <w:rFonts w:hint="eastAsia"/>
           <w:kern w:val="0"/>
           <w:szCs w:val="20"/>
           <w:shd w:val="clear" w:color="auto" w:fill="FFFFFF"/>
@@ -5565,644 +8124,1402 @@
     </w:p>
     <w:p>
       <w:pPr>
-        <w:widowControl/>
-        <w:tabs>
-          <w:tab w:val="center" w:pos="4201"/>
-          <w:tab w:val="right" w:leader="dot" w:pos="9298"/>
-        </w:tabs>
-        <w:autoSpaceDE w:val="0"/>
-        <w:autoSpaceDN w:val="0"/>
-        <w:rPr>
-          <w:kern w:val="0"/>
-          <w:szCs w:val="20"/>
+        <w:pStyle w:val="afffffff9"/>
+        <w:ind w:firstLine="420"/>
+        <w:rPr>
+          <w:rFonts w:hint="eastAsia"/>
         </w:rPr>
       </w:pPr>
+      <w:r>
+        <w:rPr>
+          <w:rFonts w:hint="eastAsia"/>
+        </w:rPr>
+        <w:t>本系统的目标用户主要包括访客、注册用户</w:t>
+      </w:r>
+      <w:r>
+        <w:rPr>
+          <w:rFonts w:hint="eastAsia"/>
+        </w:rPr>
+        <w:t>/</w:t>
+      </w:r>
+      <w:r>
+        <w:rPr>
+          <w:rFonts w:hint="eastAsia"/>
+        </w:rPr>
+        <w:t>学习者、教师和系统管理员。各类用户在系统中的权限和使用深度不同，其中访客主要承担浏览和进入系统的入口角色，注册用户</w:t>
+      </w:r>
+      <w:r>
+        <w:rPr>
+          <w:rFonts w:hint="eastAsia"/>
+        </w:rPr>
+        <w:t>/</w:t>
+      </w:r>
+      <w:r>
+        <w:rPr>
+          <w:rFonts w:hint="eastAsia"/>
+        </w:rPr>
+        <w:lastRenderedPageBreak/>
+        <w:t>学习者是平台的核心使用者，教师负责课程资源建设与学习任务管理，系统管理员负责平台基础数据、内容资源和运营规则维护。</w:t>
+      </w:r>
     </w:p>
     <w:p>
       <w:pPr>
-        <w:spacing w:line="360" w:lineRule="auto"/>
-        <w:rPr>
-          <w:b/>
-          <w:sz w:val="24"/>
-        </w:rPr>
+        <w:pStyle w:val="afffffff9"/>
+        <w:ind w:firstLine="420"/>
       </w:pPr>
       <w:r>
         <w:rPr>
           <w:rFonts w:hint="eastAsia"/>
-          <w:b/>
-          <w:sz w:val="24"/>
-        </w:rPr>
-        <w:t>3.</w:t>
-      </w:r>
-      <w:r>
-        <w:rPr>
-          <w:b/>
-          <w:sz w:val="24"/>
-        </w:rPr>
-        <w:t>2</w:t>
-      </w:r>
-      <w:r>
-        <w:rPr>
-          <w:rFonts w:hint="eastAsia"/>
-          <w:b/>
-          <w:sz w:val="24"/>
-        </w:rPr>
-        <w:t xml:space="preserve"> </w:t>
-      </w:r>
-      <w:r>
-        <w:rPr>
-          <w:b/>
-          <w:sz w:val="24"/>
-        </w:rPr>
-        <w:t xml:space="preserve"> </w:t>
-      </w:r>
-      <w:r>
-        <w:rPr>
-          <w:rFonts w:hint="eastAsia"/>
-          <w:b/>
-          <w:sz w:val="24"/>
-        </w:rPr>
-        <w:t>功能需求</w:t>
+        </w:rPr>
+        <w:t>从角色层次关系看，访客处于系统访问的初始层级，可以浏览首页并进入注册、登录和找回密码流程；注册用户</w:t>
+      </w:r>
+      <w:r>
+        <w:rPr>
+          <w:rFonts w:hint="eastAsia"/>
+        </w:rPr>
+        <w:t>/</w:t>
+      </w:r>
+      <w:r>
+        <w:rPr>
+          <w:rFonts w:hint="eastAsia"/>
+        </w:rPr>
+        <w:t>学习者是在完成账号注册和登录后的基础使用角色，可以使用课程学习、题库练习、实验训练、学习游戏、</w:t>
+      </w:r>
+      <w:r>
+        <w:rPr>
+          <w:rFonts w:hint="eastAsia"/>
+        </w:rPr>
+        <w:t>AI</w:t>
+      </w:r>
+      <w:r>
+        <w:rPr>
+          <w:rFonts w:hint="eastAsia"/>
+        </w:rPr>
+        <w:t>宠物和金币兑换等功能；教师是在普通用户基础上增加课程发布、作业布置、评价处理和教师信箱管理等职责的角色；系统管理员处于平台管理层，负责用户、课程、题库、</w:t>
+      </w:r>
+      <w:r>
+        <w:rPr>
+          <w:rFonts w:hint="eastAsia"/>
+        </w:rPr>
+        <w:t>OJ</w:t>
+      </w:r>
+      <w:r>
+        <w:rPr>
+          <w:rFonts w:hint="eastAsia"/>
+        </w:rPr>
+        <w:t>题目、评论、兑换商品和金币规则等核心数据维护。</w:t>
       </w:r>
     </w:p>
     <w:p>
       <w:pPr>
-        <w:spacing w:line="360" w:lineRule="auto"/>
-        <w:rPr>
-          <w:b/>
-          <w:szCs w:val="21"/>
-        </w:rPr>
+        <w:pStyle w:val="afffffff9"/>
+        <w:ind w:firstLine="420"/>
       </w:pPr>
       <w:r>
         <w:rPr>
           <w:rFonts w:hint="eastAsia"/>
-          <w:b/>
-          <w:szCs w:val="21"/>
-        </w:rPr>
-        <w:t>3.</w:t>
-      </w:r>
-      <w:r>
-        <w:rPr>
-          <w:b/>
-          <w:szCs w:val="21"/>
-        </w:rPr>
-        <w:t>2</w:t>
-      </w:r>
-      <w:r>
-        <w:rPr>
-          <w:rFonts w:hint="eastAsia"/>
-          <w:b/>
-          <w:szCs w:val="21"/>
-        </w:rPr>
-        <w:t>.1</w:t>
-      </w:r>
-      <w:r>
-        <w:rPr>
-          <w:b/>
-          <w:szCs w:val="21"/>
-        </w:rPr>
-        <w:t xml:space="preserve"> </w:t>
-      </w:r>
-      <w:r>
-        <w:rPr>
-          <w:rFonts w:hint="eastAsia"/>
-          <w:b/>
-          <w:szCs w:val="21"/>
-        </w:rPr>
-        <w:t xml:space="preserve"> XX</w:t>
-      </w:r>
-      <w:r>
-        <w:rPr>
-          <w:rFonts w:hint="eastAsia"/>
-          <w:b/>
-          <w:szCs w:val="21"/>
-        </w:rPr>
-        <w:t>功能需求</w:t>
+        </w:rPr>
+        <w:t>各类目标用户的职责、技术要求和预期使用频度如下表所示。</w:t>
+      </w:r>
+    </w:p>
+    <w:tbl>
+      <w:tblPr>
+        <w:tblStyle w:val="afff3"/>
+        <w:tblW w:w="0" w:type="auto"/>
+        <w:jc w:val="center"/>
+        <w:tblBorders>
+          <w:top w:val="single" w:sz="14" w:space="0" w:color="606F7B"/>
+          <w:left w:val="nil"/>
+          <w:bottom w:val="single" w:sz="14" w:space="0" w:color="606F7B"/>
+          <w:right w:val="nil"/>
+          <w:insideH w:val="single" w:sz="4" w:space="0" w:color="606F7B"/>
+          <w:insideV w:val="nil"/>
+        </w:tblBorders>
+        <w:tblCellMar>
+          <w:left w:w="0" w:type="dxa"/>
+          <w:right w:w="0" w:type="dxa"/>
+        </w:tblCellMar>
+        <w:tblLook w:val="04A0" w:firstRow="1" w:lastRow="0" w:firstColumn="1" w:lastColumn="0" w:noHBand="0" w:noVBand="1"/>
+      </w:tblPr>
+      <w:tblGrid>
+        <w:gridCol w:w="993"/>
+        <w:gridCol w:w="3349"/>
+        <w:gridCol w:w="2305"/>
+        <w:gridCol w:w="1659"/>
+      </w:tblGrid>
+      <w:tr>
+        <w:trPr>
+          <w:trHeight w:val="299"/>
+          <w:tblHeader/>
+          <w:jc w:val="center"/>
+        </w:trPr>
+        <w:tc>
+          <w:tcPr>
+            <w:tcW w:w="993" w:type="dxa"/>
+            <w:tcBorders>
+              <w:top w:val="single" w:sz="12" w:space="0" w:color="000000"/>
+              <w:left w:val="nil"/>
+              <w:bottom w:val="single" w:sz="8" w:space="0" w:color="000000"/>
+              <w:right w:val="nil"/>
+            </w:tcBorders>
+            <w:shd w:val="clear" w:color="auto" w:fill="F2F2F2"/>
+            <w:tcMar>
+              <w:top w:w="90" w:type="dxa"/>
+              <w:left w:w="120" w:type="dxa"/>
+              <w:bottom w:w="90" w:type="dxa"/>
+              <w:right w:w="120" w:type="dxa"/>
+            </w:tcMar>
+            <w:vAlign w:val="center"/>
+          </w:tcPr>
+          <w:p>
+            <w:pPr>
+              <w:pStyle w:val="afffffffd"/>
+            </w:pPr>
+            <w:r>
+              <w:t>角色</w:t>
+            </w:r>
+          </w:p>
+        </w:tc>
+        <w:tc>
+          <w:tcPr>
+            <w:tcW w:w="3349" w:type="dxa"/>
+            <w:tcBorders>
+              <w:top w:val="single" w:sz="12" w:space="0" w:color="000000"/>
+              <w:left w:val="nil"/>
+              <w:bottom w:val="single" w:sz="8" w:space="0" w:color="000000"/>
+              <w:right w:val="nil"/>
+            </w:tcBorders>
+            <w:shd w:val="clear" w:color="auto" w:fill="F2F2F2"/>
+            <w:tcMar>
+              <w:top w:w="90" w:type="dxa"/>
+              <w:left w:w="120" w:type="dxa"/>
+              <w:bottom w:w="90" w:type="dxa"/>
+              <w:right w:w="120" w:type="dxa"/>
+            </w:tcMar>
+            <w:vAlign w:val="center"/>
+          </w:tcPr>
+          <w:p>
+            <w:pPr>
+              <w:pStyle w:val="afffffffd"/>
+            </w:pPr>
+            <w:r>
+              <w:t>主要职责</w:t>
+            </w:r>
+          </w:p>
+        </w:tc>
+        <w:tc>
+          <w:tcPr>
+            <w:tcW w:w="0" w:type="auto"/>
+            <w:tcBorders>
+              <w:top w:val="single" w:sz="12" w:space="0" w:color="000000"/>
+              <w:left w:val="nil"/>
+              <w:bottom w:val="single" w:sz="8" w:space="0" w:color="000000"/>
+              <w:right w:val="nil"/>
+            </w:tcBorders>
+            <w:shd w:val="clear" w:color="auto" w:fill="F2F2F2"/>
+            <w:tcMar>
+              <w:top w:w="90" w:type="dxa"/>
+              <w:left w:w="120" w:type="dxa"/>
+              <w:bottom w:w="90" w:type="dxa"/>
+              <w:right w:w="120" w:type="dxa"/>
+            </w:tcMar>
+            <w:vAlign w:val="center"/>
+          </w:tcPr>
+          <w:p>
+            <w:pPr>
+              <w:pStyle w:val="afffffffd"/>
+            </w:pPr>
+            <w:r>
+              <w:t>技术要求</w:t>
+            </w:r>
+          </w:p>
+        </w:tc>
+        <w:tc>
+          <w:tcPr>
+            <w:tcW w:w="0" w:type="auto"/>
+            <w:tcBorders>
+              <w:top w:val="single" w:sz="12" w:space="0" w:color="000000"/>
+              <w:left w:val="nil"/>
+              <w:bottom w:val="single" w:sz="8" w:space="0" w:color="000000"/>
+              <w:right w:val="nil"/>
+            </w:tcBorders>
+            <w:shd w:val="clear" w:color="auto" w:fill="F2F2F2"/>
+            <w:tcMar>
+              <w:top w:w="90" w:type="dxa"/>
+              <w:left w:w="120" w:type="dxa"/>
+              <w:bottom w:w="90" w:type="dxa"/>
+              <w:right w:w="120" w:type="dxa"/>
+            </w:tcMar>
+            <w:vAlign w:val="center"/>
+          </w:tcPr>
+          <w:p>
+            <w:pPr>
+              <w:pStyle w:val="afffffffd"/>
+            </w:pPr>
+            <w:r>
+              <w:t>预期使用频度</w:t>
+            </w:r>
+          </w:p>
+        </w:tc>
+      </w:tr>
+      <w:tr>
+        <w:trPr>
+          <w:jc w:val="center"/>
+        </w:trPr>
+        <w:tc>
+          <w:tcPr>
+            <w:tcW w:w="993" w:type="dxa"/>
+            <w:tcBorders>
+              <w:top w:val="nil"/>
+              <w:left w:val="nil"/>
+              <w:bottom w:val="single" w:sz="3" w:space="0" w:color="E5E7EB"/>
+              <w:right w:val="nil"/>
+            </w:tcBorders>
+            <w:shd w:val="clear" w:color="auto" w:fill="FFFFFF"/>
+            <w:tcMar>
+              <w:top w:w="90" w:type="dxa"/>
+              <w:left w:w="120" w:type="dxa"/>
+              <w:bottom w:w="90" w:type="dxa"/>
+              <w:right w:w="120" w:type="dxa"/>
+            </w:tcMar>
+            <w:vAlign w:val="center"/>
+          </w:tcPr>
+          <w:p>
+            <w:pPr>
+              <w:pStyle w:val="28"/>
+            </w:pPr>
+            <w:r>
+              <w:t>访客</w:t>
+            </w:r>
+          </w:p>
+        </w:tc>
+        <w:tc>
+          <w:tcPr>
+            <w:tcW w:w="3349" w:type="dxa"/>
+            <w:tcBorders>
+              <w:top w:val="nil"/>
+              <w:left w:val="nil"/>
+              <w:bottom w:val="single" w:sz="3" w:space="0" w:color="E5E7EB"/>
+              <w:right w:val="nil"/>
+            </w:tcBorders>
+            <w:shd w:val="clear" w:color="auto" w:fill="FFFFFF"/>
+            <w:tcMar>
+              <w:top w:w="90" w:type="dxa"/>
+              <w:left w:w="120" w:type="dxa"/>
+              <w:bottom w:w="90" w:type="dxa"/>
+              <w:right w:w="120" w:type="dxa"/>
+            </w:tcMar>
+            <w:vAlign w:val="center"/>
+          </w:tcPr>
+          <w:p>
+            <w:pPr>
+              <w:pStyle w:val="28"/>
+            </w:pPr>
+            <w:r>
+              <w:t>浏览平台首页和部分课程资源，完成注册、登录或找回密码。</w:t>
+            </w:r>
+          </w:p>
+        </w:tc>
+        <w:tc>
+          <w:tcPr>
+            <w:tcW w:w="0" w:type="auto"/>
+            <w:tcBorders>
+              <w:top w:val="nil"/>
+              <w:left w:val="nil"/>
+              <w:bottom w:val="single" w:sz="3" w:space="0" w:color="E5E7EB"/>
+              <w:right w:val="nil"/>
+            </w:tcBorders>
+            <w:shd w:val="clear" w:color="auto" w:fill="FFFFFF"/>
+            <w:tcMar>
+              <w:top w:w="90" w:type="dxa"/>
+              <w:left w:w="120" w:type="dxa"/>
+              <w:bottom w:w="90" w:type="dxa"/>
+              <w:right w:w="120" w:type="dxa"/>
+            </w:tcMar>
+            <w:vAlign w:val="center"/>
+          </w:tcPr>
+          <w:p>
+            <w:pPr>
+              <w:pStyle w:val="28"/>
+            </w:pPr>
+            <w:r>
+              <w:t>具备基本浏览器操作能力。</w:t>
+            </w:r>
+          </w:p>
+        </w:tc>
+        <w:tc>
+          <w:tcPr>
+            <w:tcW w:w="0" w:type="auto"/>
+            <w:tcBorders>
+              <w:top w:val="nil"/>
+              <w:left w:val="nil"/>
+              <w:bottom w:val="single" w:sz="3" w:space="0" w:color="E5E7EB"/>
+              <w:right w:val="nil"/>
+            </w:tcBorders>
+            <w:shd w:val="clear" w:color="auto" w:fill="FFFFFF"/>
+            <w:tcMar>
+              <w:top w:w="90" w:type="dxa"/>
+              <w:left w:w="120" w:type="dxa"/>
+              <w:bottom w:w="90" w:type="dxa"/>
+              <w:right w:w="120" w:type="dxa"/>
+            </w:tcMar>
+            <w:vAlign w:val="center"/>
+          </w:tcPr>
+          <w:p>
+            <w:pPr>
+              <w:pStyle w:val="28"/>
+            </w:pPr>
+            <w:r>
+              <w:t>低频或首次访问。</w:t>
+            </w:r>
+          </w:p>
+        </w:tc>
+      </w:tr>
+      <w:tr>
+        <w:trPr>
+          <w:jc w:val="center"/>
+        </w:trPr>
+        <w:tc>
+          <w:tcPr>
+            <w:tcW w:w="993" w:type="dxa"/>
+            <w:tcBorders>
+              <w:top w:val="nil"/>
+              <w:left w:val="nil"/>
+              <w:bottom w:val="single" w:sz="3" w:space="0" w:color="E5E7EB"/>
+              <w:right w:val="nil"/>
+            </w:tcBorders>
+            <w:shd w:val="clear" w:color="auto" w:fill="FFFFFF"/>
+            <w:tcMar>
+              <w:top w:w="90" w:type="dxa"/>
+              <w:left w:w="120" w:type="dxa"/>
+              <w:bottom w:w="90" w:type="dxa"/>
+              <w:right w:w="120" w:type="dxa"/>
+            </w:tcMar>
+            <w:vAlign w:val="center"/>
+          </w:tcPr>
+          <w:p>
+            <w:pPr>
+              <w:pStyle w:val="28"/>
+            </w:pPr>
+            <w:r>
+              <w:t>注册用户/学习者</w:t>
+            </w:r>
+          </w:p>
+        </w:tc>
+        <w:tc>
+          <w:tcPr>
+            <w:tcW w:w="3349" w:type="dxa"/>
+            <w:tcBorders>
+              <w:top w:val="nil"/>
+              <w:left w:val="nil"/>
+              <w:bottom w:val="single" w:sz="3" w:space="0" w:color="E5E7EB"/>
+              <w:right w:val="nil"/>
+            </w:tcBorders>
+            <w:shd w:val="clear" w:color="auto" w:fill="FFFFFF"/>
+            <w:tcMar>
+              <w:top w:w="90" w:type="dxa"/>
+              <w:left w:w="120" w:type="dxa"/>
+              <w:bottom w:w="90" w:type="dxa"/>
+              <w:right w:w="120" w:type="dxa"/>
+            </w:tcMar>
+            <w:vAlign w:val="center"/>
+          </w:tcPr>
+          <w:p>
+            <w:pPr>
+              <w:pStyle w:val="28"/>
+            </w:pPr>
+            <w:r>
+              <w:t>学习课程、题库练习、完成实验与可视化学习、参与游戏、获得金币、进入兑换中心兑换AI宠物形象和其他奖励。</w:t>
+            </w:r>
+          </w:p>
+        </w:tc>
+        <w:tc>
+          <w:tcPr>
+            <w:tcW w:w="0" w:type="auto"/>
+            <w:tcBorders>
+              <w:top w:val="nil"/>
+              <w:left w:val="nil"/>
+              <w:bottom w:val="single" w:sz="3" w:space="0" w:color="E5E7EB"/>
+              <w:right w:val="nil"/>
+            </w:tcBorders>
+            <w:shd w:val="clear" w:color="auto" w:fill="FFFFFF"/>
+            <w:tcMar>
+              <w:top w:w="90" w:type="dxa"/>
+              <w:left w:w="120" w:type="dxa"/>
+              <w:bottom w:w="90" w:type="dxa"/>
+              <w:right w:w="120" w:type="dxa"/>
+            </w:tcMar>
+            <w:vAlign w:val="center"/>
+          </w:tcPr>
+          <w:p>
+            <w:pPr>
+              <w:pStyle w:val="28"/>
+            </w:pPr>
+            <w:r>
+              <w:t>能使用Web页面完成输入、选择、提交、播放、练习和兑换操作。</w:t>
+            </w:r>
+          </w:p>
+        </w:tc>
+        <w:tc>
+          <w:tcPr>
+            <w:tcW w:w="0" w:type="auto"/>
+            <w:tcBorders>
+              <w:top w:val="nil"/>
+              <w:left w:val="nil"/>
+              <w:bottom w:val="single" w:sz="3" w:space="0" w:color="E5E7EB"/>
+              <w:right w:val="nil"/>
+            </w:tcBorders>
+            <w:shd w:val="clear" w:color="auto" w:fill="FFFFFF"/>
+            <w:tcMar>
+              <w:top w:w="90" w:type="dxa"/>
+              <w:left w:w="120" w:type="dxa"/>
+              <w:bottom w:w="90" w:type="dxa"/>
+              <w:right w:w="120" w:type="dxa"/>
+            </w:tcMar>
+            <w:vAlign w:val="center"/>
+          </w:tcPr>
+          <w:p>
+            <w:pPr>
+              <w:pStyle w:val="28"/>
+            </w:pPr>
+            <w:r>
+              <w:t>高频，通常按日或按课程周期使用。</w:t>
+            </w:r>
+          </w:p>
+        </w:tc>
+      </w:tr>
+      <w:tr>
+        <w:trPr>
+          <w:jc w:val="center"/>
+        </w:trPr>
+        <w:tc>
+          <w:tcPr>
+            <w:tcW w:w="993" w:type="dxa"/>
+            <w:tcBorders>
+              <w:top w:val="nil"/>
+              <w:left w:val="nil"/>
+              <w:bottom w:val="single" w:sz="3" w:space="0" w:color="E5E7EB"/>
+              <w:right w:val="nil"/>
+            </w:tcBorders>
+            <w:shd w:val="clear" w:color="auto" w:fill="FFFFFF"/>
+            <w:tcMar>
+              <w:top w:w="90" w:type="dxa"/>
+              <w:left w:w="120" w:type="dxa"/>
+              <w:bottom w:w="90" w:type="dxa"/>
+              <w:right w:w="120" w:type="dxa"/>
+            </w:tcMar>
+            <w:vAlign w:val="center"/>
+          </w:tcPr>
+          <w:p>
+            <w:pPr>
+              <w:pStyle w:val="28"/>
+            </w:pPr>
+            <w:r>
+              <w:t>教师</w:t>
+            </w:r>
+          </w:p>
+        </w:tc>
+        <w:tc>
+          <w:tcPr>
+            <w:tcW w:w="3349" w:type="dxa"/>
+            <w:tcBorders>
+              <w:top w:val="nil"/>
+              <w:left w:val="nil"/>
+              <w:bottom w:val="single" w:sz="3" w:space="0" w:color="E5E7EB"/>
+              <w:right w:val="nil"/>
+            </w:tcBorders>
+            <w:shd w:val="clear" w:color="auto" w:fill="FFFFFF"/>
+            <w:tcMar>
+              <w:top w:w="90" w:type="dxa"/>
+              <w:left w:w="120" w:type="dxa"/>
+              <w:bottom w:w="90" w:type="dxa"/>
+              <w:right w:w="120" w:type="dxa"/>
+            </w:tcMar>
+            <w:vAlign w:val="center"/>
+          </w:tcPr>
+          <w:p>
+            <w:pPr>
+              <w:pStyle w:val="28"/>
+            </w:pPr>
+            <w:r>
+              <w:t>发布在线开放课程，维护本人课程资源，发布并批改作业和考试，关注学生学习反馈。</w:t>
+            </w:r>
+          </w:p>
+        </w:tc>
+        <w:tc>
+          <w:tcPr>
+            <w:tcW w:w="0" w:type="auto"/>
+            <w:tcBorders>
+              <w:top w:val="nil"/>
+              <w:left w:val="nil"/>
+              <w:bottom w:val="single" w:sz="3" w:space="0" w:color="E5E7EB"/>
+              <w:right w:val="nil"/>
+            </w:tcBorders>
+            <w:shd w:val="clear" w:color="auto" w:fill="FFFFFF"/>
+            <w:tcMar>
+              <w:top w:w="90" w:type="dxa"/>
+              <w:left w:w="120" w:type="dxa"/>
+              <w:bottom w:w="90" w:type="dxa"/>
+              <w:right w:w="120" w:type="dxa"/>
+            </w:tcMar>
+            <w:vAlign w:val="center"/>
+          </w:tcPr>
+          <w:p>
+            <w:pPr>
+              <w:pStyle w:val="28"/>
+            </w:pPr>
+            <w:r>
+              <w:t>具备课程资源整理、文件上传和部分后台表单填写能力。</w:t>
+            </w:r>
+          </w:p>
+        </w:tc>
+        <w:tc>
+          <w:tcPr>
+            <w:tcW w:w="0" w:type="auto"/>
+            <w:tcBorders>
+              <w:top w:val="nil"/>
+              <w:left w:val="nil"/>
+              <w:bottom w:val="single" w:sz="3" w:space="0" w:color="E5E7EB"/>
+              <w:right w:val="nil"/>
+            </w:tcBorders>
+            <w:shd w:val="clear" w:color="auto" w:fill="FFFFFF"/>
+            <w:tcMar>
+              <w:top w:w="90" w:type="dxa"/>
+              <w:left w:w="120" w:type="dxa"/>
+              <w:bottom w:w="90" w:type="dxa"/>
+              <w:right w:w="120" w:type="dxa"/>
+            </w:tcMar>
+            <w:vAlign w:val="center"/>
+          </w:tcPr>
+          <w:p>
+            <w:pPr>
+              <w:pStyle w:val="28"/>
+            </w:pPr>
+            <w:r>
+              <w:t>中频，通常在课程建设和更新阶段使用。</w:t>
+            </w:r>
+          </w:p>
+        </w:tc>
+      </w:tr>
+      <w:tr>
+        <w:trPr>
+          <w:jc w:val="center"/>
+        </w:trPr>
+        <w:tc>
+          <w:tcPr>
+            <w:tcW w:w="993" w:type="dxa"/>
+            <w:tcBorders>
+              <w:top w:val="nil"/>
+              <w:left w:val="nil"/>
+              <w:bottom w:val="single" w:sz="12" w:space="0" w:color="000000"/>
+              <w:right w:val="nil"/>
+            </w:tcBorders>
+            <w:shd w:val="clear" w:color="auto" w:fill="FFFFFF"/>
+            <w:tcMar>
+              <w:top w:w="90" w:type="dxa"/>
+              <w:left w:w="120" w:type="dxa"/>
+              <w:bottom w:w="90" w:type="dxa"/>
+              <w:right w:w="120" w:type="dxa"/>
+            </w:tcMar>
+            <w:vAlign w:val="center"/>
+          </w:tcPr>
+          <w:p>
+            <w:pPr>
+              <w:pStyle w:val="28"/>
+            </w:pPr>
+            <w:r>
+              <w:t>系统管理员</w:t>
+            </w:r>
+          </w:p>
+        </w:tc>
+        <w:tc>
+          <w:tcPr>
+            <w:tcW w:w="3349" w:type="dxa"/>
+            <w:tcBorders>
+              <w:top w:val="nil"/>
+              <w:left w:val="nil"/>
+              <w:bottom w:val="single" w:sz="12" w:space="0" w:color="000000"/>
+              <w:right w:val="nil"/>
+            </w:tcBorders>
+            <w:shd w:val="clear" w:color="auto" w:fill="FFFFFF"/>
+            <w:tcMar>
+              <w:top w:w="90" w:type="dxa"/>
+              <w:left w:w="120" w:type="dxa"/>
+              <w:bottom w:w="90" w:type="dxa"/>
+              <w:right w:w="120" w:type="dxa"/>
+            </w:tcMar>
+            <w:vAlign w:val="center"/>
+          </w:tcPr>
+          <w:p>
+            <w:pPr>
+              <w:pStyle w:val="28"/>
+            </w:pPr>
+            <w:r>
+              <w:t>管理用户、课程、题库、题目、评论、金币规则、兑换商品和基础数据。</w:t>
+            </w:r>
+          </w:p>
+        </w:tc>
+        <w:tc>
+          <w:tcPr>
+            <w:tcW w:w="0" w:type="auto"/>
+            <w:tcBorders>
+              <w:top w:val="nil"/>
+              <w:left w:val="nil"/>
+              <w:bottom w:val="single" w:sz="12" w:space="0" w:color="000000"/>
+              <w:right w:val="nil"/>
+            </w:tcBorders>
+            <w:shd w:val="clear" w:color="auto" w:fill="FFFFFF"/>
+            <w:tcMar>
+              <w:top w:w="90" w:type="dxa"/>
+              <w:left w:w="120" w:type="dxa"/>
+              <w:bottom w:w="90" w:type="dxa"/>
+              <w:right w:w="120" w:type="dxa"/>
+            </w:tcMar>
+            <w:vAlign w:val="center"/>
+          </w:tcPr>
+          <w:p>
+            <w:pPr>
+              <w:pStyle w:val="28"/>
+            </w:pPr>
+            <w:r>
+              <w:t>了解系统后台字段含义，具备数据审核、规则配置和基础运维意识。</w:t>
+            </w:r>
+          </w:p>
+        </w:tc>
+        <w:tc>
+          <w:tcPr>
+            <w:tcW w:w="0" w:type="auto"/>
+            <w:tcBorders>
+              <w:top w:val="nil"/>
+              <w:left w:val="nil"/>
+              <w:bottom w:val="single" w:sz="12" w:space="0" w:color="000000"/>
+              <w:right w:val="nil"/>
+            </w:tcBorders>
+            <w:shd w:val="clear" w:color="auto" w:fill="FFFFFF"/>
+            <w:tcMar>
+              <w:top w:w="90" w:type="dxa"/>
+              <w:left w:w="120" w:type="dxa"/>
+              <w:bottom w:w="90" w:type="dxa"/>
+              <w:right w:w="120" w:type="dxa"/>
+            </w:tcMar>
+            <w:vAlign w:val="center"/>
+          </w:tcPr>
+          <w:p>
+            <w:pPr>
+              <w:pStyle w:val="28"/>
+            </w:pPr>
+            <w:r>
+              <w:t>中高频，按平台运营和数据维护需求使用。</w:t>
+            </w:r>
+          </w:p>
+        </w:tc>
+      </w:tr>
+    </w:tbl>
+    <w:p>
+      <w:pPr>
+        <w:pStyle w:val="afffffff9"/>
+        <w:ind w:firstLine="420"/>
+      </w:pPr>
+      <w:r>
+        <w:rPr>
+          <w:noProof/>
+        </w:rPr>
+        <w:lastRenderedPageBreak/>
+        <w:drawing>
+          <wp:anchor distT="0" distB="0" distL="114300" distR="114300" simplePos="0" relativeHeight="251659264" behindDoc="0" locked="0" layoutInCell="1" allowOverlap="1" wp14:anchorId="05AEA40F" wp14:editId="5491230C">
+            <wp:simplePos x="0" y="0"/>
+            <wp:positionH relativeFrom="margin">
+              <wp:align>center</wp:align>
+            </wp:positionH>
+            <wp:positionV relativeFrom="paragraph">
+              <wp:posOffset>704677</wp:posOffset>
+            </wp:positionV>
+            <wp:extent cx="6330315" cy="4431030"/>
+            <wp:effectExtent l="0" t="0" r="0" b="7620"/>
+            <wp:wrapTopAndBottom/>
+            <wp:docPr id="443436135" name="图片 3"/>
+            <wp:cNvGraphicFramePr>
+              <a:graphicFrameLocks xmlns:a="http://schemas.openxmlformats.org/drawingml/2006/main" noChangeAspect="1"/>
+            </wp:cNvGraphicFramePr>
+            <a:graphic xmlns:a="http://schemas.openxmlformats.org/drawingml/2006/main">
+              <a:graphicData uri="http://schemas.openxmlformats.org/drawingml/2006/picture">
+                <pic:pic xmlns:pic="http://schemas.openxmlformats.org/drawingml/2006/picture">
+                  <pic:nvPicPr>
+                    <pic:cNvPr id="0" name="Picture 3"/>
+                    <pic:cNvPicPr>
+                      <a:picLocks noChangeAspect="1" noChangeArrowheads="1"/>
+                    </pic:cNvPicPr>
+                  </pic:nvPicPr>
+                  <pic:blipFill>
+                    <a:blip r:embed="rId8" cstate="print">
+                      <a:extLst>
+                        <a:ext uri="{28A0092B-C50C-407E-A947-70E740481C1C}">
+                          <a14:useLocalDpi xmlns:a14="http://schemas.microsoft.com/office/drawing/2010/main" val="0"/>
+                        </a:ext>
+                      </a:extLst>
+                    </a:blip>
+                    <a:srcRect/>
+                    <a:stretch>
+                      <a:fillRect/>
+                    </a:stretch>
+                  </pic:blipFill>
+                  <pic:spPr bwMode="auto">
+                    <a:xfrm>
+                      <a:off x="0" y="0"/>
+                      <a:ext cx="6330315" cy="4431030"/>
+                    </a:xfrm>
+                    <a:prstGeom prst="rect">
+                      <a:avLst/>
+                    </a:prstGeom>
+                    <a:noFill/>
+                    <a:ln>
+                      <a:noFill/>
+                    </a:ln>
+                  </pic:spPr>
+                </pic:pic>
+              </a:graphicData>
+            </a:graphic>
+            <wp14:sizeRelH relativeFrom="page">
+              <wp14:pctWidth>0</wp14:pctWidth>
+            </wp14:sizeRelH>
+            <wp14:sizeRelV relativeFrom="page">
+              <wp14:pctHeight>0</wp14:pctHeight>
+            </wp14:sizeRelV>
+          </wp:anchor>
+        </w:drawing>
+      </w:r>
+      <w:r>
+        <w:t>用例图用于描述不同角色如何通过系统完成特定目标。本项目用例图以</w:t>
+      </w:r>
+      <w:proofErr w:type="spellStart"/>
+      <w:r>
+        <w:t>EpistemeHub</w:t>
+      </w:r>
+      <w:proofErr w:type="spellEnd"/>
+      <w:r>
+        <w:t>智慧学习平台为系统边界，在传统学习用例之外加入金币获取、兑换中心和</w:t>
+      </w:r>
+      <w:r>
+        <w:t>AI</w:t>
+      </w:r>
+      <w:r>
+        <w:t>宠物资产解锁等激励用例，如图</w:t>
+      </w:r>
+      <w:r>
+        <w:t xml:space="preserve"> 3-1 </w:t>
+      </w:r>
+      <w:r>
+        <w:t>所示。</w:t>
       </w:r>
     </w:p>
     <w:p>
       <w:pPr>
-        <w:widowControl/>
-        <w:tabs>
-          <w:tab w:val="center" w:pos="4201"/>
-          <w:tab w:val="right" w:leader="dot" w:pos="9298"/>
-        </w:tabs>
-        <w:autoSpaceDE w:val="0"/>
-        <w:autoSpaceDN w:val="0"/>
-        <w:ind w:firstLineChars="200" w:firstLine="420"/>
-        <w:rPr>
-          <w:kern w:val="0"/>
-          <w:szCs w:val="20"/>
+        <w:ind w:firstLineChars="200" w:firstLine="360"/>
+        <w:jc w:val="center"/>
+        <w:rPr>
+          <w:rFonts w:hint="eastAsia"/>
         </w:rPr>
       </w:pPr>
       <w:r>
         <w:rPr>
-          <w:rFonts w:hint="eastAsia"/>
-          <w:kern w:val="0"/>
-          <w:szCs w:val="20"/>
-        </w:rPr>
-        <w:t>详细叙述功能要求，说明功能需求具体分析过程。</w:t>
+          <w:sz w:val="18"/>
+        </w:rPr>
+        <w:t>图</w:t>
+      </w:r>
+      <w:r>
+        <w:rPr>
+          <w:sz w:val="18"/>
+        </w:rPr>
+        <w:t xml:space="preserve">3-1 </w:t>
+      </w:r>
+      <w:proofErr w:type="spellStart"/>
+      <w:r>
+        <w:rPr>
+          <w:sz w:val="18"/>
+        </w:rPr>
+        <w:t>StudyPlatform</w:t>
+      </w:r>
+      <w:proofErr w:type="spellEnd"/>
+      <w:r>
+        <w:rPr>
+          <w:sz w:val="18"/>
+        </w:rPr>
+        <w:t xml:space="preserve"> </w:t>
+      </w:r>
+      <w:r>
+        <w:rPr>
+          <w:sz w:val="18"/>
+        </w:rPr>
+        <w:t>趣味化学习用例图</w:t>
       </w:r>
     </w:p>
     <w:p>
       <w:pPr>
-        <w:widowControl/>
-        <w:tabs>
-          <w:tab w:val="center" w:pos="4201"/>
-          <w:tab w:val="right" w:leader="dot" w:pos="9298"/>
-        </w:tabs>
-        <w:autoSpaceDE w:val="0"/>
-        <w:autoSpaceDN w:val="0"/>
-        <w:ind w:firstLineChars="200" w:firstLine="420"/>
-        <w:rPr>
-          <w:kern w:val="0"/>
-          <w:szCs w:val="20"/>
-        </w:rPr>
+        <w:pStyle w:val="2"/>
       </w:pPr>
       <w:r>
         <w:rPr>
           <w:rFonts w:hint="eastAsia"/>
-          <w:kern w:val="0"/>
-          <w:szCs w:val="20"/>
-        </w:rPr>
-        <w:lastRenderedPageBreak/>
-        <w:t>（</w:t>
-      </w:r>
-      <w:r>
-        <w:rPr>
-          <w:rFonts w:hint="eastAsia"/>
-          <w:kern w:val="0"/>
-          <w:szCs w:val="20"/>
-        </w:rPr>
-        <w:t>1</w:t>
-      </w:r>
-      <w:r>
-        <w:rPr>
-          <w:rFonts w:hint="eastAsia"/>
-          <w:kern w:val="0"/>
-          <w:szCs w:val="20"/>
-        </w:rPr>
-        <w:t>）功能描述</w:t>
+        </w:rPr>
+        <w:t>3.</w:t>
+      </w:r>
+      <w:r>
+        <w:t>2</w:t>
+      </w:r>
+      <w:r>
+        <w:rPr>
+          <w:rFonts w:hint="eastAsia"/>
+        </w:rPr>
+        <w:t xml:space="preserve"> </w:t>
+      </w:r>
+      <w:r>
+        <w:t xml:space="preserve"> </w:t>
+      </w:r>
+      <w:r>
+        <w:rPr>
+          <w:rFonts w:hint="eastAsia"/>
+        </w:rPr>
+        <w:t>功能需求</w:t>
       </w:r>
     </w:p>
     <w:p>
       <w:pPr>
-        <w:widowControl/>
-        <w:tabs>
-          <w:tab w:val="center" w:pos="4201"/>
-          <w:tab w:val="right" w:leader="dot" w:pos="9298"/>
-        </w:tabs>
-        <w:autoSpaceDE w:val="0"/>
-        <w:autoSpaceDN w:val="0"/>
-        <w:ind w:firstLineChars="200" w:firstLine="420"/>
-        <w:rPr>
-          <w:kern w:val="0"/>
-          <w:szCs w:val="20"/>
-        </w:rPr>
+        <w:pStyle w:val="31"/>
       </w:pPr>
       <w:r>
         <w:rPr>
           <w:rFonts w:hint="eastAsia"/>
-          <w:kern w:val="0"/>
-          <w:szCs w:val="20"/>
-        </w:rPr>
-        <w:t>该功能要达到的目标、所采用的方法和技术，清楚说明该功能意图的由来和背景。</w:t>
+        </w:rPr>
+        <w:t>3.</w:t>
+      </w:r>
+      <w:r>
+        <w:t>2</w:t>
+      </w:r>
+      <w:r>
+        <w:rPr>
+          <w:rFonts w:hint="eastAsia"/>
+        </w:rPr>
+        <w:t>.1</w:t>
+      </w:r>
+      <w:r>
+        <w:t xml:space="preserve"> </w:t>
+      </w:r>
+      <w:r>
+        <w:rPr>
+          <w:rFonts w:hint="eastAsia"/>
+        </w:rPr>
+        <w:t xml:space="preserve"> </w:t>
+      </w:r>
+      <w:r>
+        <w:t>在线学堂与课程学习需求</w:t>
       </w:r>
     </w:p>
     <w:p>
       <w:pPr>
-        <w:widowControl/>
-        <w:tabs>
-          <w:tab w:val="center" w:pos="4201"/>
-          <w:tab w:val="right" w:leader="dot" w:pos="9298"/>
-        </w:tabs>
-        <w:autoSpaceDE w:val="0"/>
-        <w:autoSpaceDN w:val="0"/>
-        <w:ind w:firstLineChars="200" w:firstLine="420"/>
-        <w:rPr>
-          <w:kern w:val="0"/>
-          <w:szCs w:val="20"/>
-        </w:rPr>
+        <w:pStyle w:val="afffffff9"/>
+        <w:ind w:firstLine="420"/>
       </w:pPr>
       <w:r>
-        <w:rPr>
-          <w:rFonts w:hint="eastAsia"/>
-          <w:kern w:val="0"/>
-          <w:szCs w:val="20"/>
-        </w:rPr>
         <w:t>（</w:t>
       </w:r>
       <w:r>
-        <w:rPr>
-          <w:rFonts w:hint="eastAsia"/>
-          <w:kern w:val="0"/>
-          <w:szCs w:val="20"/>
-        </w:rPr>
-        <w:t>2</w:t>
-      </w:r>
-      <w:r>
-        <w:rPr>
-          <w:rFonts w:hint="eastAsia"/>
-          <w:kern w:val="0"/>
-          <w:szCs w:val="20"/>
-        </w:rPr>
-        <w:t>）业务流程</w:t>
+        <w:t>1</w:t>
+      </w:r>
+      <w:r>
+        <w:t>）功能描述</w:t>
       </w:r>
     </w:p>
     <w:p>
       <w:pPr>
-        <w:widowControl/>
-        <w:tabs>
-          <w:tab w:val="center" w:pos="4201"/>
-          <w:tab w:val="right" w:leader="dot" w:pos="9298"/>
-        </w:tabs>
-        <w:autoSpaceDE w:val="0"/>
-        <w:autoSpaceDN w:val="0"/>
-        <w:ind w:firstLineChars="200" w:firstLine="420"/>
-        <w:rPr>
-          <w:kern w:val="0"/>
-          <w:szCs w:val="20"/>
-        </w:rPr>
+        <w:pStyle w:val="afffffff9"/>
+        <w:ind w:firstLine="420"/>
       </w:pPr>
       <w:r>
-        <w:rPr>
-          <w:rFonts w:hint="eastAsia"/>
-          <w:kern w:val="0"/>
-          <w:szCs w:val="20"/>
-        </w:rPr>
-        <w:t>说明该功能需求所涉及的业务内容和业务流程。</w:t>
+        <w:t>该功能来源于学习者对统一课程入口、学习过程记录和学习反馈的需求。传统课程网站往往只提供课程列表或视频播放，难以将课程学习、题库练习、作业考试和教材资源连接起来。因此，本模块采用前端课程聚合页面与后端课程资源接口相结合的方式，通过在线开放课程、通识课程、</w:t>
+      </w:r>
+      <w:proofErr w:type="gramStart"/>
+      <w:r>
+        <w:t>微专业</w:t>
+      </w:r>
+      <w:proofErr w:type="gramEnd"/>
+      <w:r>
+        <w:t>课程、教材、作业和考试等数据表支撑课程资源展示、加入课程、学习记录和评价反馈等功能。</w:t>
+      </w:r>
+      <w:r>
+        <w:t>在线学堂是系统的核心学习入口，需要提供课程</w:t>
+      </w:r>
+      <w:r>
+        <w:rPr>
+          <w:rFonts w:hint="eastAsia"/>
+        </w:rPr>
+        <w:t>、</w:t>
+      </w:r>
+      <w:r>
+        <w:t>教材</w:t>
+      </w:r>
+      <w:r>
+        <w:rPr>
+          <w:rFonts w:hint="eastAsia"/>
+        </w:rPr>
+        <w:t>和题库的</w:t>
+      </w:r>
+      <w:r>
+        <w:t>资源聚合能力。学习者可以浏览在线开放课程、通识课程、</w:t>
+      </w:r>
+      <w:proofErr w:type="gramStart"/>
+      <w:r>
+        <w:t>微专业</w:t>
+      </w:r>
+      <w:proofErr w:type="gramEnd"/>
+      <w:r>
+        <w:t>课程和精品教材，进入课程详情页查看课程介绍、教师信息、开课时间、学习进度和课程视频，并能够将课程加入</w:t>
+      </w:r>
+      <w:r>
+        <w:t>“</w:t>
+      </w:r>
+      <w:r>
+        <w:t>我的课程</w:t>
+      </w:r>
+      <w:r>
+        <w:t>”</w:t>
+      </w:r>
+      <w:r>
+        <w:rPr>
+          <w:rFonts w:hint="eastAsia"/>
+        </w:rPr>
+        <w:t>，进入</w:t>
+      </w:r>
+      <w:proofErr w:type="gramStart"/>
+      <w:r>
+        <w:rPr>
+          <w:rFonts w:hint="eastAsia"/>
+        </w:rPr>
+        <w:t>题库页可查看</w:t>
+      </w:r>
+      <w:proofErr w:type="gramEnd"/>
+      <w:r>
+        <w:rPr>
+          <w:rFonts w:hint="eastAsia"/>
+        </w:rPr>
+        <w:t>并完成不同学科的题目，并积累个性化错题本。</w:t>
+      </w:r>
+      <w:r>
+        <w:t>系统还支持课程评价、教材加入购物车、教材订单创建与支付状态更新等功能。</w:t>
       </w:r>
     </w:p>
     <w:p>
       <w:pPr>
-        <w:spacing w:line="360" w:lineRule="auto"/>
-        <w:rPr>
-          <w:b/>
-          <w:szCs w:val="21"/>
-        </w:rPr>
+        <w:pStyle w:val="afffffff9"/>
+        <w:ind w:firstLine="420"/>
       </w:pPr>
       <w:r>
-        <w:rPr>
-          <w:rFonts w:hint="eastAsia"/>
-          <w:b/>
-          <w:szCs w:val="21"/>
-        </w:rPr>
-        <w:t>3.</w:t>
-      </w:r>
-      <w:r>
-        <w:rPr>
-          <w:b/>
-          <w:szCs w:val="21"/>
-        </w:rPr>
-        <w:t>2</w:t>
-      </w:r>
-      <w:r>
-        <w:rPr>
-          <w:rFonts w:hint="eastAsia"/>
-          <w:b/>
-          <w:szCs w:val="21"/>
-        </w:rPr>
-        <w:t>.2</w:t>
-      </w:r>
-      <w:r>
-        <w:rPr>
-          <w:b/>
-          <w:szCs w:val="21"/>
-        </w:rPr>
-        <w:t xml:space="preserve"> </w:t>
-      </w:r>
-      <w:r>
-        <w:rPr>
-          <w:rFonts w:hint="eastAsia"/>
-          <w:b/>
-          <w:szCs w:val="21"/>
-        </w:rPr>
-        <w:t xml:space="preserve"> XX</w:t>
-      </w:r>
-      <w:r>
-        <w:rPr>
-          <w:rFonts w:hint="eastAsia"/>
-          <w:b/>
-          <w:szCs w:val="21"/>
-        </w:rPr>
-        <w:t>功能需求</w:t>
+        <w:t>在金币激励机制下，在线学习不再只是观看课程或完成题目，而是可以根据有效课程学习时长和题目得分获得金币。课程视频学习、作业完成、考试得分和题库答题表现都可</w:t>
+      </w:r>
+      <w:r>
+        <w:lastRenderedPageBreak/>
+        <w:t>以成为金币奖励来源，使在线学堂从单向内容展示转变为有即时反馈和长期积累的学习过程。</w:t>
       </w:r>
     </w:p>
     <w:p>
       <w:pPr>
-        <w:widowControl/>
-        <w:tabs>
-          <w:tab w:val="center" w:pos="4201"/>
-          <w:tab w:val="right" w:leader="dot" w:pos="9298"/>
-        </w:tabs>
-        <w:autoSpaceDE w:val="0"/>
-        <w:autoSpaceDN w:val="0"/>
-        <w:ind w:firstLineChars="200" w:firstLine="420"/>
-        <w:rPr>
-          <w:kern w:val="0"/>
-          <w:szCs w:val="20"/>
-        </w:rPr>
+        <w:pStyle w:val="afffffff9"/>
+        <w:ind w:firstLine="420"/>
       </w:pPr>
       <w:r>
-        <w:rPr>
-          <w:rFonts w:hint="eastAsia"/>
-          <w:kern w:val="0"/>
-          <w:szCs w:val="20"/>
-        </w:rPr>
         <w:t>（</w:t>
       </w:r>
       <w:r>
-        <w:rPr>
-          <w:rFonts w:hint="eastAsia"/>
-          <w:kern w:val="0"/>
-          <w:szCs w:val="20"/>
-        </w:rPr>
-        <w:t>1</w:t>
-      </w:r>
-      <w:r>
-        <w:rPr>
-          <w:rFonts w:hint="eastAsia"/>
-          <w:kern w:val="0"/>
-          <w:szCs w:val="20"/>
-        </w:rPr>
-        <w:t>）功能描述</w:t>
+        <w:t>2</w:t>
+      </w:r>
+      <w:r>
+        <w:t>）业务流程</w:t>
       </w:r>
     </w:p>
     <w:p>
       <w:pPr>
-        <w:widowControl/>
-        <w:tabs>
-          <w:tab w:val="center" w:pos="4201"/>
-          <w:tab w:val="right" w:leader="dot" w:pos="9298"/>
-        </w:tabs>
-        <w:autoSpaceDE w:val="0"/>
-        <w:autoSpaceDN w:val="0"/>
-        <w:ind w:firstLineChars="200" w:firstLine="420"/>
-        <w:rPr>
-          <w:kern w:val="0"/>
-          <w:szCs w:val="20"/>
+        <w:pStyle w:val="afffffff9"/>
+        <w:ind w:firstLine="420"/>
+        <w:rPr>
+          <w:rFonts w:hint="eastAsia"/>
         </w:rPr>
       </w:pPr>
+      <w:r>
+        <w:t>该流程涉及课程检索、课程加入、课程学习、学习时长记录、作业考试提交和金币结算等业务内容。</w:t>
+      </w:r>
+      <w:r>
+        <w:t>学习者进入在线学堂首页后，可以通过课程</w:t>
+      </w:r>
+      <w:r>
+        <w:rPr>
+          <w:rFonts w:hint="eastAsia"/>
+        </w:rPr>
+        <w:t>名称</w:t>
+      </w:r>
+      <w:r>
+        <w:t>或课程</w:t>
+      </w:r>
+      <w:r>
+        <w:t>UID</w:t>
+      </w:r>
+      <w:r>
+        <w:t>搜索定位课程</w:t>
+      </w:r>
+      <w:r>
+        <w:rPr>
+          <w:rFonts w:hint="eastAsia"/>
+        </w:rPr>
+        <w:t>，并获得实时的下拉选项匹配菜单</w:t>
+      </w:r>
+      <w:r>
+        <w:t>；进入课程详情后，选择加入课程并观看课程视频</w:t>
+      </w:r>
+      <w:r>
+        <w:rPr>
+          <w:rFonts w:hint="eastAsia"/>
+        </w:rPr>
+        <w:t>，随后可以在“我的课程”中进行学习</w:t>
+      </w:r>
+      <w:r>
+        <w:t>；课程学习过程中，系统记录学习时长，并根据有效学习时长计算金币；完成作业、考试或题目练习后，系统根据得分或正确率结算金币。金币余额进入用户账户，并在个人中心和</w:t>
+      </w:r>
+      <w:r>
+        <w:rPr>
+          <w:rFonts w:hint="eastAsia"/>
+        </w:rPr>
+        <w:t>金币</w:t>
+      </w:r>
+      <w:r>
+        <w:t>兑换中心展示。</w:t>
+      </w:r>
     </w:p>
     <w:p>
       <w:pPr>
-        <w:widowControl/>
-        <w:tabs>
-          <w:tab w:val="center" w:pos="4201"/>
-          <w:tab w:val="right" w:leader="dot" w:pos="9298"/>
-        </w:tabs>
-        <w:autoSpaceDE w:val="0"/>
-        <w:autoSpaceDN w:val="0"/>
-        <w:ind w:firstLineChars="200" w:firstLine="420"/>
-        <w:rPr>
-          <w:kern w:val="0"/>
-          <w:szCs w:val="20"/>
-        </w:rPr>
+        <w:pStyle w:val="31"/>
       </w:pPr>
       <w:r>
         <w:rPr>
           <w:rFonts w:hint="eastAsia"/>
-          <w:kern w:val="0"/>
-          <w:szCs w:val="20"/>
-        </w:rPr>
-        <w:t>（</w:t>
-      </w:r>
-      <w:r>
-        <w:rPr>
-          <w:rFonts w:hint="eastAsia"/>
-          <w:kern w:val="0"/>
-          <w:szCs w:val="20"/>
-        </w:rPr>
+        </w:rPr>
+        <w:t>3.</w:t>
+      </w:r>
+      <w:r>
         <w:t>2</w:t>
       </w:r>
       <w:r>
         <w:rPr>
           <w:rFonts w:hint="eastAsia"/>
-          <w:kern w:val="0"/>
-          <w:szCs w:val="20"/>
-        </w:rPr>
-        <w:t>）业务流程</w:t>
+        </w:rPr>
+        <w:t>.2</w:t>
+      </w:r>
+      <w:r>
+        <w:t xml:space="preserve"> </w:t>
+      </w:r>
+      <w:r>
+        <w:rPr>
+          <w:rFonts w:hint="eastAsia"/>
+        </w:rPr>
+        <w:t xml:space="preserve"> </w:t>
+      </w:r>
+      <w:r>
+        <w:t>题库练习与学习反馈需求</w:t>
       </w:r>
     </w:p>
     <w:p>
       <w:pPr>
-        <w:widowControl/>
-        <w:tabs>
-          <w:tab w:val="center" w:pos="4201"/>
-          <w:tab w:val="right" w:leader="dot" w:pos="9298"/>
-        </w:tabs>
-        <w:autoSpaceDE w:val="0"/>
-        <w:autoSpaceDN w:val="0"/>
-        <w:ind w:firstLineChars="200" w:firstLine="420"/>
-        <w:rPr>
-          <w:kern w:val="0"/>
-          <w:szCs w:val="20"/>
-        </w:rPr>
+        <w:pStyle w:val="afffffff9"/>
+        <w:ind w:firstLine="420"/>
       </w:pPr>
+      <w:r>
+        <w:t>（</w:t>
+      </w:r>
+      <w:r>
+        <w:t>1</w:t>
+      </w:r>
+      <w:r>
+        <w:t>）功能描述</w:t>
+      </w:r>
     </w:p>
     <w:p>
       <w:pPr>
-        <w:spacing w:line="360" w:lineRule="auto"/>
-        <w:rPr>
-          <w:b/>
-          <w:szCs w:val="21"/>
-        </w:rPr>
+        <w:pStyle w:val="afffffff9"/>
+        <w:ind w:firstLine="420"/>
       </w:pPr>
       <w:r>
-        <w:rPr>
-          <w:rFonts w:hint="eastAsia"/>
-          <w:b/>
-          <w:szCs w:val="21"/>
-        </w:rPr>
-        <w:t>3.</w:t>
-      </w:r>
-      <w:r>
-        <w:rPr>
-          <w:b/>
-          <w:szCs w:val="21"/>
-        </w:rPr>
-        <w:t>2</w:t>
-      </w:r>
-      <w:r>
-        <w:rPr>
-          <w:rFonts w:hint="eastAsia"/>
-          <w:b/>
-          <w:szCs w:val="21"/>
-        </w:rPr>
-        <w:t>.</w:t>
-      </w:r>
-      <w:r>
-        <w:rPr>
-          <w:b/>
-          <w:szCs w:val="21"/>
-        </w:rPr>
-        <w:t xml:space="preserve">3 </w:t>
-      </w:r>
-      <w:r>
-        <w:rPr>
-          <w:rFonts w:hint="eastAsia"/>
-          <w:b/>
-          <w:szCs w:val="21"/>
-        </w:rPr>
-        <w:t xml:space="preserve"> XX</w:t>
-      </w:r>
-      <w:r>
-        <w:rPr>
-          <w:rFonts w:hint="eastAsia"/>
-          <w:b/>
-          <w:szCs w:val="21"/>
-        </w:rPr>
-        <w:t>功能需求</w:t>
+        <w:t>该功能来源于学习者在课后练习、错题复盘和阶段性巩固中的需求。系统通过题库目录、题目分页、答案解析、错题记录和收藏记录等方式，将一次性答题行为转化为可持续复习的数据。技术上主要通过题库题目表、错题表、收藏表和学习事件</w:t>
+      </w:r>
+      <w:proofErr w:type="gramStart"/>
+      <w:r>
+        <w:t>表记录</w:t>
+      </w:r>
+      <w:proofErr w:type="gramEnd"/>
+      <w:r>
+        <w:t>用户作答过程，并与金币奖励规则关联。</w:t>
+      </w:r>
+      <w:r>
+        <w:t>题库练习模块需要支持课程题库目录浏览、题目分页加载、关键词搜索、选择题即时判定、主观题答案展开、词汇卡片背诵、题目收藏和错题记录</w:t>
+      </w:r>
+      <w:r>
+        <w:rPr>
+          <w:rFonts w:hint="eastAsia"/>
+        </w:rPr>
+        <w:t>功能</w:t>
+      </w:r>
+      <w:r>
+        <w:t>。系统应根据学习者答题情况自动记录错题，并在错题复习页面按题库、状态和关键词进行筛选，帮助学习者进行针对性复盘。</w:t>
       </w:r>
     </w:p>
     <w:p>
       <w:pPr>
-        <w:widowControl/>
-        <w:tabs>
-          <w:tab w:val="center" w:pos="4201"/>
-          <w:tab w:val="right" w:leader="dot" w:pos="9298"/>
-        </w:tabs>
-        <w:autoSpaceDE w:val="0"/>
-        <w:autoSpaceDN w:val="0"/>
-        <w:ind w:firstLineChars="200" w:firstLine="420"/>
-        <w:rPr>
-          <w:kern w:val="0"/>
-          <w:szCs w:val="20"/>
-        </w:rPr>
+        <w:pStyle w:val="afffffff9"/>
+        <w:ind w:firstLine="420"/>
       </w:pPr>
       <w:r>
-        <w:rPr>
-          <w:rFonts w:hint="eastAsia"/>
-          <w:kern w:val="0"/>
-          <w:szCs w:val="20"/>
-        </w:rPr>
-        <w:t>（</w:t>
-      </w:r>
-      <w:r>
-        <w:rPr>
-          <w:rFonts w:hint="eastAsia"/>
-          <w:kern w:val="0"/>
-          <w:szCs w:val="20"/>
-        </w:rPr>
-        <w:t>1</w:t>
-      </w:r>
-      <w:r>
-        <w:rPr>
-          <w:rFonts w:hint="eastAsia"/>
-          <w:kern w:val="0"/>
-          <w:szCs w:val="20"/>
-        </w:rPr>
-        <w:t>）功能描述</w:t>
+        <w:t>该模块与金币系统结合后，按照题目正确率、连续答题、阶段测验成绩和薄弱题复习完成情况发放金币。金币奖励不只鼓励</w:t>
+      </w:r>
+      <w:r>
+        <w:t>“</w:t>
+      </w:r>
+      <w:r>
+        <w:t>刷题数量</w:t>
+      </w:r>
+      <w:r>
+        <w:t>”</w:t>
+      </w:r>
+      <w:r>
+        <w:t>，还鼓励高质量学习，例如错题订正、薄弱词复习和阶段性进步，避免学生为了金币而进行无效点击。</w:t>
       </w:r>
     </w:p>
     <w:p>
       <w:pPr>
-        <w:widowControl/>
-        <w:tabs>
-          <w:tab w:val="center" w:pos="4201"/>
-          <w:tab w:val="right" w:leader="dot" w:pos="9298"/>
-        </w:tabs>
-        <w:autoSpaceDE w:val="0"/>
-        <w:autoSpaceDN w:val="0"/>
-        <w:ind w:firstLineChars="200" w:firstLine="420"/>
-        <w:rPr>
-          <w:kern w:val="0"/>
-          <w:szCs w:val="20"/>
-        </w:rPr>
+        <w:pStyle w:val="afffffff9"/>
+        <w:ind w:firstLine="420"/>
       </w:pPr>
+      <w:r>
+        <w:t>（</w:t>
+      </w:r>
+      <w:r>
+        <w:t>2</w:t>
+      </w:r>
+      <w:r>
+        <w:t>）业务流程</w:t>
+      </w:r>
     </w:p>
     <w:p>
       <w:pPr>
-        <w:widowControl/>
-        <w:tabs>
-          <w:tab w:val="center" w:pos="4201"/>
-          <w:tab w:val="right" w:leader="dot" w:pos="9298"/>
-        </w:tabs>
-        <w:autoSpaceDE w:val="0"/>
-        <w:autoSpaceDN w:val="0"/>
-        <w:ind w:firstLineChars="200" w:firstLine="420"/>
-        <w:rPr>
-          <w:kern w:val="0"/>
-          <w:szCs w:val="20"/>
+        <w:pStyle w:val="afffffff9"/>
+        <w:ind w:firstLine="420"/>
+        <w:rPr>
+          <w:rFonts w:hint="eastAsia"/>
         </w:rPr>
       </w:pPr>
       <w:r>
-        <w:rPr>
-          <w:rFonts w:hint="eastAsia"/>
-          <w:kern w:val="0"/>
-          <w:szCs w:val="20"/>
-        </w:rPr>
-        <w:t>（</w:t>
-      </w:r>
-      <w:r>
-        <w:rPr>
-          <w:rFonts w:hint="eastAsia"/>
-          <w:kern w:val="0"/>
-          <w:szCs w:val="20"/>
-        </w:rPr>
-        <w:t>2</w:t>
-      </w:r>
-      <w:r>
-        <w:rPr>
-          <w:rFonts w:hint="eastAsia"/>
-          <w:kern w:val="0"/>
-          <w:szCs w:val="20"/>
-        </w:rPr>
-        <w:t>）业务流程</w:t>
+        <w:t>该流程涉及题库选择、题目作答、答案反馈、错题记录、题目收藏和金币奖励等业务内容。</w:t>
+      </w:r>
+      <w:r>
+        <w:t>学习者进入题库首页后选择课程题库或专项题库，点击开始练习；系统展示题目列表或词汇卡片；学习者作答后，系统</w:t>
+      </w:r>
+      <w:r>
+        <w:rPr>
+          <w:rFonts w:hint="eastAsia"/>
+        </w:rPr>
+        <w:t>实时</w:t>
+      </w:r>
+      <w:r>
+        <w:t>返回正确性、标准答案和解析，</w:t>
+      </w:r>
+      <w:r>
+        <w:rPr>
+          <w:rFonts w:hint="eastAsia"/>
+        </w:rPr>
+        <w:t>将主观题和经过</w:t>
+      </w:r>
+      <w:r>
+        <w:rPr>
+          <w:rFonts w:hint="eastAsia"/>
+        </w:rPr>
+        <w:t>OJ</w:t>
+      </w:r>
+      <w:r>
+        <w:rPr>
+          <w:rFonts w:hint="eastAsia"/>
+        </w:rPr>
+        <w:t>系统判卷的编程题推送至教师端进行审核，最后</w:t>
+      </w:r>
+      <w:r>
+        <w:t>将错误记录同步到错题集。后端根据答题结果和奖励规则生成金币流水，更新用户金币余额。学习者也可以主动收藏题目，后续在收藏页面集中查看和复习。</w:t>
       </w:r>
     </w:p>
     <w:p>
       <w:pPr>
-        <w:widowControl/>
-        <w:tabs>
-          <w:tab w:val="center" w:pos="4201"/>
-          <w:tab w:val="right" w:leader="dot" w:pos="9298"/>
-        </w:tabs>
-        <w:autoSpaceDE w:val="0"/>
-        <w:autoSpaceDN w:val="0"/>
-        <w:ind w:firstLineChars="200" w:firstLine="420"/>
-        <w:rPr>
-          <w:kern w:val="0"/>
-          <w:szCs w:val="20"/>
-        </w:rPr>
+        <w:pStyle w:val="31"/>
       </w:pPr>
+      <w:r>
+        <w:rPr>
+          <w:rFonts w:hint="eastAsia"/>
+        </w:rPr>
+        <w:t>3.</w:t>
+      </w:r>
+      <w:r>
+        <w:t>2</w:t>
+      </w:r>
+      <w:r>
+        <w:rPr>
+          <w:rFonts w:hint="eastAsia"/>
+        </w:rPr>
+        <w:t>.</w:t>
+      </w:r>
+      <w:r>
+        <w:t xml:space="preserve">3 </w:t>
+      </w:r>
+      <w:r>
+        <w:rPr>
+          <w:rFonts w:hint="eastAsia"/>
+        </w:rPr>
+        <w:t xml:space="preserve"> </w:t>
+      </w:r>
+      <w:r>
+        <w:t>平台管理与实验拓展需求</w:t>
+      </w:r>
     </w:p>
     <w:p>
       <w:pPr>
-        <w:spacing w:line="360" w:lineRule="auto"/>
-        <w:rPr>
-          <w:b/>
-          <w:sz w:val="24"/>
-        </w:rPr>
+        <w:ind w:firstLine="420"/>
+        <w:jc w:val="left"/>
       </w:pPr>
       <w:r>
-        <w:rPr>
-          <w:rFonts w:hint="eastAsia"/>
-          <w:b/>
-          <w:sz w:val="24"/>
+        <w:t>（</w:t>
+      </w:r>
+      <w:r>
+        <w:t>1</w:t>
+      </w:r>
+      <w:r>
+        <w:t>）功能描述</w:t>
+      </w:r>
+    </w:p>
+    <w:p>
+      <w:pPr>
+        <w:ind w:firstLine="420"/>
+        <w:jc w:val="left"/>
+      </w:pPr>
+      <w:r>
+        <w:t>该功能来源于教师、管理员和实践训练场景的综合需求。教师需要维护课程和布置作业，管理员需要维护平台基础数据，学习者需要通过</w:t>
+      </w:r>
+      <w:r>
+        <w:t>OJ</w:t>
+      </w:r>
+      <w:r>
+        <w:t>、仿真、可视化和游戏完成实践训练。系统采用后台管理页面、教师工作台、</w:t>
+      </w:r>
+      <w:r>
+        <w:t>OJ</w:t>
+      </w:r>
+      <w:r>
+        <w:t>判题接口、实验记录接口和金币流水记录等方式支撑管理操作与拓展学习场景。</w:t>
+      </w:r>
+      <w:r>
+        <w:t>平台管理与实验拓展需求主要面向管理员、教师和实践训练场景。管理员需要通过后台管理用户、课程、题库、题目、评论、金币规则和兑换商品，保证平台基础数据和激励规则准确可控；教师需要能够发布在线开放课程并管理本人发布的课程</w:t>
+      </w:r>
+      <w:r>
+        <w:rPr>
+          <w:rFonts w:hint="eastAsia"/>
+        </w:rPr>
+        <w:t>，发布并批改课程作业，邮箱收到批改通知</w:t>
+      </w:r>
+      <w:r>
+        <w:t>；学习者需要能够使用</w:t>
+      </w:r>
+      <w:r>
+        <w:t>OJ</w:t>
+      </w:r>
+      <w:r>
+        <w:t>在线编程</w:t>
+      </w:r>
+      <w:r>
+        <w:rPr>
+          <w:rFonts w:hint="eastAsia"/>
+        </w:rPr>
+        <w:t>平台，</w:t>
+      </w:r>
+      <w:r>
+        <w:t>石油生产仿真、测井仿真、算法可视化、空间模型、函数图像和学习游戏等拓展功能。</w:t>
+      </w:r>
+    </w:p>
+    <w:p>
+      <w:pPr>
+        <w:ind w:firstLine="420"/>
+        <w:jc w:val="left"/>
+      </w:pPr>
+      <w:r>
+        <w:t>可视化学习和实验平台主要根据有效在线时长、实验记录保存或任务完成状态获得金币；两个学习游戏的金币获取方式最直接，游戏内获得的金币可按规则进入平台金币账户。兑换中心提供</w:t>
+      </w:r>
+      <w:r>
+        <w:t>AI</w:t>
+      </w:r>
+      <w:r>
+        <w:t>宠物形象、宠物装扮、页面主题、称号徽章、学习卡片皮肤、专注挑战门票、错题复习</w:t>
+      </w:r>
+      <w:proofErr w:type="gramStart"/>
+      <w:r>
+        <w:t>激励卡</w:t>
+      </w:r>
+      <w:proofErr w:type="gramEnd"/>
+      <w:r>
+        <w:t>等可扩展兑换物品。</w:t>
+      </w:r>
+    </w:p>
+    <w:p>
+      <w:pPr>
+        <w:ind w:firstLine="420"/>
+        <w:jc w:val="left"/>
+      </w:pPr>
+      <w:r>
+        <w:lastRenderedPageBreak/>
+        <w:t>（</w:t>
+      </w:r>
+      <w:r>
+        <w:t>2</w:t>
+      </w:r>
+      <w:r>
+        <w:t>）业务流程</w:t>
+      </w:r>
+    </w:p>
+    <w:p>
+      <w:pPr>
+        <w:ind w:firstLine="420"/>
+        <w:jc w:val="left"/>
+        <w:rPr>
+          <w:rFonts w:hint="eastAsia"/>
+        </w:rPr>
+      </w:pPr>
+      <w:r>
+        <w:t>该流程涉及后台数据维护、教师课程与作业管理、实验训练记录、游戏成绩记录和兑换资产发放等业务内容。</w:t>
+      </w:r>
+      <w:r>
+        <w:t>管理员登录后台后，可按业务类型切换用户管理、课程管理、题库管理、评论管理、金币规则管理和兑换商品管理页面，完成新增、修改、删除和审核类操作。学习者在实验平台、可视化页面或游戏页面完成训练后，系统保存学习行为，按规则生成金币流水；学习者进入兑换中心选择商品，系统校验余额、库存和兑换限制后扣减金币并发放对应虚拟资产。</w:t>
+      </w:r>
+    </w:p>
+    <w:p>
+      <w:pPr>
+        <w:pStyle w:val="2"/>
+      </w:pPr>
+      <w:r>
+        <w:rPr>
+          <w:rFonts w:hint="eastAsia"/>
         </w:rPr>
         <w:t>3.</w:t>
       </w:r>
       <w:r>
-        <w:rPr>
-          <w:b/>
-          <w:sz w:val="24"/>
-        </w:rPr>
         <w:t xml:space="preserve">3 </w:t>
       </w:r>
       <w:r>
         <w:rPr>
           <w:rFonts w:hint="eastAsia"/>
-          <w:b/>
-          <w:sz w:val="24"/>
         </w:rPr>
         <w:t xml:space="preserve"> </w:t>
       </w:r>
       <w:r>
         <w:rPr>
           <w:rFonts w:hint="eastAsia"/>
-          <w:b/>
-          <w:sz w:val="24"/>
         </w:rPr>
         <w:t>性能需求</w:t>
       </w:r>
@@ -6464,7 +9781,7 @@
                     <pic:cNvPicPr/>
                   </pic:nvPicPr>
                   <pic:blipFill>
-                    <a:blip r:embed="rId8">
+                    <a:blip r:embed="rId9">
                       <a:extLst>
                         <a:ext uri="{28A0092B-C50C-407E-A947-70E740481C1C}">
                           <a14:useLocalDpi xmlns:a14="http://schemas.microsoft.com/office/drawing/2010/main" val="0"/>
@@ -6520,7 +9837,6 @@
           <w:sz w:val="18"/>
           <w:szCs w:val="16"/>
         </w:rPr>
-        <w:lastRenderedPageBreak/>
         <w:t>图</w:t>
       </w:r>
       <w:r>
@@ -6671,6 +9987,7 @@
           <w:kern w:val="0"/>
           <w:szCs w:val="20"/>
         </w:rPr>
+        <w:lastRenderedPageBreak/>
         <w:drawing>
           <wp:inline distT="0" distB="0" distL="0" distR="0" wp14:anchorId="79F8FC72" wp14:editId="5FF9AD88">
             <wp:extent cx="3943350" cy="3664585"/>
@@ -6689,7 +10006,7 @@
                     </pic:cNvPicPr>
                   </pic:nvPicPr>
                   <pic:blipFill>
-                    <a:blip r:embed="rId9"/>
+                    <a:blip r:embed="rId10"/>
                     <a:stretch>
                       <a:fillRect/>
                     </a:stretch>
@@ -7252,7 +10569,7 @@
                     </pic:cNvPicPr>
                   </pic:nvPicPr>
                   <pic:blipFill>
-                    <a:blip r:embed="rId10"/>
+                    <a:blip r:embed="rId11"/>
                     <a:stretch>
                       <a:fillRect/>
                     </a:stretch>
@@ -7372,7 +10689,7 @@
                     </pic:cNvPicPr>
                   </pic:nvPicPr>
                   <pic:blipFill>
-                    <a:blip r:embed="rId11"/>
+                    <a:blip r:embed="rId12"/>
                     <a:stretch>
                       <a:fillRect/>
                     </a:stretch>
@@ -7475,7 +10792,7 @@
                     </pic:cNvPicPr>
                   </pic:nvPicPr>
                   <pic:blipFill>
-                    <a:blip r:embed="rId12">
+                    <a:blip r:embed="rId13">
                       <a:lum bright="-24000" contrast="48000"/>
                     </a:blip>
                     <a:stretch>
@@ -7839,7 +11156,7 @@
                     </pic:cNvPicPr>
                   </pic:nvPicPr>
                   <pic:blipFill>
-                    <a:blip r:embed="rId13">
+                    <a:blip r:embed="rId14">
                       <a:extLst>
                         <a:ext uri="{28A0092B-C50C-407E-A947-70E740481C1C}">
                           <a14:useLocalDpi xmlns:a14="http://schemas.microsoft.com/office/drawing/2010/main" val="0"/>
@@ -9493,7 +12810,7 @@
                     </pic:cNvPicPr>
                   </pic:nvPicPr>
                   <pic:blipFill>
-                    <a:blip r:embed="rId14"/>
+                    <a:blip r:embed="rId15"/>
                     <a:stretch>
                       <a:fillRect/>
                     </a:stretch>
@@ -9937,7 +13254,7 @@
                     <pic:cNvPicPr/>
                   </pic:nvPicPr>
                   <pic:blipFill>
-                    <a:blip r:embed="rId15">
+                    <a:blip r:embed="rId16">
                       <a:extLst>
                         <a:ext uri="{28A0092B-C50C-407E-A947-70E740481C1C}">
                           <a14:useLocalDpi xmlns:a14="http://schemas.microsoft.com/office/drawing/2010/main" val="0"/>
@@ -10016,7 +13333,7 @@
                     <pic:cNvPicPr/>
                   </pic:nvPicPr>
                   <pic:blipFill>
-                    <a:blip r:embed="rId16">
+                    <a:blip r:embed="rId17">
                       <a:extLst>
                         <a:ext uri="{28A0092B-C50C-407E-A947-70E740481C1C}">
                           <a14:useLocalDpi xmlns:a14="http://schemas.microsoft.com/office/drawing/2010/main" val="0"/>
@@ -10094,7 +13411,7 @@
                     <pic:cNvPicPr/>
                   </pic:nvPicPr>
                   <pic:blipFill>
-                    <a:blip r:embed="rId17" cstate="print">
+                    <a:blip r:embed="rId18" cstate="print">
                       <a:extLst>
                         <a:ext uri="{28A0092B-C50C-407E-A947-70E740481C1C}">
                           <a14:useLocalDpi xmlns:a14="http://schemas.microsoft.com/office/drawing/2010/main" val="0"/>
@@ -10211,7 +13528,7 @@
                     </pic:cNvPicPr>
                   </pic:nvPicPr>
                   <pic:blipFill>
-                    <a:blip r:embed="rId18"/>
+                    <a:blip r:embed="rId19"/>
                     <a:stretch>
                       <a:fillRect/>
                     </a:stretch>
@@ -10399,7 +13716,7 @@
                     </pic:cNvPicPr>
                   </pic:nvPicPr>
                   <pic:blipFill>
-                    <a:blip r:embed="rId19">
+                    <a:blip r:embed="rId20">
                       <a:extLst>
                         <a:ext uri="{28A0092B-C50C-407E-A947-70E740481C1C}">
                           <a14:useLocalDpi xmlns:a14="http://schemas.microsoft.com/office/drawing/2010/main" val="0"/>
@@ -12276,7 +15593,7 @@
                     <pic:cNvPicPr/>
                   </pic:nvPicPr>
                   <pic:blipFill>
-                    <a:blip r:embed="rId20"/>
+                    <a:blip r:embed="rId21"/>
                     <a:stretch>
                       <a:fillRect/>
                     </a:stretch>
@@ -12468,7 +15785,7 @@
           <w:szCs w:val="20"/>
         </w:rPr>
         <w:sectPr>
-          <w:footerReference w:type="default" r:id="rId21"/>
+          <w:footerReference w:type="default" r:id="rId22"/>
           <w:type w:val="continuous"/>
           <w:pgSz w:w="11906" w:h="16838"/>
           <w:pgMar w:top="1440" w:right="1800" w:bottom="1440" w:left="1800" w:header="851" w:footer="992" w:gutter="0"/>
@@ -32011,25 +35328,25 @@
     <w:pPrDefault/>
   </w:docDefaults>
   <w:latentStyles w:defLockedState="0" w:defUIPriority="99" w:defSemiHidden="0" w:defUnhideWhenUsed="0" w:defQFormat="0" w:count="376">
-    <w:lsdException w:name="Normal" w:uiPriority="0" w:qFormat="1"/>
+    <w:lsdException w:name="Normal" w:uiPriority="0"/>
     <w:lsdException w:name="heading 1" w:uiPriority="0" w:qFormat="1"/>
     <w:lsdException w:name="heading 2" w:uiPriority="0" w:qFormat="1"/>
-    <w:lsdException w:name="heading 3" w:semiHidden="1" w:uiPriority="9" w:unhideWhenUsed="1" w:qFormat="1"/>
+    <w:lsdException w:name="heading 3" w:semiHidden="1" w:uiPriority="9" w:unhideWhenUsed="1"/>
     <w:lsdException w:name="heading 4" w:semiHidden="1" w:uiPriority="9" w:unhideWhenUsed="1" w:qFormat="1"/>
     <w:lsdException w:name="heading 5" w:semiHidden="1" w:uiPriority="9" w:unhideWhenUsed="1" w:qFormat="1"/>
     <w:lsdException w:name="heading 6" w:semiHidden="1" w:uiPriority="9" w:unhideWhenUsed="1" w:qFormat="1"/>
     <w:lsdException w:name="heading 7" w:semiHidden="1" w:uiPriority="9" w:unhideWhenUsed="1" w:qFormat="1"/>
     <w:lsdException w:name="heading 8" w:semiHidden="1" w:uiPriority="9" w:unhideWhenUsed="1" w:qFormat="1"/>
     <w:lsdException w:name="heading 9" w:semiHidden="1" w:uiPriority="9" w:unhideWhenUsed="1" w:qFormat="1"/>
-    <w:lsdException w:name="index 1" w:uiPriority="0" w:qFormat="1"/>
-    <w:lsdException w:name="index 2" w:uiPriority="0" w:qFormat="1"/>
+    <w:lsdException w:name="index 1" w:uiPriority="0"/>
+    <w:lsdException w:name="index 2" w:uiPriority="0"/>
     <w:lsdException w:name="index 3" w:uiPriority="0"/>
-    <w:lsdException w:name="index 4" w:uiPriority="0" w:qFormat="1"/>
-    <w:lsdException w:name="index 5" w:uiPriority="0" w:qFormat="1"/>
-    <w:lsdException w:name="index 6" w:uiPriority="0" w:qFormat="1"/>
-    <w:lsdException w:name="index 7" w:uiPriority="0" w:qFormat="1"/>
-    <w:lsdException w:name="index 8" w:uiPriority="0" w:qFormat="1"/>
-    <w:lsdException w:name="index 9" w:uiPriority="0" w:qFormat="1"/>
+    <w:lsdException w:name="index 4" w:uiPriority="0"/>
+    <w:lsdException w:name="index 5" w:uiPriority="0"/>
+    <w:lsdException w:name="index 6" w:uiPriority="0"/>
+    <w:lsdException w:name="index 7" w:uiPriority="0"/>
+    <w:lsdException w:name="index 8" w:uiPriority="0"/>
+    <w:lsdException w:name="index 9" w:uiPriority="0"/>
     <w:lsdException w:name="toc 1" w:semiHidden="1" w:uiPriority="0"/>
     <w:lsdException w:name="toc 2" w:semiHidden="1" w:uiPriority="0"/>
     <w:lsdException w:name="toc 3" w:semiHidden="1" w:uiPriority="0"/>
@@ -32044,8 +35361,8 @@
     <w:lsdException w:name="annotation text" w:uiPriority="0"/>
     <w:lsdException w:name="header" w:uiPriority="0" w:unhideWhenUsed="1"/>
     <w:lsdException w:name="footer" w:unhideWhenUsed="1"/>
-    <w:lsdException w:name="index heading" w:uiPriority="0" w:qFormat="1"/>
-    <w:lsdException w:name="caption" w:uiPriority="0" w:qFormat="1"/>
+    <w:lsdException w:name="index heading" w:uiPriority="0"/>
+    <w:lsdException w:name="caption" w:uiPriority="0"/>
     <w:lsdException w:name="table of figures" w:semiHidden="1" w:unhideWhenUsed="1"/>
     <w:lsdException w:name="envelope address" w:semiHidden="1" w:unhideWhenUsed="1"/>
     <w:lsdException w:name="envelope return" w:semiHidden="1" w:unhideWhenUsed="1"/>
@@ -32073,7 +35390,7 @@
     <w:lsdException w:name="List Number 3" w:semiHidden="1" w:unhideWhenUsed="1"/>
     <w:lsdException w:name="List Number 4" w:semiHidden="1" w:unhideWhenUsed="1"/>
     <w:lsdException w:name="List Number 5" w:semiHidden="1" w:unhideWhenUsed="1"/>
-    <w:lsdException w:name="Title" w:uiPriority="10" w:qFormat="1"/>
+    <w:lsdException w:name="Title" w:uiPriority="10"/>
     <w:lsdException w:name="Closing" w:semiHidden="1" w:unhideWhenUsed="1"/>
     <w:lsdException w:name="Signature" w:semiHidden="1" w:unhideWhenUsed="1"/>
     <w:lsdException w:name="Default Paragraph Font" w:semiHidden="1" w:uiPriority="1" w:unhideWhenUsed="1" w:qFormat="1"/>
@@ -32085,7 +35402,7 @@
     <w:lsdException w:name="List Continue 4" w:semiHidden="1" w:unhideWhenUsed="1"/>
     <w:lsdException w:name="List Continue 5" w:semiHidden="1" w:unhideWhenUsed="1"/>
     <w:lsdException w:name="Message Header" w:semiHidden="1" w:unhideWhenUsed="1"/>
-    <w:lsdException w:name="Subtitle" w:uiPriority="11" w:qFormat="1"/>
+    <w:lsdException w:name="Subtitle" w:uiPriority="11"/>
     <w:lsdException w:name="Salutation" w:semiHidden="1" w:unhideWhenUsed="1"/>
     <w:lsdException w:name="Date" w:semiHidden="1" w:unhideWhenUsed="1"/>
     <w:lsdException w:name="Body Text First Indent" w:semiHidden="1" w:unhideWhenUsed="1"/>
@@ -32098,8 +35415,8 @@
     <w:lsdException w:name="Block Text" w:semiHidden="1" w:unhideWhenUsed="1"/>
     <w:lsdException w:name="Hyperlink" w:uiPriority="0"/>
     <w:lsdException w:name="FollowedHyperlink" w:uiPriority="0"/>
-    <w:lsdException w:name="Strong" w:uiPriority="22" w:qFormat="1"/>
-    <w:lsdException w:name="Emphasis" w:uiPriority="20" w:qFormat="1"/>
+    <w:lsdException w:name="Strong" w:uiPriority="22"/>
+    <w:lsdException w:name="Emphasis" w:uiPriority="20"/>
     <w:lsdException w:name="Document Map" w:semiHidden="1" w:uiPriority="0"/>
     <w:lsdException w:name="Plain Text" w:semiHidden="1" w:unhideWhenUsed="1"/>
     <w:lsdException w:name="E-mail Signature" w:semiHidden="1" w:unhideWhenUsed="1"/>
@@ -32188,7 +35505,7 @@
     <w:lsdException w:name="Medium Shading 2 Accent 1" w:uiPriority="64"/>
     <w:lsdException w:name="Medium List 1 Accent 1" w:uiPriority="65"/>
     <w:lsdException w:name="Revision" w:semiHidden="1"/>
-    <w:lsdException w:name="List Paragraph" w:uiPriority="34" w:qFormat="1"/>
+    <w:lsdException w:name="List Paragraph" w:uiPriority="34"/>
     <w:lsdException w:name="Medium List 2 Accent 1" w:uiPriority="66"/>
     <w:lsdException w:name="Medium Grid 1 Accent 1" w:uiPriority="67"/>
     <w:lsdException w:name="Medium Grid 2 Accent 1" w:uiPriority="68"/>
@@ -32267,11 +35584,11 @@
     <w:lsdException w:name="Colorful Shading Accent 6" w:uiPriority="71"/>
     <w:lsdException w:name="Colorful List Accent 6" w:uiPriority="72"/>
     <w:lsdException w:name="Colorful Grid Accent 6" w:uiPriority="73"/>
-    <w:lsdException w:name="Subtle Emphasis" w:uiPriority="19" w:qFormat="1"/>
-    <w:lsdException w:name="Intense Emphasis" w:uiPriority="21" w:qFormat="1"/>
-    <w:lsdException w:name="Subtle Reference" w:uiPriority="31" w:qFormat="1"/>
-    <w:lsdException w:name="Intense Reference" w:uiPriority="32" w:qFormat="1"/>
-    <w:lsdException w:name="Book Title" w:uiPriority="33" w:qFormat="1"/>
+    <w:lsdException w:name="Subtle Emphasis" w:uiPriority="19"/>
+    <w:lsdException w:name="Intense Emphasis" w:uiPriority="21"/>
+    <w:lsdException w:name="Subtle Reference" w:uiPriority="31"/>
+    <w:lsdException w:name="Intense Reference" w:uiPriority="32"/>
+    <w:lsdException w:name="Book Title" w:uiPriority="33"/>
     <w:lsdException w:name="Bibliography" w:semiHidden="1" w:uiPriority="37" w:unhideWhenUsed="1"/>
     <w:lsdException w:name="TOC Heading" w:semiHidden="1" w:uiPriority="39" w:unhideWhenUsed="1" w:qFormat="1"/>
     <w:lsdException w:name="Plain Table 1" w:uiPriority="41"/>
@@ -32386,7 +35703,6 @@
   </w:latentStyles>
   <w:style w:type="paragraph" w:default="1" w:styleId="afa">
     <w:name w:val="Normal"/>
-    <w:qFormat/>
     <w:rsid w:val="00274B99"/>
     <w:pPr>
       <w:widowControl w:val="0"/>
@@ -32404,17 +35720,19 @@
     <w:next w:val="afa"/>
     <w:link w:val="10"/>
     <w:qFormat/>
+    <w:rsid w:val="00600A28"/>
     <w:pPr>
       <w:keepNext/>
       <w:keepLines/>
-      <w:spacing w:before="340" w:after="330" w:line="578" w:lineRule="auto"/>
+      <w:spacing w:before="340" w:after="330" w:line="360" w:lineRule="auto"/>
+      <w:jc w:val="left"/>
       <w:outlineLvl w:val="0"/>
     </w:pPr>
     <w:rPr>
       <w:b/>
       <w:bCs/>
       <w:kern w:val="44"/>
-      <w:sz w:val="44"/>
+      <w:sz w:val="28"/>
       <w:szCs w:val="44"/>
       <w:lang w:val="zh-CN"/>
     </w:rPr>
@@ -32425,17 +35743,19 @@
     <w:next w:val="afa"/>
     <w:link w:val="20"/>
     <w:qFormat/>
+    <w:rsid w:val="00600A28"/>
     <w:pPr>
       <w:keepNext/>
       <w:keepLines/>
-      <w:spacing w:before="260" w:after="260" w:line="416" w:lineRule="auto"/>
+      <w:spacing w:before="260" w:after="260" w:line="360" w:lineRule="auto"/>
+      <w:jc w:val="left"/>
       <w:outlineLvl w:val="1"/>
     </w:pPr>
     <w:rPr>
-      <w:rFonts w:ascii="Arial" w:eastAsia="黑体" w:hAnsi="Arial"/>
+      <w:rFonts w:ascii="Arial" w:eastAsiaTheme="majorEastAsia" w:hAnsi="Arial"/>
       <w:b/>
       <w:bCs/>
-      <w:sz w:val="32"/>
+      <w:sz w:val="24"/>
       <w:szCs w:val="32"/>
     </w:rPr>
   </w:style>
@@ -32446,7 +35766,6 @@
     <w:uiPriority w:val="9"/>
     <w:semiHidden/>
     <w:unhideWhenUsed/>
-    <w:qFormat/>
     <w:pPr>
       <w:spacing w:beforeAutospacing="1" w:afterAutospacing="1"/>
       <w:jc w:val="left"/>
@@ -32464,7 +35783,6 @@
   <w:style w:type="character" w:default="1" w:styleId="afb">
     <w:name w:val="Default Paragraph Font"/>
     <w:uiPriority w:val="1"/>
-    <w:semiHidden/>
     <w:unhideWhenUsed/>
   </w:style>
   <w:style w:type="table" w:default="1" w:styleId="afc">
@@ -32512,7 +35830,6 @@
     <w:basedOn w:val="afa"/>
     <w:next w:val="afa"/>
     <w:autoRedefine/>
-    <w:qFormat/>
     <w:pPr>
       <w:ind w:left="1680" w:hanging="210"/>
       <w:jc w:val="left"/>
@@ -32527,7 +35844,6 @@
     <w:name w:val="caption"/>
     <w:basedOn w:val="afa"/>
     <w:next w:val="afa"/>
-    <w:qFormat/>
     <w:pPr>
       <w:spacing w:before="152" w:after="160"/>
     </w:pPr>
@@ -32542,7 +35858,6 @@
     <w:basedOn w:val="afa"/>
     <w:next w:val="afa"/>
     <w:autoRedefine/>
-    <w:qFormat/>
     <w:pPr>
       <w:ind w:left="1050" w:hanging="210"/>
       <w:jc w:val="left"/>
@@ -32582,7 +35897,6 @@
     <w:basedOn w:val="afa"/>
     <w:next w:val="afa"/>
     <w:autoRedefine/>
-    <w:qFormat/>
     <w:pPr>
       <w:ind w:left="1260" w:hanging="210"/>
       <w:jc w:val="left"/>
@@ -32598,7 +35912,6 @@
     <w:basedOn w:val="afa"/>
     <w:next w:val="afa"/>
     <w:autoRedefine/>
-    <w:qFormat/>
     <w:pPr>
       <w:ind w:left="840" w:hanging="210"/>
       <w:jc w:val="left"/>
@@ -32792,7 +36105,6 @@
     <w:name w:val="index heading"/>
     <w:basedOn w:val="afa"/>
     <w:next w:val="11"/>
-    <w:qFormat/>
     <w:pPr>
       <w:spacing w:before="120" w:after="120"/>
       <w:jc w:val="center"/>
@@ -32809,7 +36121,6 @@
     <w:name w:val="index 1"/>
     <w:basedOn w:val="afa"/>
     <w:next w:val="affe"/>
-    <w:qFormat/>
     <w:pPr>
       <w:tabs>
         <w:tab w:val="right" w:leader="dot" w:pos="9299"/>
@@ -32880,7 +36191,6 @@
     <w:basedOn w:val="afa"/>
     <w:next w:val="afa"/>
     <w:autoRedefine/>
-    <w:qFormat/>
     <w:pPr>
       <w:ind w:left="1470" w:hanging="210"/>
       <w:jc w:val="left"/>
@@ -32896,7 +36206,6 @@
     <w:basedOn w:val="afa"/>
     <w:next w:val="afa"/>
     <w:autoRedefine/>
-    <w:qFormat/>
     <w:pPr>
       <w:ind w:left="1890" w:hanging="210"/>
       <w:jc w:val="left"/>
@@ -32994,7 +36303,6 @@
     <w:basedOn w:val="afa"/>
     <w:next w:val="afa"/>
     <w:autoRedefine/>
-    <w:qFormat/>
     <w:pPr>
       <w:ind w:left="420" w:hanging="210"/>
       <w:jc w:val="left"/>
@@ -33010,7 +36318,6 @@
     <w:basedOn w:val="afa"/>
     <w:link w:val="afff2"/>
     <w:uiPriority w:val="10"/>
-    <w:qFormat/>
     <w:pPr>
       <w:spacing w:before="240" w:after="60"/>
       <w:jc w:val="center"/>
@@ -33047,7 +36354,6 @@
   <w:style w:type="character" w:styleId="afff4">
     <w:name w:val="Strong"/>
     <w:uiPriority w:val="22"/>
-    <w:qFormat/>
     <w:rPr>
       <w:b/>
       <w:bCs/>
@@ -33340,8 +36646,8 @@
   <w:style w:type="paragraph" w:styleId="afffa">
     <w:name w:val="List Paragraph"/>
     <w:basedOn w:val="afa"/>
+    <w:link w:val="afffb"/>
     <w:uiPriority w:val="34"/>
-    <w:qFormat/>
     <w:pPr>
       <w:ind w:firstLineChars="200" w:firstLine="420"/>
     </w:pPr>
@@ -33350,25 +36656,27 @@
     <w:name w:val="标题 1 字符"/>
     <w:basedOn w:val="afb"/>
     <w:link w:val="1"/>
+    <w:rsid w:val="00600A28"/>
     <w:rPr>
-      <w:rFonts w:ascii="Times New Roman" w:eastAsia="宋体" w:hAnsi="Times New Roman" w:cs="Times New Roman"/>
       <w:b/>
       <w:bCs/>
       <w:kern w:val="44"/>
-      <w:sz w:val="44"/>
+      <w:sz w:val="28"/>
       <w:szCs w:val="44"/>
-      <w:lang w:val="zh-CN" w:eastAsia="zh-CN"/>
+      <w:lang w:val="zh-CN"/>
     </w:rPr>
   </w:style>
   <w:style w:type="character" w:customStyle="1" w:styleId="20">
     <w:name w:val="标题 2 字符"/>
     <w:basedOn w:val="afb"/>
     <w:link w:val="2"/>
+    <w:rsid w:val="00600A28"/>
     <w:rPr>
-      <w:rFonts w:ascii="Arial" w:eastAsia="黑体" w:hAnsi="Arial" w:cs="Times New Roman"/>
+      <w:rFonts w:ascii="Arial" w:eastAsiaTheme="majorEastAsia" w:hAnsi="Arial"/>
       <w:b/>
       <w:bCs/>
-      <w:sz w:val="32"/>
+      <w:kern w:val="2"/>
+      <w:sz w:val="24"/>
       <w:szCs w:val="32"/>
     </w:rPr>
   </w:style>
@@ -33389,7 +36697,7 @@
       <w:szCs w:val="21"/>
     </w:rPr>
   </w:style>
-  <w:style w:type="paragraph" w:customStyle="1" w:styleId="afffb">
+  <w:style w:type="paragraph" w:customStyle="1" w:styleId="afffc">
     <w:name w:val="标准书脚_奇数页"/>
     <w:pPr>
       <w:spacing w:before="120"/>
@@ -33402,7 +36710,7 @@
       <w:szCs w:val="18"/>
     </w:rPr>
   </w:style>
-  <w:style w:type="paragraph" w:customStyle="1" w:styleId="afffc">
+  <w:style w:type="paragraph" w:customStyle="1" w:styleId="afffd">
     <w:name w:val="标准书眉_奇数页"/>
     <w:next w:val="afa"/>
     <w:pPr>
@@ -33491,7 +36799,7 @@
       <w:sz w:val="21"/>
     </w:rPr>
   </w:style>
-  <w:style w:type="paragraph" w:customStyle="1" w:styleId="afffd">
+  <w:style w:type="paragraph" w:customStyle="1" w:styleId="afffe">
     <w:name w:val="目次、标准名称标题"/>
     <w:basedOn w:val="afa"/>
     <w:next w:val="affe"/>
@@ -33522,9 +36830,9 @@
       <w:outlineLvl w:val="4"/>
     </w:pPr>
   </w:style>
-  <w:style w:type="paragraph" w:customStyle="1" w:styleId="afffe">
+  <w:style w:type="paragraph" w:customStyle="1" w:styleId="affff">
     <w:name w:val="示例"/>
-    <w:next w:val="affff"/>
+    <w:next w:val="affff0"/>
     <w:pPr>
       <w:widowControl w:val="0"/>
       <w:ind w:firstLine="363"/>
@@ -33536,7 +36844,7 @@
       <w:szCs w:val="18"/>
     </w:rPr>
   </w:style>
-  <w:style w:type="paragraph" w:customStyle="1" w:styleId="affff">
+  <w:style w:type="paragraph" w:customStyle="1" w:styleId="affff0">
     <w:name w:val="示例内容"/>
     <w:pPr>
       <w:ind w:firstLineChars="200" w:firstLine="200"/>
@@ -33569,7 +36877,7 @@
       <w:outlineLvl w:val="6"/>
     </w:pPr>
   </w:style>
-  <w:style w:type="paragraph" w:customStyle="1" w:styleId="affff0">
+  <w:style w:type="paragraph" w:customStyle="1" w:styleId="affff1">
     <w:name w:val="注："/>
     <w:next w:val="affe"/>
     <w:pPr>
@@ -33585,7 +36893,7 @@
       <w:szCs w:val="18"/>
     </w:rPr>
   </w:style>
-  <w:style w:type="paragraph" w:customStyle="1" w:styleId="affff1">
+  <w:style w:type="paragraph" w:customStyle="1" w:styleId="affff2">
     <w:name w:val="注×："/>
     <w:pPr>
       <w:widowControl w:val="0"/>
@@ -33614,10 +36922,9 @@
       <w:szCs w:val="21"/>
     </w:rPr>
   </w:style>
-  <w:style w:type="paragraph" w:customStyle="1" w:styleId="affff2">
+  <w:style w:type="paragraph" w:customStyle="1" w:styleId="affff3">
     <w:name w:val="示例×："/>
     <w:basedOn w:val="a0"/>
-    <w:qFormat/>
     <w:pPr>
       <w:numPr>
         <w:numId w:val="0"/>
@@ -33632,7 +36939,7 @@
       <w:szCs w:val="18"/>
     </w:rPr>
   </w:style>
-  <w:style w:type="paragraph" w:customStyle="1" w:styleId="affff3">
+  <w:style w:type="paragraph" w:customStyle="1" w:styleId="affff4">
     <w:name w:val="二级无"/>
     <w:basedOn w:val="a2"/>
     <w:pPr>
@@ -33642,9 +36949,9 @@
       <w:rFonts w:ascii="宋体" w:eastAsia="宋体"/>
     </w:rPr>
   </w:style>
-  <w:style w:type="paragraph" w:customStyle="1" w:styleId="affff4">
+  <w:style w:type="paragraph" w:customStyle="1" w:styleId="affff5">
     <w:name w:val="注：（正文）"/>
-    <w:basedOn w:val="affff0"/>
+    <w:basedOn w:val="affff1"/>
     <w:next w:val="affe"/>
   </w:style>
   <w:style w:type="paragraph" w:customStyle="1" w:styleId="a">
@@ -33661,7 +36968,7 @@
       <w:szCs w:val="18"/>
     </w:rPr>
   </w:style>
-  <w:style w:type="paragraph" w:customStyle="1" w:styleId="affff5">
+  <w:style w:type="paragraph" w:customStyle="1" w:styleId="affff6">
     <w:name w:val="标准标志"/>
     <w:next w:val="afa"/>
     <w:pPr>
@@ -33677,7 +36984,7 @@
       <w:szCs w:val="96"/>
     </w:rPr>
   </w:style>
-  <w:style w:type="paragraph" w:customStyle="1" w:styleId="affff6">
+  <w:style w:type="paragraph" w:customStyle="1" w:styleId="affff7">
     <w:name w:val="标准称谓"/>
     <w:next w:val="afa"/>
     <w:pPr>
@@ -33699,7 +37006,7 @@
       <w:sz w:val="48"/>
     </w:rPr>
   </w:style>
-  <w:style w:type="paragraph" w:customStyle="1" w:styleId="affff7">
+  <w:style w:type="paragraph" w:customStyle="1" w:styleId="affff8">
     <w:name w:val="标准书脚_偶数页"/>
     <w:pPr>
       <w:spacing w:before="120"/>
@@ -33711,21 +37018,21 @@
       <w:szCs w:val="18"/>
     </w:rPr>
   </w:style>
-  <w:style w:type="paragraph" w:customStyle="1" w:styleId="affff8">
+  <w:style w:type="paragraph" w:customStyle="1" w:styleId="affff9">
     <w:name w:val="标准书眉_偶数页"/>
-    <w:basedOn w:val="afffc"/>
+    <w:basedOn w:val="afffd"/>
     <w:next w:val="afa"/>
     <w:pPr>
       <w:jc w:val="left"/>
     </w:pPr>
   </w:style>
-  <w:style w:type="paragraph" w:customStyle="1" w:styleId="affff9">
+  <w:style w:type="paragraph" w:customStyle="1" w:styleId="affffa">
     <w:name w:val="标准书眉一"/>
     <w:pPr>
       <w:jc w:val="both"/>
     </w:pPr>
   </w:style>
-  <w:style w:type="paragraph" w:customStyle="1" w:styleId="affffa">
+  <w:style w:type="paragraph" w:customStyle="1" w:styleId="affffb">
     <w:name w:val="参考文献"/>
     <w:basedOn w:val="afa"/>
     <w:next w:val="affe"/>
@@ -33744,7 +37051,7 @@
       <w:szCs w:val="20"/>
     </w:rPr>
   </w:style>
-  <w:style w:type="paragraph" w:customStyle="1" w:styleId="affffb">
+  <w:style w:type="paragraph" w:customStyle="1" w:styleId="affffc">
     <w:name w:val="参考文献、索引标题"/>
     <w:basedOn w:val="afa"/>
     <w:next w:val="affe"/>
@@ -33763,7 +37070,7 @@
       <w:szCs w:val="20"/>
     </w:rPr>
   </w:style>
-  <w:style w:type="character" w:customStyle="1" w:styleId="affffc">
+  <w:style w:type="character" w:customStyle="1" w:styleId="affffd">
     <w:name w:val="发布"/>
     <w:rPr>
       <w:rFonts w:ascii="黑体" w:eastAsia="黑体"/>
@@ -33774,7 +37081,7 @@
       <w:szCs w:val="28"/>
     </w:rPr>
   </w:style>
-  <w:style w:type="paragraph" w:customStyle="1" w:styleId="affffd">
+  <w:style w:type="paragraph" w:customStyle="1" w:styleId="affffe">
     <w:name w:val="发布部门"/>
     <w:next w:val="affe"/>
     <w:pPr>
@@ -33789,7 +37096,7 @@
       <w:sz w:val="28"/>
     </w:rPr>
   </w:style>
-  <w:style w:type="paragraph" w:customStyle="1" w:styleId="affffe">
+  <w:style w:type="paragraph" w:customStyle="1" w:styleId="afffff">
     <w:name w:val="发布日期"/>
     <w:pPr>
       <w:framePr w:w="3997" w:h="471" w:hRule="exact" w:vSpace="181" w:wrap="around" w:hAnchor="page" w:x="7089" w:y="14097" w:anchorLock="1"/>
@@ -33799,7 +37106,7 @@
       <w:sz w:val="28"/>
     </w:rPr>
   </w:style>
-  <w:style w:type="paragraph" w:customStyle="1" w:styleId="afffff">
+  <w:style w:type="paragraph" w:customStyle="1" w:styleId="afffff0">
     <w:name w:val="封面标准代替信息"/>
     <w:pPr>
       <w:framePr w:w="9140" w:h="1242" w:hRule="exact" w:hSpace="284" w:wrap="around" w:vAnchor="page" w:hAnchor="page" w:x="1645" w:y="2910" w:anchorLock="1"/>
@@ -33828,7 +37135,7 @@
       <w:sz w:val="28"/>
     </w:rPr>
   </w:style>
-  <w:style w:type="paragraph" w:customStyle="1" w:styleId="afffff0">
+  <w:style w:type="paragraph" w:customStyle="1" w:styleId="afffff1">
     <w:name w:val="封面标准名称"/>
     <w:pPr>
       <w:framePr w:w="9639" w:h="6917" w:hRule="exact" w:wrap="around" w:vAnchor="page" w:hAnchor="page" w:xAlign="center" w:y="6408" w:anchorLock="1"/>
@@ -33842,9 +37149,9 @@
       <w:sz w:val="52"/>
     </w:rPr>
   </w:style>
-  <w:style w:type="paragraph" w:customStyle="1" w:styleId="afffff1">
+  <w:style w:type="paragraph" w:customStyle="1" w:styleId="afffff2">
     <w:name w:val="封面标准英文名称"/>
-    <w:basedOn w:val="afffff0"/>
+    <w:basedOn w:val="afffff1"/>
     <w:pPr>
       <w:framePr w:wrap="around"/>
       <w:spacing w:before="370" w:line="400" w:lineRule="exact"/>
@@ -33855,9 +37162,9 @@
       <w:szCs w:val="28"/>
     </w:rPr>
   </w:style>
-  <w:style w:type="paragraph" w:customStyle="1" w:styleId="afffff2">
+  <w:style w:type="paragraph" w:customStyle="1" w:styleId="afffff3">
     <w:name w:val="封面一致性程度标识"/>
-    <w:basedOn w:val="afffff1"/>
+    <w:basedOn w:val="afffff2"/>
     <w:pPr>
       <w:framePr w:wrap="around"/>
       <w:spacing w:before="440"/>
@@ -33866,9 +37173,9 @@
       <w:rFonts w:ascii="宋体" w:eastAsia="宋体"/>
     </w:rPr>
   </w:style>
-  <w:style w:type="paragraph" w:customStyle="1" w:styleId="afffff3">
+  <w:style w:type="paragraph" w:customStyle="1" w:styleId="afffff4">
     <w:name w:val="封面标准文稿类别"/>
-    <w:basedOn w:val="afffff2"/>
+    <w:basedOn w:val="afffff3"/>
     <w:pPr>
       <w:framePr w:wrap="around"/>
       <w:spacing w:after="160" w:line="240" w:lineRule="auto"/>
@@ -33877,9 +37184,9 @@
       <w:sz w:val="24"/>
     </w:rPr>
   </w:style>
-  <w:style w:type="paragraph" w:customStyle="1" w:styleId="afffff4">
+  <w:style w:type="paragraph" w:customStyle="1" w:styleId="afffff5">
     <w:name w:val="封面标准文稿编辑信息"/>
-    <w:basedOn w:val="afffff3"/>
+    <w:basedOn w:val="afffff4"/>
     <w:pPr>
       <w:framePr w:wrap="around"/>
       <w:spacing w:before="180" w:line="180" w:lineRule="exact"/>
@@ -33888,13 +37195,13 @@
       <w:sz w:val="21"/>
     </w:rPr>
   </w:style>
-  <w:style w:type="paragraph" w:customStyle="1" w:styleId="afffff5">
+  <w:style w:type="paragraph" w:customStyle="1" w:styleId="afffff6">
     <w:name w:val="封面正文"/>
     <w:pPr>
       <w:jc w:val="both"/>
     </w:pPr>
   </w:style>
-  <w:style w:type="paragraph" w:customStyle="1" w:styleId="afffff6">
+  <w:style w:type="paragraph" w:customStyle="1" w:styleId="afffff7">
     <w:name w:val="附录标题"/>
     <w:basedOn w:val="affe"/>
     <w:next w:val="affe"/>
@@ -33906,7 +37213,7 @@
       <w:rFonts w:ascii="黑体" w:eastAsia="黑体"/>
     </w:rPr>
   </w:style>
-  <w:style w:type="paragraph" w:customStyle="1" w:styleId="afffff7">
+  <w:style w:type="paragraph" w:customStyle="1" w:styleId="afffff8">
     <w:name w:val="附录二级无"/>
     <w:basedOn w:val="af4"/>
     <w:pPr>
@@ -33925,28 +37232,26 @@
       <w:szCs w:val="21"/>
     </w:rPr>
   </w:style>
-  <w:style w:type="paragraph" w:customStyle="1" w:styleId="afffff8">
+  <w:style w:type="paragraph" w:customStyle="1" w:styleId="afffff9">
     <w:name w:val="附录公式"/>
     <w:basedOn w:val="affe"/>
     <w:next w:val="affe"/>
     <w:link w:val="Char0"/>
-    <w:qFormat/>
   </w:style>
   <w:style w:type="character" w:customStyle="1" w:styleId="Char0">
     <w:name w:val="附录公式 Char"/>
     <w:basedOn w:val="Char"/>
-    <w:link w:val="afffff8"/>
+    <w:link w:val="afffff9"/>
     <w:rPr>
       <w:rFonts w:ascii="宋体" w:eastAsia="宋体" w:hAnsi="Times New Roman" w:cs="Times New Roman"/>
       <w:kern w:val="0"/>
       <w:szCs w:val="20"/>
     </w:rPr>
   </w:style>
-  <w:style w:type="paragraph" w:customStyle="1" w:styleId="afffff9">
+  <w:style w:type="paragraph" w:customStyle="1" w:styleId="afffffa">
     <w:name w:val="附录公式编号制表符"/>
     <w:basedOn w:val="afa"/>
     <w:next w:val="affe"/>
-    <w:qFormat/>
     <w:pPr>
       <w:widowControl/>
       <w:tabs>
@@ -33962,7 +37267,7 @@
       <w:szCs w:val="20"/>
     </w:rPr>
   </w:style>
-  <w:style w:type="paragraph" w:customStyle="1" w:styleId="afffffa">
+  <w:style w:type="paragraph" w:customStyle="1" w:styleId="afffffb">
     <w:name w:val="附录三级无"/>
     <w:basedOn w:val="af5"/>
     <w:pPr>
@@ -33983,7 +37288,6 @@
   </w:style>
   <w:style w:type="paragraph" w:customStyle="1" w:styleId="af9">
     <w:name w:val="附录数字编号列项（二级）"/>
-    <w:qFormat/>
     <w:pPr>
       <w:numPr>
         <w:ilvl w:val="1"/>
@@ -33995,7 +37299,7 @@
       <w:sz w:val="21"/>
     </w:rPr>
   </w:style>
-  <w:style w:type="paragraph" w:customStyle="1" w:styleId="afffffb">
+  <w:style w:type="paragraph" w:customStyle="1" w:styleId="afffffc">
     <w:name w:val="附录四级无"/>
     <w:basedOn w:val="af6"/>
     <w:pPr>
@@ -34054,7 +37358,7 @@
       <w:szCs w:val="21"/>
     </w:rPr>
   </w:style>
-  <w:style w:type="paragraph" w:customStyle="1" w:styleId="afffffc">
+  <w:style w:type="paragraph" w:customStyle="1" w:styleId="afffffd">
     <w:name w:val="附录五级无"/>
     <w:basedOn w:val="af7"/>
     <w:pPr>
@@ -34073,7 +37377,7 @@
       <w:szCs w:val="21"/>
     </w:rPr>
   </w:style>
-  <w:style w:type="paragraph" w:customStyle="1" w:styleId="afffffd">
+  <w:style w:type="paragraph" w:customStyle="1" w:styleId="afffffe">
     <w:name w:val="附录一级无"/>
     <w:basedOn w:val="af3"/>
     <w:pPr>
@@ -34094,7 +37398,6 @@
   </w:style>
   <w:style w:type="paragraph" w:customStyle="1" w:styleId="af8">
     <w:name w:val="附录字母编号列项（一级）"/>
-    <w:qFormat/>
     <w:pPr>
       <w:numPr>
         <w:numId w:val="8"/>
@@ -34115,7 +37418,7 @@
       <w:szCs w:val="18"/>
     </w:rPr>
   </w:style>
-  <w:style w:type="paragraph" w:customStyle="1" w:styleId="afffffe">
+  <w:style w:type="paragraph" w:customStyle="1" w:styleId="affffff">
     <w:name w:val="列项说明"/>
     <w:basedOn w:val="afa"/>
     <w:pPr>
@@ -34131,7 +37434,7 @@
       <w:szCs w:val="20"/>
     </w:rPr>
   </w:style>
-  <w:style w:type="paragraph" w:customStyle="1" w:styleId="affffff">
+  <w:style w:type="paragraph" w:customStyle="1" w:styleId="affffff0">
     <w:name w:val="列项说明数字编号"/>
     <w:pPr>
       <w:ind w:leftChars="400" w:left="600" w:hangingChars="200" w:hanging="200"/>
@@ -34141,7 +37444,7 @@
       <w:sz w:val="21"/>
     </w:rPr>
   </w:style>
-  <w:style w:type="paragraph" w:customStyle="1" w:styleId="affffff0">
+  <w:style w:type="paragraph" w:customStyle="1" w:styleId="affffff1">
     <w:name w:val="目次、索引正文"/>
     <w:pPr>
       <w:spacing w:line="320" w:lineRule="exact"/>
@@ -34152,10 +37455,9 @@
       <w:sz w:val="21"/>
     </w:rPr>
   </w:style>
-  <w:style w:type="paragraph" w:customStyle="1" w:styleId="affffff1">
+  <w:style w:type="paragraph" w:customStyle="1" w:styleId="affffff2">
     <w:name w:val="其他标准标志"/>
-    <w:basedOn w:val="affff5"/>
-    <w:qFormat/>
+    <w:basedOn w:val="affff6"/>
     <w:pPr>
       <w:framePr w:w="6101" w:wrap="around" w:vAnchor="page" w:hAnchor="page" w:x="4673" w:y="942"/>
     </w:pPr>
@@ -34163,10 +37465,9 @@
       <w:w w:val="130"/>
     </w:rPr>
   </w:style>
-  <w:style w:type="paragraph" w:customStyle="1" w:styleId="affffff2">
+  <w:style w:type="paragraph" w:customStyle="1" w:styleId="affffff3">
     <w:name w:val="其他标准称谓"/>
     <w:next w:val="afa"/>
-    <w:qFormat/>
     <w:pPr>
       <w:framePr w:hSpace="181" w:vSpace="181" w:wrap="around" w:vAnchor="page" w:hAnchor="page" w:x="1419" w:y="2286" w:anchorLock="1"/>
       <w:spacing w:line="0" w:lineRule="atLeast"/>
@@ -34179,10 +37480,9 @@
       <w:szCs w:val="52"/>
     </w:rPr>
   </w:style>
-  <w:style w:type="paragraph" w:customStyle="1" w:styleId="affffff3">
+  <w:style w:type="paragraph" w:customStyle="1" w:styleId="affffff4">
     <w:name w:val="其他发布部门"/>
-    <w:basedOn w:val="affffd"/>
-    <w:qFormat/>
+    <w:basedOn w:val="affffe"/>
     <w:pPr>
       <w:framePr w:wrap="around" w:y="15310"/>
       <w:spacing w:line="0" w:lineRule="atLeast"/>
@@ -34192,10 +37492,9 @@
       <w:b w:val="0"/>
     </w:rPr>
   </w:style>
-  <w:style w:type="paragraph" w:customStyle="1" w:styleId="affffff4">
+  <w:style w:type="paragraph" w:customStyle="1" w:styleId="affffff5">
     <w:name w:val="前言、引言标题"/>
     <w:next w:val="affe"/>
-    <w:qFormat/>
     <w:pPr>
       <w:keepNext/>
       <w:pageBreakBefore/>
@@ -34209,10 +37508,9 @@
       <w:sz w:val="32"/>
     </w:rPr>
   </w:style>
-  <w:style w:type="paragraph" w:customStyle="1" w:styleId="affffff5">
+  <w:style w:type="paragraph" w:customStyle="1" w:styleId="affffff6">
     <w:name w:val="三级无"/>
     <w:basedOn w:val="a3"/>
-    <w:qFormat/>
     <w:pPr>
       <w:spacing w:beforeLines="0" w:before="0" w:afterLines="0" w:after="0"/>
     </w:pPr>
@@ -34220,20 +37518,18 @@
       <w:rFonts w:ascii="宋体" w:eastAsia="宋体"/>
     </w:rPr>
   </w:style>
-  <w:style w:type="paragraph" w:customStyle="1" w:styleId="affffff6">
+  <w:style w:type="paragraph" w:customStyle="1" w:styleId="affffff7">
     <w:name w:val="实施日期"/>
-    <w:basedOn w:val="affffe"/>
-    <w:qFormat/>
+    <w:basedOn w:val="afffff"/>
     <w:pPr>
       <w:framePr w:wrap="around" w:vAnchor="page" w:hAnchor="text"/>
       <w:jc w:val="right"/>
     </w:pPr>
   </w:style>
-  <w:style w:type="paragraph" w:customStyle="1" w:styleId="affffff7">
+  <w:style w:type="paragraph" w:customStyle="1" w:styleId="affffff8">
     <w:name w:val="示例后文字"/>
     <w:basedOn w:val="affe"/>
     <w:next w:val="affe"/>
-    <w:qFormat/>
     <w:pPr>
       <w:ind w:firstLine="360"/>
     </w:pPr>
@@ -34241,11 +37537,10 @@
       <w:sz w:val="18"/>
     </w:rPr>
   </w:style>
-  <w:style w:type="paragraph" w:customStyle="1" w:styleId="affffff8">
+  <w:style w:type="paragraph" w:customStyle="1" w:styleId="affffff9">
     <w:name w:val="首示例"/>
     <w:next w:val="affe"/>
     <w:link w:val="Char1"/>
-    <w:qFormat/>
     <w:pPr>
       <w:tabs>
         <w:tab w:val="left" w:pos="360"/>
@@ -34260,7 +37555,7 @@
   </w:style>
   <w:style w:type="character" w:customStyle="1" w:styleId="Char1">
     <w:name w:val="首示例 Char"/>
-    <w:link w:val="affffff8"/>
+    <w:link w:val="affffff9"/>
     <w:qFormat/>
     <w:rPr>
       <w:rFonts w:ascii="宋体" w:eastAsia="宋体" w:hAnsi="宋体" w:cs="Times New Roman"/>
@@ -34268,10 +37563,9 @@
       <w:szCs w:val="18"/>
     </w:rPr>
   </w:style>
-  <w:style w:type="paragraph" w:customStyle="1" w:styleId="affffff9">
+  <w:style w:type="paragraph" w:customStyle="1" w:styleId="affffffa">
     <w:name w:val="四级无"/>
     <w:basedOn w:val="a4"/>
-    <w:qFormat/>
     <w:pPr>
       <w:spacing w:beforeLines="0" w:before="0" w:afterLines="0" w:after="0"/>
     </w:pPr>
@@ -34279,10 +37573,9 @@
       <w:rFonts w:ascii="宋体" w:eastAsia="宋体"/>
     </w:rPr>
   </w:style>
-  <w:style w:type="paragraph" w:customStyle="1" w:styleId="affffffa">
+  <w:style w:type="paragraph" w:customStyle="1" w:styleId="affffffb">
     <w:name w:val="条文脚注"/>
     <w:basedOn w:val="ab"/>
-    <w:qFormat/>
     <w:pPr>
       <w:numPr>
         <w:numId w:val="0"/>
@@ -34290,7 +37583,7 @@
       <w:jc w:val="both"/>
     </w:pPr>
   </w:style>
-  <w:style w:type="paragraph" w:customStyle="1" w:styleId="affffffb">
+  <w:style w:type="paragraph" w:customStyle="1" w:styleId="affffffc">
     <w:name w:val="图标脚注说明"/>
     <w:basedOn w:val="affe"/>
     <w:pPr>
@@ -34301,10 +37594,9 @@
       <w:szCs w:val="18"/>
     </w:rPr>
   </w:style>
-  <w:style w:type="paragraph" w:customStyle="1" w:styleId="affffffc">
+  <w:style w:type="paragraph" w:customStyle="1" w:styleId="affffffd">
     <w:name w:val="图表脚注说明"/>
     <w:basedOn w:val="afa"/>
-    <w:qFormat/>
     <w:pPr>
       <w:ind w:left="544" w:hanging="181"/>
     </w:pPr>
@@ -34314,11 +37606,10 @@
       <w:szCs w:val="18"/>
     </w:rPr>
   </w:style>
-  <w:style w:type="paragraph" w:customStyle="1" w:styleId="affffffd">
+  <w:style w:type="paragraph" w:customStyle="1" w:styleId="affffffe">
     <w:name w:val="图的脚注"/>
     <w:next w:val="affe"/>
     <w:autoRedefine/>
-    <w:qFormat/>
     <w:pPr>
       <w:widowControl w:val="0"/>
       <w:ind w:leftChars="200" w:left="840" w:hangingChars="200" w:hanging="420"/>
@@ -34350,7 +37641,7 @@
       <w:shd w:val="clear" w:color="auto" w:fill="000080"/>
     </w:rPr>
   </w:style>
-  <w:style w:type="paragraph" w:customStyle="1" w:styleId="affffffe">
+  <w:style w:type="paragraph" w:customStyle="1" w:styleId="afffffff">
     <w:name w:val="文献分类号"/>
     <w:pPr>
       <w:framePr w:hSpace="180" w:vSpace="180" w:wrap="around" w:hAnchor="margin" w:y="1" w:anchorLock="1"/>
@@ -34363,7 +37654,7 @@
       <w:szCs w:val="21"/>
     </w:rPr>
   </w:style>
-  <w:style w:type="paragraph" w:customStyle="1" w:styleId="afffffff">
+  <w:style w:type="paragraph" w:customStyle="1" w:styleId="afffffff0">
     <w:name w:val="五级无"/>
     <w:basedOn w:val="a5"/>
     <w:pPr>
@@ -34373,7 +37664,7 @@
       <w:rFonts w:ascii="宋体" w:eastAsia="宋体"/>
     </w:rPr>
   </w:style>
-  <w:style w:type="paragraph" w:customStyle="1" w:styleId="afffffff0">
+  <w:style w:type="paragraph" w:customStyle="1" w:styleId="afffffff1">
     <w:name w:val="一级无"/>
     <w:basedOn w:val="a1"/>
     <w:pPr>
@@ -34383,7 +37674,7 @@
       <w:rFonts w:ascii="宋体" w:eastAsia="宋体"/>
     </w:rPr>
   </w:style>
-  <w:style w:type="paragraph" w:customStyle="1" w:styleId="afffffff1">
+  <w:style w:type="paragraph" w:customStyle="1" w:styleId="afffffff2">
     <w:name w:val="正文表标题"/>
     <w:next w:val="affe"/>
     <w:pPr>
@@ -34398,16 +37689,15 @@
       <w:sz w:val="21"/>
     </w:rPr>
   </w:style>
-  <w:style w:type="paragraph" w:customStyle="1" w:styleId="afffffff2">
+  <w:style w:type="paragraph" w:customStyle="1" w:styleId="afffffff3">
     <w:name w:val="正文公式编号制表符"/>
     <w:basedOn w:val="affe"/>
     <w:next w:val="affe"/>
-    <w:qFormat/>
     <w:pPr>
       <w:ind w:firstLineChars="0" w:firstLine="0"/>
     </w:pPr>
   </w:style>
-  <w:style w:type="paragraph" w:customStyle="1" w:styleId="afffffff3">
+  <w:style w:type="paragraph" w:customStyle="1" w:styleId="afffffff4">
     <w:name w:val="正文图标题"/>
     <w:next w:val="affe"/>
     <w:pPr>
@@ -34422,30 +37712,30 @@
       <w:sz w:val="21"/>
     </w:rPr>
   </w:style>
-  <w:style w:type="paragraph" w:customStyle="1" w:styleId="afffffff4">
+  <w:style w:type="paragraph" w:customStyle="1" w:styleId="afffffff5">
     <w:name w:val="终结线"/>
     <w:basedOn w:val="afa"/>
     <w:pPr>
       <w:framePr w:hSpace="181" w:vSpace="181" w:wrap="around" w:vAnchor="text" w:hAnchor="margin" w:xAlign="center" w:y="285"/>
     </w:pPr>
   </w:style>
-  <w:style w:type="paragraph" w:customStyle="1" w:styleId="afffffff5">
+  <w:style w:type="paragraph" w:customStyle="1" w:styleId="afffffff6">
     <w:name w:val="其他发布日期"/>
-    <w:basedOn w:val="affffe"/>
+    <w:basedOn w:val="afffff"/>
     <w:pPr>
       <w:framePr w:wrap="around" w:vAnchor="page" w:hAnchor="text" w:x="1419"/>
     </w:pPr>
   </w:style>
-  <w:style w:type="paragraph" w:customStyle="1" w:styleId="afffffff6">
+  <w:style w:type="paragraph" w:customStyle="1" w:styleId="afffffff7">
     <w:name w:val="其他实施日期"/>
-    <w:basedOn w:val="affffff6"/>
+    <w:basedOn w:val="affffff7"/>
     <w:pPr>
       <w:framePr w:wrap="around"/>
     </w:pPr>
   </w:style>
   <w:style w:type="paragraph" w:customStyle="1" w:styleId="23">
     <w:name w:val="封面标准名称2"/>
-    <w:basedOn w:val="afffff0"/>
+    <w:basedOn w:val="afffff1"/>
     <w:pPr>
       <w:framePr w:wrap="around" w:y="4469"/>
       <w:spacing w:beforeLines="630" w:before="630"/>
@@ -34453,28 +37743,28 @@
   </w:style>
   <w:style w:type="paragraph" w:customStyle="1" w:styleId="24">
     <w:name w:val="封面标准英文名称2"/>
-    <w:basedOn w:val="afffff1"/>
+    <w:basedOn w:val="afffff2"/>
     <w:pPr>
       <w:framePr w:wrap="around" w:y="4469"/>
     </w:pPr>
   </w:style>
   <w:style w:type="paragraph" w:customStyle="1" w:styleId="25">
     <w:name w:val="封面一致性程度标识2"/>
-    <w:basedOn w:val="afffff2"/>
+    <w:basedOn w:val="afffff3"/>
     <w:pPr>
       <w:framePr w:wrap="around" w:y="4469"/>
     </w:pPr>
   </w:style>
   <w:style w:type="paragraph" w:customStyle="1" w:styleId="26">
     <w:name w:val="封面标准文稿类别2"/>
-    <w:basedOn w:val="afffff3"/>
+    <w:basedOn w:val="afffff4"/>
     <w:pPr>
       <w:framePr w:wrap="around" w:y="4469"/>
     </w:pPr>
   </w:style>
   <w:style w:type="paragraph" w:customStyle="1" w:styleId="27">
     <w:name w:val="封面标准文稿编辑信息2"/>
-    <w:basedOn w:val="afffff4"/>
+    <w:basedOn w:val="afffff5"/>
     <w:pPr>
       <w:framePr w:wrap="around" w:y="4469"/>
     </w:pPr>
@@ -34543,7 +37833,7 @@
       <w:sz w:val="24"/>
     </w:rPr>
   </w:style>
-  <w:style w:type="paragraph" w:customStyle="1" w:styleId="afffffff7">
+  <w:style w:type="paragraph" w:customStyle="1" w:styleId="afffffff8">
     <w:name w:val="缺省文本"/>
     <w:basedOn w:val="afa"/>
     <w:rPr>
@@ -34675,6 +37965,143 @@
     <w:semiHidden/>
     <w:rPr>
       <w:rFonts w:ascii="Times New Roman" w:eastAsia="宋体" w:hAnsi="Times New Roman" w:cs="Times New Roman"/>
+      <w:szCs w:val="24"/>
+    </w:rPr>
+  </w:style>
+  <w:style w:type="paragraph" w:customStyle="1" w:styleId="31">
+    <w:name w:val="标题3"/>
+    <w:basedOn w:val="afa"/>
+    <w:link w:val="32"/>
+    <w:qFormat/>
+    <w:rsid w:val="00600A28"/>
+    <w:pPr>
+      <w:spacing w:line="360" w:lineRule="auto"/>
+      <w:jc w:val="left"/>
+    </w:pPr>
+    <w:rPr>
+      <w:b/>
+      <w:sz w:val="24"/>
+    </w:rPr>
+  </w:style>
+  <w:style w:type="character" w:customStyle="1" w:styleId="32">
+    <w:name w:val="标题3 字符"/>
+    <w:basedOn w:val="afb"/>
+    <w:link w:val="31"/>
+    <w:rsid w:val="00600A28"/>
+    <w:rPr>
+      <w:b/>
+      <w:kern w:val="2"/>
+      <w:sz w:val="24"/>
+      <w:szCs w:val="24"/>
+    </w:rPr>
+  </w:style>
+  <w:style w:type="paragraph" w:customStyle="1" w:styleId="afffffff9">
+    <w:name w:val="正文中文"/>
+    <w:basedOn w:val="afa"/>
+    <w:link w:val="afffffffa"/>
+    <w:qFormat/>
+    <w:rsid w:val="00600A28"/>
+    <w:pPr>
+      <w:widowControl/>
+      <w:ind w:firstLineChars="200" w:firstLine="200"/>
+      <w:jc w:val="left"/>
+    </w:pPr>
+    <w:rPr>
+      <w:szCs w:val="28"/>
+    </w:rPr>
+  </w:style>
+  <w:style w:type="character" w:customStyle="1" w:styleId="afffffffa">
+    <w:name w:val="正文中文 字符"/>
+    <w:basedOn w:val="afb"/>
+    <w:link w:val="afffffff9"/>
+    <w:rsid w:val="00600A28"/>
+    <w:rPr>
+      <w:kern w:val="2"/>
+      <w:sz w:val="21"/>
+      <w:szCs w:val="28"/>
+    </w:rPr>
+  </w:style>
+  <w:style w:type="paragraph" w:customStyle="1" w:styleId="afffffffb">
+    <w:name w:val="图注"/>
+    <w:basedOn w:val="afffffff9"/>
+    <w:link w:val="afffffffc"/>
+    <w:qFormat/>
+    <w:rsid w:val="00600A28"/>
+    <w:pPr>
+      <w:ind w:firstLineChars="0" w:firstLine="0"/>
+      <w:jc w:val="center"/>
+    </w:pPr>
+    <w:rPr>
+      <w:sz w:val="18"/>
+    </w:rPr>
+  </w:style>
+  <w:style w:type="character" w:customStyle="1" w:styleId="afffffffc">
+    <w:name w:val="图注 字符"/>
+    <w:basedOn w:val="afffffffa"/>
+    <w:link w:val="afffffffb"/>
+    <w:rsid w:val="00600A28"/>
+    <w:rPr>
+      <w:kern w:val="2"/>
+      <w:sz w:val="18"/>
+      <w:szCs w:val="28"/>
+    </w:rPr>
+  </w:style>
+  <w:style w:type="paragraph" w:customStyle="1" w:styleId="28">
+    <w:name w:val="中文2"/>
+    <w:basedOn w:val="afffa"/>
+    <w:link w:val="29"/>
+    <w:qFormat/>
+    <w:rsid w:val="00600A28"/>
+    <w:pPr>
+      <w:ind w:firstLineChars="0" w:firstLine="0"/>
+      <w:jc w:val="left"/>
+    </w:pPr>
+  </w:style>
+  <w:style w:type="character" w:customStyle="1" w:styleId="afffb">
+    <w:name w:val="列表段落 字符"/>
+    <w:basedOn w:val="afb"/>
+    <w:link w:val="afffa"/>
+    <w:uiPriority w:val="34"/>
+    <w:rsid w:val="00600A28"/>
+    <w:rPr>
+      <w:kern w:val="2"/>
+      <w:sz w:val="21"/>
+      <w:szCs w:val="24"/>
+    </w:rPr>
+  </w:style>
+  <w:style w:type="character" w:customStyle="1" w:styleId="29">
+    <w:name w:val="中文2 字符"/>
+    <w:basedOn w:val="afffb"/>
+    <w:link w:val="28"/>
+    <w:rsid w:val="00600A28"/>
+    <w:rPr>
+      <w:kern w:val="2"/>
+      <w:sz w:val="21"/>
+      <w:szCs w:val="24"/>
+    </w:rPr>
+  </w:style>
+  <w:style w:type="paragraph" w:customStyle="1" w:styleId="afffffffd">
+    <w:name w:val="中文居中"/>
+    <w:basedOn w:val="28"/>
+    <w:link w:val="afffffffe"/>
+    <w:qFormat/>
+    <w:rsid w:val="00EC5BDF"/>
+    <w:pPr>
+      <w:jc w:val="center"/>
+    </w:pPr>
+    <w:rPr>
+      <w:rFonts w:ascii="宋体"/>
+    </w:rPr>
+  </w:style>
+  <w:style w:type="character" w:customStyle="1" w:styleId="afffffffe">
+    <w:name w:val="中文居中 字符"/>
+    <w:basedOn w:val="29"/>
+    <w:link w:val="afffffffd"/>
+    <w:rsid w:val="00EC5BDF"/>
+    <w:rPr>
+      <w:rFonts w:ascii="宋体"/>
+      <w:kern w:val="2"/>
+      <w:sz w:val="21"/>
       <w:szCs w:val="24"/>
     </w:rPr>
   </w:style>
